--- a/activity-form-template.docx
+++ b/activity-form-template.docx
@@ -842,6 +842,21 @@
                 <w:szCs w:val="22"/>
               </w:rPr>
               <w:t>{#success_criteria} {points}</w:t>
+            </w:r>
+            <w:r>
+              <w:rPr>
+                <w:rFonts w:ascii="Calibri" w:hAnsi="Calibri" w:cs="Calibri"/>
+                <w:color w:val="000000" w:themeColor="text1"/>
+                <w:sz w:val="22"/>
+                <w:szCs w:val="22"/>
+              </w:rPr>
+              <w:t xml:space="preserve"> </w:t>
+            </w:r>
+            <w:r>
+              <w:rPr>
+                <w:rFonts w:ascii="Times New Roman" w:eastAsia="DengXian" w:hAnsi="Times New Roman" w:cs="Times New Roman"/>
+              </w:rPr>
+              <w:t>{/}</w:t>
             </w:r>
           </w:p>
         </w:tc>

--- a/activity-form-template.docx
+++ b/activity-form-template.docx
@@ -622,8 +622,10 @@
         <w:sectPr>
           <w:headerReference w:type="even" r:id="rId8"/>
           <w:headerReference w:type="default" r:id="rId9"/>
-          <w:footerReference w:type="default" r:id="rId10"/>
-          <w:headerReference w:type="first" r:id="rId11"/>
+          <w:footerReference w:type="even" r:id="rId10"/>
+          <w:footerReference w:type="default" r:id="rId11"/>
+          <w:headerReference w:type="first" r:id="rId12"/>
+          <w:footerReference w:type="first" r:id="rId13"/>
           <w:pgSz w:w="12240" w:h="15840"/>
           <w:pgMar w:top="720" w:right="720" w:bottom="806" w:left="1152" w:header="720" w:footer="720" w:gutter="0"/>
           <w:cols w:space="720"/>
@@ -6873,6 +6875,16 @@
 </file>
 
 <file path=word/footer1.xml><?xml version="1.0" encoding="utf-8"?>
+<w:ftr xmlns:wpc="http://schemas.microsoft.com/office/word/2010/wordprocessingCanvas" xmlns:cx="http://schemas.microsoft.com/office/drawing/2014/chartex" xmlns:cx1="http://schemas.microsoft.com/office/drawing/2015/9/8/chartex" xmlns:cx2="http://schemas.microsoft.com/office/drawing/2015/10/21/chartex" xmlns:cx3="http://schemas.microsoft.com/office/drawing/2016/5/9/chartex" xmlns:cx4="http://schemas.microsoft.com/office/drawing/2016/5/10/chartex" xmlns:cx5="http://schemas.microsoft.com/office/drawing/2016/5/11/chartex" xmlns:cx6="http://schemas.microsoft.com/office/drawing/2016/5/12/chartex" xmlns:cx7="http://schemas.microsoft.com/office/drawing/2016/5/13/chartex" xmlns:cx8="http://schemas.microsoft.com/office/drawing/2016/5/14/chartex" xmlns:mc="http://schemas.openxmlformats.org/markup-compatibility/2006" xmlns:aink="http://schemas.microsoft.com/office/drawing/2016/ink" xmlns:am3d="http://schemas.microsoft.com/office/drawing/2017/model3d" xmlns:o="urn:schemas-microsoft-com:office:office" xmlns:oel="http://schemas.microsoft.com/office/2019/extlst" xmlns:r="http://schemas.openxmlformats.org/officeDocument/2006/relationships" xmlns:m="http://schemas.openxmlformats.org/officeDocument/2006/math" xmlns:v="urn:schemas-microsoft-com:vml" xmlns:wp14="http://schemas.microsoft.com/office/word/2010/wordprocessingDrawing" xmlns:wp="http://schemas.openxmlformats.org/drawingml/2006/wordprocessingDrawing" xmlns:w10="urn:schemas-microsoft-com:office:word" xmlns:w="http://schemas.openxmlformats.org/wordprocessingml/2006/main" xmlns:w14="http://schemas.microsoft.com/office/word/2010/wordml" xmlns:w15="http://schemas.microsoft.com/office/word/2012/wordml" xmlns:w16cex="http://schemas.microsoft.com/office/word/2018/wordml/cex" xmlns:w16cid="http://schemas.microsoft.com/office/word/2016/wordml/cid" xmlns:w16="http://schemas.microsoft.com/office/word/2018/wordml" xmlns:w16sdtdh="http://schemas.microsoft.com/office/word/2020/wordml/sdtdatahash" xmlns:w16se="http://schemas.microsoft.com/office/word/2015/wordml/symex" xmlns:wpg="http://schemas.microsoft.com/office/word/2010/wordprocessingGroup" xmlns:wpi="http://schemas.microsoft.com/office/word/2010/wordprocessingInk" xmlns:wne="http://schemas.microsoft.com/office/word/2006/wordml" xmlns:wps="http://schemas.microsoft.com/office/word/2010/wordprocessingShape" mc:Ignorable="w14 w15 w16se w16cid w16 w16cex w16sdtdh wp14">
+  <w:p>
+    <w:pPr>
+      <w:pStyle w:val="Footer"/>
+    </w:pPr>
+  </w:p>
+</w:ftr>
+</file>
+
+<file path=word/footer2.xml><?xml version="1.0" encoding="utf-8"?>
 <w:ftr xmlns:wpc="http://schemas.microsoft.com/office/word/2010/wordprocessingCanvas" xmlns:cx="http://schemas.microsoft.com/office/drawing/2014/chartex" xmlns:cx1="http://schemas.microsoft.com/office/drawing/2015/9/8/chartex" xmlns:cx2="http://schemas.microsoft.com/office/drawing/2015/10/21/chartex" xmlns:cx3="http://schemas.microsoft.com/office/drawing/2016/5/9/chartex" xmlns:cx4="http://schemas.microsoft.com/office/drawing/2016/5/10/chartex" xmlns:cx5="http://schemas.microsoft.com/office/drawing/2016/5/11/chartex" xmlns:cx6="http://schemas.microsoft.com/office/drawing/2016/5/12/chartex" xmlns:cx7="http://schemas.microsoft.com/office/drawing/2016/5/13/chartex" xmlns:cx8="http://schemas.microsoft.com/office/drawing/2016/5/14/chartex" xmlns:mc="http://schemas.openxmlformats.org/markup-compatibility/2006" xmlns:aink="http://schemas.microsoft.com/office/drawing/2016/ink" xmlns:am3d="http://schemas.microsoft.com/office/drawing/2017/model3d" xmlns:o="urn:schemas-microsoft-com:office:office" xmlns:oel="http://schemas.microsoft.com/office/2019/extlst" xmlns:r="http://schemas.openxmlformats.org/officeDocument/2006/relationships" xmlns:m="http://schemas.openxmlformats.org/officeDocument/2006/math" xmlns:v="urn:schemas-microsoft-com:vml" xmlns:wp14="http://schemas.microsoft.com/office/word/2010/wordprocessingDrawing" xmlns:wp="http://schemas.openxmlformats.org/drawingml/2006/wordprocessingDrawing" xmlns:w10="urn:schemas-microsoft-com:office:word" xmlns:w="http://schemas.openxmlformats.org/wordprocessingml/2006/main" xmlns:w14="http://schemas.microsoft.com/office/word/2010/wordml" xmlns:w15="http://schemas.microsoft.com/office/word/2012/wordml" xmlns:w16cex="http://schemas.microsoft.com/office/word/2018/wordml/cex" xmlns:w16cid="http://schemas.microsoft.com/office/word/2016/wordml/cid" xmlns:w16="http://schemas.microsoft.com/office/word/2018/wordml" xmlns:w16sdtdh="http://schemas.microsoft.com/office/word/2020/wordml/sdtdatahash" xmlns:w16se="http://schemas.microsoft.com/office/word/2015/wordml/symex" xmlns:wpg="http://schemas.microsoft.com/office/word/2010/wordprocessingGroup" xmlns:wpi="http://schemas.microsoft.com/office/word/2010/wordprocessingInk" xmlns:wne="http://schemas.microsoft.com/office/word/2006/wordml" xmlns:wps="http://schemas.microsoft.com/office/word/2010/wordprocessingShape" mc:Ignorable="w14 w15 w16se w16cid w16 w16cex w16sdtdh wp14">
   <w:p>
     <w:pPr>
@@ -7049,6 +7061,16 @@
       </w:rPr>
       <w:t>/2025</w:t>
     </w:r>
+  </w:p>
+</w:ftr>
+</file>
+
+<file path=word/footer3.xml><?xml version="1.0" encoding="utf-8"?>
+<w:ftr xmlns:wpc="http://schemas.microsoft.com/office/word/2010/wordprocessingCanvas" xmlns:cx="http://schemas.microsoft.com/office/drawing/2014/chartex" xmlns:cx1="http://schemas.microsoft.com/office/drawing/2015/9/8/chartex" xmlns:cx2="http://schemas.microsoft.com/office/drawing/2015/10/21/chartex" xmlns:cx3="http://schemas.microsoft.com/office/drawing/2016/5/9/chartex" xmlns:cx4="http://schemas.microsoft.com/office/drawing/2016/5/10/chartex" xmlns:cx5="http://schemas.microsoft.com/office/drawing/2016/5/11/chartex" xmlns:cx6="http://schemas.microsoft.com/office/drawing/2016/5/12/chartex" xmlns:cx7="http://schemas.microsoft.com/office/drawing/2016/5/13/chartex" xmlns:cx8="http://schemas.microsoft.com/office/drawing/2016/5/14/chartex" xmlns:mc="http://schemas.openxmlformats.org/markup-compatibility/2006" xmlns:aink="http://schemas.microsoft.com/office/drawing/2016/ink" xmlns:am3d="http://schemas.microsoft.com/office/drawing/2017/model3d" xmlns:o="urn:schemas-microsoft-com:office:office" xmlns:oel="http://schemas.microsoft.com/office/2019/extlst" xmlns:r="http://schemas.openxmlformats.org/officeDocument/2006/relationships" xmlns:m="http://schemas.openxmlformats.org/officeDocument/2006/math" xmlns:v="urn:schemas-microsoft-com:vml" xmlns:wp14="http://schemas.microsoft.com/office/word/2010/wordprocessingDrawing" xmlns:wp="http://schemas.openxmlformats.org/drawingml/2006/wordprocessingDrawing" xmlns:w10="urn:schemas-microsoft-com:office:word" xmlns:w="http://schemas.openxmlformats.org/wordprocessingml/2006/main" xmlns:w14="http://schemas.microsoft.com/office/word/2010/wordml" xmlns:w15="http://schemas.microsoft.com/office/word/2012/wordml" xmlns:w16cex="http://schemas.microsoft.com/office/word/2018/wordml/cex" xmlns:w16cid="http://schemas.microsoft.com/office/word/2016/wordml/cid" xmlns:w16="http://schemas.microsoft.com/office/word/2018/wordml" xmlns:w16sdtdh="http://schemas.microsoft.com/office/word/2020/wordml/sdtdatahash" xmlns:w16se="http://schemas.microsoft.com/office/word/2015/wordml/symex" xmlns:wpg="http://schemas.microsoft.com/office/word/2010/wordprocessingGroup" xmlns:wpi="http://schemas.microsoft.com/office/word/2010/wordprocessingInk" xmlns:wne="http://schemas.microsoft.com/office/word/2006/wordml" xmlns:wps="http://schemas.microsoft.com/office/word/2010/wordprocessingShape" mc:Ignorable="w14 w15 w16se w16cid w16 w16cex w16sdtdh wp14">
+  <w:p>
+    <w:pPr>
+      <w:pStyle w:val="Footer"/>
+    </w:pPr>
   </w:p>
 </w:ftr>
 </file>
@@ -7637,66 +7659,8 @@
             </w:rPr>
           </w:pPr>
           <w:r>
-            <w:rPr>
-              <w:rFonts w:ascii="Arial" w:eastAsia="Arial" w:hAnsi="Arial" w:cs="Arial"/>
-              <w:b/>
-              <w:color w:val="FF0000"/>
-              <w:sz w:val="20"/>
-              <w:szCs w:val="20"/>
-              <w:lang w:val="en"/>
-            </w:rPr>
-            <w:t>{</w:t>
+            <w:t>{%customer_logo}</w:t>
           </w:r>
-          <w:r>
-            <w:rPr>
-              <w:rFonts w:ascii="Arial" w:eastAsia="Arial" w:hAnsi="Arial" w:cs="Arial"/>
-              <w:b/>
-              <w:color w:val="FF0000"/>
-              <w:sz w:val="20"/>
-              <w:szCs w:val="20"/>
-              <w:lang w:val="en"/>
-            </w:rPr>
-            <w:t>%</w:t>
-          </w:r>
-          <w:proofErr w:type="spellStart"/>
-          <w:r>
-            <w:rPr>
-              <w:rFonts w:ascii="Arial" w:eastAsia="Arial" w:hAnsi="Arial" w:cs="Arial"/>
-              <w:b/>
-              <w:color w:val="FF0000"/>
-              <w:sz w:val="20"/>
-              <w:szCs w:val="20"/>
-              <w:lang w:val="en"/>
-            </w:rPr>
-            <w:t>customer_logo</w:t>
-          </w:r>
-          <w:proofErr w:type="spellEnd"/>
-          <w:r>
-            <w:rPr>
-              <w:rFonts w:ascii="Arial" w:eastAsia="Arial" w:hAnsi="Arial" w:cs="Arial"/>
-              <w:b/>
-              <w:color w:val="FF0000"/>
-              <w:sz w:val="20"/>
-              <w:szCs w:val="20"/>
-              <w:lang w:val="en"/>
-            </w:rPr>
-            <w:t>}</w:t>
-          </w:r>
-        </w:p>
-        <w:p>
-          <w:pPr>
-            <w:tabs>
-              <w:tab w:val="center" w:pos="4680"/>
-              <w:tab w:val="right" w:pos="9360"/>
-            </w:tabs>
-            <w:spacing w:after="0"/>
-            <w:jc w:val="center"/>
-            <w:rPr>
-              <w:rFonts w:ascii="Arial" w:eastAsia="Arial" w:hAnsi="Arial" w:cs="Arial"/>
-              <w:b/>
-              <w:lang w:val="en"/>
-            </w:rPr>
-          </w:pPr>
         </w:p>
       </w:tc>
       <w:tc>

--- a/activity-form-template.docx
+++ b/activity-form-template.docx
@@ -622,10 +622,8 @@
         <w:sectPr>
           <w:headerReference w:type="even" r:id="rId8"/>
           <w:headerReference w:type="default" r:id="rId9"/>
-          <w:footerReference w:type="even" r:id="rId10"/>
-          <w:footerReference w:type="default" r:id="rId11"/>
-          <w:headerReference w:type="first" r:id="rId12"/>
-          <w:footerReference w:type="first" r:id="rId13"/>
+          <w:footerReference w:type="default" r:id="rId10"/>
+          <w:headerReference w:type="first" r:id="rId11"/>
           <w:pgSz w:w="12240" w:h="15840"/>
           <w:pgMar w:top="720" w:right="720" w:bottom="806" w:left="1152" w:header="720" w:footer="720" w:gutter="0"/>
           <w:cols w:space="720"/>
@@ -6875,16 +6873,6 @@
 </file>
 
 <file path=word/footer1.xml><?xml version="1.0" encoding="utf-8"?>
-<w:ftr xmlns:wpc="http://schemas.microsoft.com/office/word/2010/wordprocessingCanvas" xmlns:cx="http://schemas.microsoft.com/office/drawing/2014/chartex" xmlns:cx1="http://schemas.microsoft.com/office/drawing/2015/9/8/chartex" xmlns:cx2="http://schemas.microsoft.com/office/drawing/2015/10/21/chartex" xmlns:cx3="http://schemas.microsoft.com/office/drawing/2016/5/9/chartex" xmlns:cx4="http://schemas.microsoft.com/office/drawing/2016/5/10/chartex" xmlns:cx5="http://schemas.microsoft.com/office/drawing/2016/5/11/chartex" xmlns:cx6="http://schemas.microsoft.com/office/drawing/2016/5/12/chartex" xmlns:cx7="http://schemas.microsoft.com/office/drawing/2016/5/13/chartex" xmlns:cx8="http://schemas.microsoft.com/office/drawing/2016/5/14/chartex" xmlns:mc="http://schemas.openxmlformats.org/markup-compatibility/2006" xmlns:aink="http://schemas.microsoft.com/office/drawing/2016/ink" xmlns:am3d="http://schemas.microsoft.com/office/drawing/2017/model3d" xmlns:o="urn:schemas-microsoft-com:office:office" xmlns:oel="http://schemas.microsoft.com/office/2019/extlst" xmlns:r="http://schemas.openxmlformats.org/officeDocument/2006/relationships" xmlns:m="http://schemas.openxmlformats.org/officeDocument/2006/math" xmlns:v="urn:schemas-microsoft-com:vml" xmlns:wp14="http://schemas.microsoft.com/office/word/2010/wordprocessingDrawing" xmlns:wp="http://schemas.openxmlformats.org/drawingml/2006/wordprocessingDrawing" xmlns:w10="urn:schemas-microsoft-com:office:word" xmlns:w="http://schemas.openxmlformats.org/wordprocessingml/2006/main" xmlns:w14="http://schemas.microsoft.com/office/word/2010/wordml" xmlns:w15="http://schemas.microsoft.com/office/word/2012/wordml" xmlns:w16cex="http://schemas.microsoft.com/office/word/2018/wordml/cex" xmlns:w16cid="http://schemas.microsoft.com/office/word/2016/wordml/cid" xmlns:w16="http://schemas.microsoft.com/office/word/2018/wordml" xmlns:w16sdtdh="http://schemas.microsoft.com/office/word/2020/wordml/sdtdatahash" xmlns:w16se="http://schemas.microsoft.com/office/word/2015/wordml/symex" xmlns:wpg="http://schemas.microsoft.com/office/word/2010/wordprocessingGroup" xmlns:wpi="http://schemas.microsoft.com/office/word/2010/wordprocessingInk" xmlns:wne="http://schemas.microsoft.com/office/word/2006/wordml" xmlns:wps="http://schemas.microsoft.com/office/word/2010/wordprocessingShape" mc:Ignorable="w14 w15 w16se w16cid w16 w16cex w16sdtdh wp14">
-  <w:p>
-    <w:pPr>
-      <w:pStyle w:val="Footer"/>
-    </w:pPr>
-  </w:p>
-</w:ftr>
-</file>
-
-<file path=word/footer2.xml><?xml version="1.0" encoding="utf-8"?>
 <w:ftr xmlns:wpc="http://schemas.microsoft.com/office/word/2010/wordprocessingCanvas" xmlns:cx="http://schemas.microsoft.com/office/drawing/2014/chartex" xmlns:cx1="http://schemas.microsoft.com/office/drawing/2015/9/8/chartex" xmlns:cx2="http://schemas.microsoft.com/office/drawing/2015/10/21/chartex" xmlns:cx3="http://schemas.microsoft.com/office/drawing/2016/5/9/chartex" xmlns:cx4="http://schemas.microsoft.com/office/drawing/2016/5/10/chartex" xmlns:cx5="http://schemas.microsoft.com/office/drawing/2016/5/11/chartex" xmlns:cx6="http://schemas.microsoft.com/office/drawing/2016/5/12/chartex" xmlns:cx7="http://schemas.microsoft.com/office/drawing/2016/5/13/chartex" xmlns:cx8="http://schemas.microsoft.com/office/drawing/2016/5/14/chartex" xmlns:mc="http://schemas.openxmlformats.org/markup-compatibility/2006" xmlns:aink="http://schemas.microsoft.com/office/drawing/2016/ink" xmlns:am3d="http://schemas.microsoft.com/office/drawing/2017/model3d" xmlns:o="urn:schemas-microsoft-com:office:office" xmlns:oel="http://schemas.microsoft.com/office/2019/extlst" xmlns:r="http://schemas.openxmlformats.org/officeDocument/2006/relationships" xmlns:m="http://schemas.openxmlformats.org/officeDocument/2006/math" xmlns:v="urn:schemas-microsoft-com:vml" xmlns:wp14="http://schemas.microsoft.com/office/word/2010/wordprocessingDrawing" xmlns:wp="http://schemas.openxmlformats.org/drawingml/2006/wordprocessingDrawing" xmlns:w10="urn:schemas-microsoft-com:office:word" xmlns:w="http://schemas.openxmlformats.org/wordprocessingml/2006/main" xmlns:w14="http://schemas.microsoft.com/office/word/2010/wordml" xmlns:w15="http://schemas.microsoft.com/office/word/2012/wordml" xmlns:w16cex="http://schemas.microsoft.com/office/word/2018/wordml/cex" xmlns:w16cid="http://schemas.microsoft.com/office/word/2016/wordml/cid" xmlns:w16="http://schemas.microsoft.com/office/word/2018/wordml" xmlns:w16sdtdh="http://schemas.microsoft.com/office/word/2020/wordml/sdtdatahash" xmlns:w16se="http://schemas.microsoft.com/office/word/2015/wordml/symex" xmlns:wpg="http://schemas.microsoft.com/office/word/2010/wordprocessingGroup" xmlns:wpi="http://schemas.microsoft.com/office/word/2010/wordprocessingInk" xmlns:wne="http://schemas.microsoft.com/office/word/2006/wordml" xmlns:wps="http://schemas.microsoft.com/office/word/2010/wordprocessingShape" mc:Ignorable="w14 w15 w16se w16cid w16 w16cex w16sdtdh wp14">
   <w:p>
     <w:pPr>
@@ -7061,16 +7049,6 @@
       </w:rPr>
       <w:t>/2025</w:t>
     </w:r>
-  </w:p>
-</w:ftr>
-</file>
-
-<file path=word/footer3.xml><?xml version="1.0" encoding="utf-8"?>
-<w:ftr xmlns:wpc="http://schemas.microsoft.com/office/word/2010/wordprocessingCanvas" xmlns:cx="http://schemas.microsoft.com/office/drawing/2014/chartex" xmlns:cx1="http://schemas.microsoft.com/office/drawing/2015/9/8/chartex" xmlns:cx2="http://schemas.microsoft.com/office/drawing/2015/10/21/chartex" xmlns:cx3="http://schemas.microsoft.com/office/drawing/2016/5/9/chartex" xmlns:cx4="http://schemas.microsoft.com/office/drawing/2016/5/10/chartex" xmlns:cx5="http://schemas.microsoft.com/office/drawing/2016/5/11/chartex" xmlns:cx6="http://schemas.microsoft.com/office/drawing/2016/5/12/chartex" xmlns:cx7="http://schemas.microsoft.com/office/drawing/2016/5/13/chartex" xmlns:cx8="http://schemas.microsoft.com/office/drawing/2016/5/14/chartex" xmlns:mc="http://schemas.openxmlformats.org/markup-compatibility/2006" xmlns:aink="http://schemas.microsoft.com/office/drawing/2016/ink" xmlns:am3d="http://schemas.microsoft.com/office/drawing/2017/model3d" xmlns:o="urn:schemas-microsoft-com:office:office" xmlns:oel="http://schemas.microsoft.com/office/2019/extlst" xmlns:r="http://schemas.openxmlformats.org/officeDocument/2006/relationships" xmlns:m="http://schemas.openxmlformats.org/officeDocument/2006/math" xmlns:v="urn:schemas-microsoft-com:vml" xmlns:wp14="http://schemas.microsoft.com/office/word/2010/wordprocessingDrawing" xmlns:wp="http://schemas.openxmlformats.org/drawingml/2006/wordprocessingDrawing" xmlns:w10="urn:schemas-microsoft-com:office:word" xmlns:w="http://schemas.openxmlformats.org/wordprocessingml/2006/main" xmlns:w14="http://schemas.microsoft.com/office/word/2010/wordml" xmlns:w15="http://schemas.microsoft.com/office/word/2012/wordml" xmlns:w16cex="http://schemas.microsoft.com/office/word/2018/wordml/cex" xmlns:w16cid="http://schemas.microsoft.com/office/word/2016/wordml/cid" xmlns:w16="http://schemas.microsoft.com/office/word/2018/wordml" xmlns:w16sdtdh="http://schemas.microsoft.com/office/word/2020/wordml/sdtdatahash" xmlns:w16se="http://schemas.microsoft.com/office/word/2015/wordml/symex" xmlns:wpg="http://schemas.microsoft.com/office/word/2010/wordprocessingGroup" xmlns:wpi="http://schemas.microsoft.com/office/word/2010/wordprocessingInk" xmlns:wne="http://schemas.microsoft.com/office/word/2006/wordml" xmlns:wps="http://schemas.microsoft.com/office/word/2010/wordprocessingShape" mc:Ignorable="w14 w15 w16se w16cid w16 w16cex w16sdtdh wp14">
-  <w:p>
-    <w:pPr>
-      <w:pStyle w:val="Footer"/>
-    </w:pPr>
   </w:p>
 </w:ftr>
 </file>
@@ -7659,7 +7637,7 @@
             </w:rPr>
           </w:pPr>
           <w:r>
-            <w:t>{%customer_logo}</w:t>
+            <w:t>{later}</w:t>
           </w:r>
         </w:p>
       </w:tc>

--- a/activity-form-template.docx
+++ b/activity-form-template.docx
@@ -707,9 +707,9 @@
         <w:tblLook w:val="04A0" w:firstRow="1" w:lastRow="0" w:firstColumn="1" w:lastColumn="0" w:noHBand="0" w:noVBand="1"/>
       </w:tblPr>
       <w:tblGrid>
-        <w:gridCol w:w="586"/>
-        <w:gridCol w:w="8482"/>
-        <w:gridCol w:w="1155"/>
+        <w:gridCol w:w="1879"/>
+        <w:gridCol w:w="7249"/>
+        <w:gridCol w:w="1095"/>
       </w:tblGrid>
       <w:tr>
         <w:tc>
@@ -813,6 +813,15 @@
             <w:r>
               <w:rPr>
                 <w:rFonts w:ascii="Calibri" w:hAnsi="Calibri" w:cs="Calibri"/>
+                <w:color w:val="000000" w:themeColor="text1"/>
+                <w:sz w:val="22"/>
+                <w:szCs w:val="22"/>
+              </w:rPr>
+              <w:t xml:space="preserve">{#success_criteria} </w:t>
+            </w:r>
+            <w:r>
+              <w:rPr>
+                <w:rFonts w:ascii="Calibri" w:hAnsi="Calibri" w:cs="Calibri"/>
                 <w:bCs/>
                 <w:sz w:val="22"/>
                 <w:szCs w:val="22"/>
@@ -841,7 +850,7 @@
                 <w:sz w:val="22"/>
                 <w:szCs w:val="22"/>
               </w:rPr>
-              <w:t>{#success_criteria} {points}</w:t>
+              <w:t>{points}</w:t>
             </w:r>
             <w:r>
               <w:rPr>
@@ -852,28 +861,28 @@
               </w:rPr>
               <w:t xml:space="preserve"> </w:t>
             </w:r>
+          </w:p>
+        </w:tc>
+        <w:tc>
+          <w:tcPr>
+            <w:tcW w:w="1156" w:type="dxa"/>
+          </w:tcPr>
+          <w:p>
+            <w:pPr>
+              <w:jc w:val="center"/>
+              <w:rPr>
+                <w:rFonts w:ascii="Calibri" w:hAnsi="Calibri" w:cs="Calibri"/>
+                <w:bCs/>
+                <w:sz w:val="22"/>
+                <w:szCs w:val="22"/>
+              </w:rPr>
+            </w:pPr>
             <w:r>
               <w:rPr>
                 <w:rFonts w:ascii="Times New Roman" w:eastAsia="DengXian" w:hAnsi="Times New Roman" w:cs="Times New Roman"/>
               </w:rPr>
               <w:t>{/}</w:t>
             </w:r>
-          </w:p>
-        </w:tc>
-        <w:tc>
-          <w:tcPr>
-            <w:tcW w:w="1156" w:type="dxa"/>
-          </w:tcPr>
-          <w:p>
-            <w:pPr>
-              <w:jc w:val="center"/>
-              <w:rPr>
-                <w:rFonts w:ascii="Calibri" w:hAnsi="Calibri" w:cs="Calibri"/>
-                <w:bCs/>
-                <w:sz w:val="22"/>
-                <w:szCs w:val="22"/>
-              </w:rPr>
-            </w:pPr>
           </w:p>
         </w:tc>
       </w:tr>

--- a/activity-form-template.docx
+++ b/activity-form-template.docx
@@ -605,6 +605,76 @@
           <w:u w:val="single"/>
         </w:rPr>
         <w:t>AWS Services:</w:t>
+      </w:r>
+    </w:p>
+    <w:p>
+      <w:pPr>
+        <w:spacing w:after="0" w:line="360" w:lineRule="auto"/>
+        <w:ind w:firstLine="426"/>
+        <w:rPr>
+          <w:rFonts w:ascii="Calibri" w:hAnsi="Calibri" w:cs="Calibri"/>
+          <w:b/>
+          <w:bCs/>
+          <w:sz w:val="22"/>
+          <w:szCs w:val="22"/>
+          <w:u w:val="single"/>
+        </w:rPr>
+      </w:pPr>
+      <w:r>
+        <w:rPr>
+          <w:rFonts w:ascii="Calibri" w:hAnsi="Calibri" w:cs="Calibri"/>
+          <w:b/>
+          <w:bCs/>
+          <w:sz w:val="22"/>
+          <w:szCs w:val="22"/>
+          <w:u w:val="single"/>
+        </w:rPr>
+        <w:t>{</w:t>
+      </w:r>
+      <w:r>
+        <w:rPr>
+          <w:rFonts w:ascii="Calibri" w:hAnsi="Calibri" w:cs="Calibri"/>
+          <w:b/>
+          <w:bCs/>
+          <w:sz w:val="22"/>
+          <w:szCs w:val="22"/>
+          <w:u w:val="single"/>
+        </w:rPr>
+        <w:t>#</w:t>
+      </w:r>
+      <w:r>
+        <w:rPr>
+          <w:rFonts w:ascii="Calibri" w:hAnsi="Calibri" w:cs="Calibri"/>
+          <w:b/>
+          <w:bCs/>
+          <w:sz w:val="22"/>
+          <w:szCs w:val="22"/>
+          <w:u w:val="single"/>
+        </w:rPr>
+        <w:t>aws_services}</w:t>
+      </w:r>
+    </w:p>
+    <w:p>
+      <w:pPr>
+        <w:pStyle w:val="ListParagraph"/>
+        <w:numPr>
+          <w:ilvl w:val="0"/>
+          <w:numId w:val="7"/>
+        </w:numPr>
+        <w:spacing w:line="360" w:lineRule="auto"/>
+        <w:rPr>
+          <w:rFonts w:ascii="Calibri" w:hAnsi="Calibri" w:cs="Calibri"/>
+          <w:sz w:val="22"/>
+          <w:szCs w:val="22"/>
+        </w:rPr>
+      </w:pPr>
+      <w:r>
+        <w:rPr>
+          <w:rFonts w:ascii="Calibri" w:hAnsi="Calibri" w:cs="Calibri"/>
+          <w:sz w:val="22"/>
+          <w:szCs w:val="22"/>
+        </w:rPr>
+        <w:t>{.}</w:t>
       </w:r>
     </w:p>
     <w:p>
@@ -639,31 +709,7 @@
           <w:szCs w:val="22"/>
           <w:u w:val="single"/>
         </w:rPr>
-        <w:t>{</w:t>
-      </w:r>
-      <w:proofErr w:type="spellStart"/>
-      <w:r>
-        <w:rPr>
-          <w:rFonts w:ascii="Calibri" w:hAnsi="Calibri" w:cs="Calibri"/>
-          <w:b/>
-          <w:bCs/>
-          <w:sz w:val="22"/>
-          <w:szCs w:val="22"/>
-          <w:u w:val="single"/>
-        </w:rPr>
-        <w:t>aws_services</w:t>
-      </w:r>
-      <w:proofErr w:type="spellEnd"/>
-      <w:r>
-        <w:rPr>
-          <w:rFonts w:ascii="Calibri" w:hAnsi="Calibri" w:cs="Calibri"/>
-          <w:b/>
-          <w:bCs/>
-          <w:sz w:val="22"/>
-          <w:szCs w:val="22"/>
-          <w:u w:val="single"/>
-        </w:rPr>
-        <w:t>}</w:t>
+        <w:t>{/}</w:t>
       </w:r>
     </w:p>
     <w:p>
@@ -7646,7 +7692,18 @@
             </w:rPr>
           </w:pPr>
           <w:r>
-            <w:t>{later}</w:t>
+            <w:t>{</w:t>
+          </w:r>
+          <w:r>
+            <w:t>%</w:t>
+          </w:r>
+          <w:proofErr w:type="spellStart"/>
+          <w:r>
+            <w:t>customer_logo</w:t>
+          </w:r>
+          <w:proofErr w:type="spellEnd"/>
+          <w:r>
+            <w:t>}</w:t>
           </w:r>
         </w:p>
       </w:tc>
@@ -8175,6 +8232,96 @@
 <file path=word/numbering.xml><?xml version="1.0" encoding="utf-8"?>
 <w:numbering xmlns:wpc="http://schemas.microsoft.com/office/word/2010/wordprocessingCanvas" xmlns:cx="http://schemas.microsoft.com/office/drawing/2014/chartex" xmlns:cx1="http://schemas.microsoft.com/office/drawing/2015/9/8/chartex" xmlns:cx2="http://schemas.microsoft.com/office/drawing/2015/10/21/chartex" xmlns:cx3="http://schemas.microsoft.com/office/drawing/2016/5/9/chartex" xmlns:cx4="http://schemas.microsoft.com/office/drawing/2016/5/10/chartex" xmlns:cx5="http://schemas.microsoft.com/office/drawing/2016/5/11/chartex" xmlns:cx6="http://schemas.microsoft.com/office/drawing/2016/5/12/chartex" xmlns:cx7="http://schemas.microsoft.com/office/drawing/2016/5/13/chartex" xmlns:cx8="http://schemas.microsoft.com/office/drawing/2016/5/14/chartex" xmlns:mc="http://schemas.openxmlformats.org/markup-compatibility/2006" xmlns:aink="http://schemas.microsoft.com/office/drawing/2016/ink" xmlns:am3d="http://schemas.microsoft.com/office/drawing/2017/model3d" xmlns:o="urn:schemas-microsoft-com:office:office" xmlns:oel="http://schemas.microsoft.com/office/2019/extlst" xmlns:r="http://schemas.openxmlformats.org/officeDocument/2006/relationships" xmlns:m="http://schemas.openxmlformats.org/officeDocument/2006/math" xmlns:v="urn:schemas-microsoft-com:vml" xmlns:wp14="http://schemas.microsoft.com/office/word/2010/wordprocessingDrawing" xmlns:wp="http://schemas.openxmlformats.org/drawingml/2006/wordprocessingDrawing" xmlns:w10="urn:schemas-microsoft-com:office:word" xmlns:w="http://schemas.openxmlformats.org/wordprocessingml/2006/main" xmlns:w14="http://schemas.microsoft.com/office/word/2010/wordml" xmlns:w15="http://schemas.microsoft.com/office/word/2012/wordml" xmlns:w16cex="http://schemas.microsoft.com/office/word/2018/wordml/cex" xmlns:w16cid="http://schemas.microsoft.com/office/word/2016/wordml/cid" xmlns:w16="http://schemas.microsoft.com/office/word/2018/wordml" xmlns:w16sdtdh="http://schemas.microsoft.com/office/word/2020/wordml/sdtdatahash" xmlns:w16se="http://schemas.microsoft.com/office/word/2015/wordml/symex" xmlns:wpg="http://schemas.microsoft.com/office/word/2010/wordprocessingGroup" xmlns:wpi="http://schemas.microsoft.com/office/word/2010/wordprocessingInk" xmlns:wne="http://schemas.microsoft.com/office/word/2006/wordml" xmlns:wps="http://schemas.microsoft.com/office/word/2010/wordprocessingShape" mc:Ignorable="w14 w15 w16se w16cid w16 w16cex w16sdtdh wp14">
   <w:abstractNum w:abstractNumId="0" w15:restartNumberingAfterBreak="0">
+    <w:nsid w:val="14647E6D"/>
+    <w:multiLevelType w:val="hybridMultilevel"/>
+    <w:tmpl w:val="8D0C9806"/>
+    <w:lvl w:ilvl="0" w:tplc="A35C95C0">
+      <w:start w:val="1"/>
+      <w:numFmt w:val="decimal"/>
+      <w:lvlText w:val="%1."/>
+      <w:lvlJc w:val="left"/>
+      <w:pPr>
+        <w:ind w:left="1146" w:hanging="360"/>
+      </w:pPr>
+      <w:rPr>
+        <w:b w:val="0"/>
+        <w:bCs w:val="0"/>
+      </w:rPr>
+    </w:lvl>
+    <w:lvl w:ilvl="1" w:tplc="04090019" w:tentative="1">
+      <w:start w:val="1"/>
+      <w:numFmt w:val="lowerLetter"/>
+      <w:lvlText w:val="%2."/>
+      <w:lvlJc w:val="left"/>
+      <w:pPr>
+        <w:ind w:left="1866" w:hanging="360"/>
+      </w:pPr>
+    </w:lvl>
+    <w:lvl w:ilvl="2" w:tplc="0409001B" w:tentative="1">
+      <w:start w:val="1"/>
+      <w:numFmt w:val="lowerRoman"/>
+      <w:lvlText w:val="%3."/>
+      <w:lvlJc w:val="right"/>
+      <w:pPr>
+        <w:ind w:left="2586" w:hanging="180"/>
+      </w:pPr>
+    </w:lvl>
+    <w:lvl w:ilvl="3" w:tplc="0409000F" w:tentative="1">
+      <w:start w:val="1"/>
+      <w:numFmt w:val="decimal"/>
+      <w:lvlText w:val="%4."/>
+      <w:lvlJc w:val="left"/>
+      <w:pPr>
+        <w:ind w:left="3306" w:hanging="360"/>
+      </w:pPr>
+    </w:lvl>
+    <w:lvl w:ilvl="4" w:tplc="04090019" w:tentative="1">
+      <w:start w:val="1"/>
+      <w:numFmt w:val="lowerLetter"/>
+      <w:lvlText w:val="%5."/>
+      <w:lvlJc w:val="left"/>
+      <w:pPr>
+        <w:ind w:left="4026" w:hanging="360"/>
+      </w:pPr>
+    </w:lvl>
+    <w:lvl w:ilvl="5" w:tplc="0409001B" w:tentative="1">
+      <w:start w:val="1"/>
+      <w:numFmt w:val="lowerRoman"/>
+      <w:lvlText w:val="%6."/>
+      <w:lvlJc w:val="right"/>
+      <w:pPr>
+        <w:ind w:left="4746" w:hanging="180"/>
+      </w:pPr>
+    </w:lvl>
+    <w:lvl w:ilvl="6" w:tplc="0409000F" w:tentative="1">
+      <w:start w:val="1"/>
+      <w:numFmt w:val="decimal"/>
+      <w:lvlText w:val="%7."/>
+      <w:lvlJc w:val="left"/>
+      <w:pPr>
+        <w:ind w:left="5466" w:hanging="360"/>
+      </w:pPr>
+    </w:lvl>
+    <w:lvl w:ilvl="7" w:tplc="04090019" w:tentative="1">
+      <w:start w:val="1"/>
+      <w:numFmt w:val="lowerLetter"/>
+      <w:lvlText w:val="%8."/>
+      <w:lvlJc w:val="left"/>
+      <w:pPr>
+        <w:ind w:left="6186" w:hanging="360"/>
+      </w:pPr>
+    </w:lvl>
+    <w:lvl w:ilvl="8" w:tplc="0409001B" w:tentative="1">
+      <w:start w:val="1"/>
+      <w:numFmt w:val="lowerRoman"/>
+      <w:lvlText w:val="%9."/>
+      <w:lvlJc w:val="right"/>
+      <w:pPr>
+        <w:ind w:left="6906" w:hanging="180"/>
+      </w:pPr>
+    </w:lvl>
+  </w:abstractNum>
+  <w:abstractNum w:abstractNumId="1" w15:restartNumberingAfterBreak="0">
     <w:nsid w:val="45CF4DE4"/>
     <w:multiLevelType w:val="hybridMultilevel"/>
     <w:tmpl w:val="5DCE1932"/>
@@ -8265,7 +8412,7 @@
       </w:pPr>
     </w:lvl>
   </w:abstractNum>
-  <w:abstractNum w:abstractNumId="1" w15:restartNumberingAfterBreak="0">
+  <w:abstractNum w:abstractNumId="2" w15:restartNumberingAfterBreak="0">
     <w:nsid w:val="49267F78"/>
     <w:multiLevelType w:val="hybridMultilevel"/>
     <w:tmpl w:val="1F34997C"/>
@@ -8351,7 +8498,7 @@
       </w:pPr>
     </w:lvl>
   </w:abstractNum>
-  <w:abstractNum w:abstractNumId="2" w15:restartNumberingAfterBreak="0">
+  <w:abstractNum w:abstractNumId="3" w15:restartNumberingAfterBreak="0">
     <w:nsid w:val="60C6544E"/>
     <w:multiLevelType w:val="hybridMultilevel"/>
     <w:tmpl w:val="6800677A"/>
@@ -8440,7 +8587,7 @@
       </w:pPr>
     </w:lvl>
   </w:abstractNum>
-  <w:abstractNum w:abstractNumId="3" w15:restartNumberingAfterBreak="0">
+  <w:abstractNum w:abstractNumId="4" w15:restartNumberingAfterBreak="0">
     <w:nsid w:val="65CF0BA0"/>
     <w:multiLevelType w:val="hybridMultilevel"/>
     <w:tmpl w:val="CB96BB1A"/>
@@ -8553,7 +8700,7 @@
       </w:rPr>
     </w:lvl>
   </w:abstractNum>
-  <w:abstractNum w:abstractNumId="4" w15:restartNumberingAfterBreak="0">
+  <w:abstractNum w:abstractNumId="5" w15:restartNumberingAfterBreak="0">
     <w:nsid w:val="6738586D"/>
     <w:multiLevelType w:val="hybridMultilevel"/>
     <w:tmpl w:val="1F34997C"/>
@@ -8639,7 +8786,7 @@
       </w:pPr>
     </w:lvl>
   </w:abstractNum>
-  <w:abstractNum w:abstractNumId="5" w15:restartNumberingAfterBreak="0">
+  <w:abstractNum w:abstractNumId="6" w15:restartNumberingAfterBreak="0">
     <w:nsid w:val="75714D5C"/>
     <w:multiLevelType w:val="hybridMultilevel"/>
     <w:tmpl w:val="50BE0F74"/>
@@ -8729,22 +8876,25 @@
     </w:lvl>
   </w:abstractNum>
   <w:num w:numId="1" w16cid:durableId="2094348623">
+    <w:abstractNumId w:val="5"/>
+  </w:num>
+  <w:num w:numId="2" w16cid:durableId="1233274716">
     <w:abstractNumId w:val="4"/>
   </w:num>
-  <w:num w:numId="2" w16cid:durableId="1233274716">
+  <w:num w:numId="3" w16cid:durableId="548692386">
+    <w:abstractNumId w:val="1"/>
+  </w:num>
+  <w:num w:numId="4" w16cid:durableId="1228496115">
+    <w:abstractNumId w:val="6"/>
+  </w:num>
+  <w:num w:numId="5" w16cid:durableId="1675690207">
     <w:abstractNumId w:val="3"/>
   </w:num>
-  <w:num w:numId="3" w16cid:durableId="548692386">
-    <w:abstractNumId w:val="0"/>
-  </w:num>
-  <w:num w:numId="4" w16cid:durableId="1228496115">
-    <w:abstractNumId w:val="5"/>
-  </w:num>
-  <w:num w:numId="5" w16cid:durableId="1675690207">
+  <w:num w:numId="6" w16cid:durableId="72051520">
     <w:abstractNumId w:val="2"/>
   </w:num>
-  <w:num w:numId="6" w16cid:durableId="72051520">
-    <w:abstractNumId w:val="1"/>
+  <w:num w:numId="7" w16cid:durableId="96024339">
+    <w:abstractNumId w:val="0"/>
   </w:num>
 </w:numbering>
 </file>

--- a/activity-form-template.docx
+++ b/activity-form-template.docx
@@ -1000,14 +1000,6 @@
           <w:u w:val="single"/>
         </w:rPr>
       </w:pPr>
-      <w:r>
-        <w:rPr>
-          <w:rFonts w:ascii="Calibri" w:hAnsi="Calibri" w:cs="Calibri"/>
-          <w:sz w:val="22"/>
-          <w:szCs w:val="22"/>
-        </w:rPr>
-        <w:t>{</w:t>
-      </w:r>
       <w:proofErr w:type="spellStart"/>
       <w:r>
         <w:rPr>
@@ -1018,14 +1010,6 @@
         <w:t>aws_architecture</w:t>
       </w:r>
       <w:proofErr w:type="spellEnd"/>
-      <w:r>
-        <w:rPr>
-          <w:rFonts w:ascii="Calibri" w:hAnsi="Calibri" w:cs="Calibri"/>
-          <w:sz w:val="22"/>
-          <w:szCs w:val="22"/>
-        </w:rPr>
-        <w:t>}</w:t>
-      </w:r>
     </w:p>
     <w:p>
       <w:pPr>
@@ -1520,4324 +1504,6 @@
           </w:p>
         </w:tc>
       </w:tr>
-      <w:tr>
-        <w:trPr>
-          <w:trHeight w:val="320"/>
-        </w:trPr>
-        <w:tc>
-          <w:tcPr>
-            <w:tcW w:w="640" w:type="dxa"/>
-            <w:shd w:val="clear" w:color="000000" w:fill="D0D0D0"/>
-            <w:noWrap/>
-            <w:vAlign w:val="center"/>
-            <w:hideMark/>
-          </w:tcPr>
-          <w:p>
-            <w:pPr>
-              <w:jc w:val="center"/>
-              <w:rPr>
-                <w:rFonts w:ascii="Calibri" w:hAnsi="Calibri" w:cs="Calibri"/>
-                <w:color w:val="000000"/>
-                <w:sz w:val="22"/>
-                <w:szCs w:val="22"/>
-              </w:rPr>
-            </w:pPr>
-            <w:r>
-              <w:rPr>
-                <w:rFonts w:ascii="Calibri" w:hAnsi="Calibri" w:cs="Calibri"/>
-                <w:color w:val="000000"/>
-                <w:sz w:val="22"/>
-                <w:szCs w:val="22"/>
-              </w:rPr>
-              <w:t> </w:t>
-            </w:r>
-          </w:p>
-        </w:tc>
-        <w:tc>
-          <w:tcPr>
-            <w:tcW w:w="7719" w:type="dxa"/>
-            <w:shd w:val="clear" w:color="000000" w:fill="D0D0D0"/>
-            <w:noWrap/>
-            <w:vAlign w:val="bottom"/>
-            <w:hideMark/>
-          </w:tcPr>
-          <w:p>
-            <w:pPr>
-              <w:rPr>
-                <w:rFonts w:ascii="Calibri" w:hAnsi="Calibri" w:cs="Calibri"/>
-                <w:b/>
-                <w:bCs/>
-                <w:color w:val="FF0000"/>
-                <w:sz w:val="22"/>
-                <w:szCs w:val="22"/>
-              </w:rPr>
-            </w:pPr>
-            <w:r>
-              <w:rPr>
-                <w:rFonts w:ascii="Calibri" w:hAnsi="Calibri" w:cs="Calibri"/>
-                <w:b/>
-                <w:bCs/>
-                <w:color w:val="FF0000"/>
-                <w:sz w:val="22"/>
-                <w:szCs w:val="22"/>
-              </w:rPr>
-              <w:t>Identity and Access Management</w:t>
-            </w:r>
-          </w:p>
-        </w:tc>
-        <w:tc>
-          <w:tcPr>
-            <w:tcW w:w="1559" w:type="dxa"/>
-            <w:shd w:val="clear" w:color="000000" w:fill="D0D0D0"/>
-            <w:noWrap/>
-            <w:vAlign w:val="center"/>
-            <w:hideMark/>
-          </w:tcPr>
-          <w:p>
-            <w:pPr>
-              <w:jc w:val="center"/>
-              <w:rPr>
-                <w:rFonts w:ascii="Calibri" w:hAnsi="Calibri" w:cs="Calibri"/>
-                <w:color w:val="FF0000"/>
-                <w:sz w:val="22"/>
-                <w:szCs w:val="22"/>
-              </w:rPr>
-            </w:pPr>
-            <w:r>
-              <w:rPr>
-                <w:rFonts w:ascii="Calibri" w:hAnsi="Calibri" w:cs="Calibri"/>
-                <w:color w:val="FF0000"/>
-                <w:sz w:val="22"/>
-                <w:szCs w:val="22"/>
-              </w:rPr>
-              <w:t> </w:t>
-            </w:r>
-          </w:p>
-        </w:tc>
-      </w:tr>
-      <w:tr>
-        <w:trPr>
-          <w:trHeight w:val="320"/>
-        </w:trPr>
-        <w:tc>
-          <w:tcPr>
-            <w:tcW w:w="640" w:type="dxa"/>
-            <w:shd w:val="clear" w:color="auto" w:fill="auto"/>
-            <w:noWrap/>
-            <w:vAlign w:val="center"/>
-            <w:hideMark/>
-          </w:tcPr>
-          <w:p>
-            <w:pPr>
-              <w:jc w:val="center"/>
-              <w:rPr>
-                <w:rFonts w:ascii="Calibri" w:hAnsi="Calibri" w:cs="Calibri"/>
-                <w:color w:val="000000"/>
-                <w:sz w:val="22"/>
-                <w:szCs w:val="22"/>
-              </w:rPr>
-            </w:pPr>
-            <w:r>
-              <w:rPr>
-                <w:rFonts w:ascii="Calibri" w:hAnsi="Calibri" w:cs="Calibri"/>
-                <w:color w:val="000000"/>
-                <w:sz w:val="22"/>
-                <w:szCs w:val="22"/>
-              </w:rPr>
-              <w:t>3</w:t>
-            </w:r>
-          </w:p>
-        </w:tc>
-        <w:tc>
-          <w:tcPr>
-            <w:tcW w:w="7719" w:type="dxa"/>
-            <w:shd w:val="clear" w:color="auto" w:fill="auto"/>
-            <w:noWrap/>
-            <w:vAlign w:val="bottom"/>
-            <w:hideMark/>
-          </w:tcPr>
-          <w:p>
-            <w:pPr>
-              <w:rPr>
-                <w:rFonts w:ascii="Calibri" w:hAnsi="Calibri" w:cs="Calibri"/>
-                <w:color w:val="FF0000"/>
-                <w:sz w:val="22"/>
-                <w:szCs w:val="22"/>
-              </w:rPr>
-            </w:pPr>
-            <w:r>
-              <w:rPr>
-                <w:rFonts w:ascii="Calibri" w:hAnsi="Calibri" w:cs="Calibri"/>
-                <w:color w:val="FF0000"/>
-                <w:sz w:val="22"/>
-                <w:szCs w:val="22"/>
-              </w:rPr>
-              <w:t>Setup IAM Policy, IAM User, Role &amp; Group</w:t>
-            </w:r>
-          </w:p>
-        </w:tc>
-        <w:tc>
-          <w:tcPr>
-            <w:tcW w:w="1559" w:type="dxa"/>
-            <w:shd w:val="clear" w:color="auto" w:fill="auto"/>
-            <w:noWrap/>
-            <w:vAlign w:val="center"/>
-            <w:hideMark/>
-          </w:tcPr>
-          <w:p>
-            <w:pPr>
-              <w:jc w:val="center"/>
-              <w:rPr>
-                <w:rFonts w:ascii="Calibri" w:hAnsi="Calibri" w:cs="Calibri"/>
-                <w:color w:val="FF0000"/>
-                <w:sz w:val="22"/>
-                <w:szCs w:val="22"/>
-              </w:rPr>
-            </w:pPr>
-            <w:r>
-              <w:rPr>
-                <w:rFonts w:ascii="Calibri" w:hAnsi="Calibri" w:cs="Calibri"/>
-                <w:color w:val="FF0000"/>
-                <w:sz w:val="22"/>
-                <w:szCs w:val="22"/>
-              </w:rPr>
-              <w:t>CDT</w:t>
-            </w:r>
-          </w:p>
-        </w:tc>
-      </w:tr>
-      <w:tr>
-        <w:trPr>
-          <w:trHeight w:val="320"/>
-        </w:trPr>
-        <w:tc>
-          <w:tcPr>
-            <w:tcW w:w="640" w:type="dxa"/>
-            <w:shd w:val="clear" w:color="000000" w:fill="D0D0D0"/>
-            <w:noWrap/>
-            <w:vAlign w:val="center"/>
-            <w:hideMark/>
-          </w:tcPr>
-          <w:p>
-            <w:pPr>
-              <w:jc w:val="center"/>
-              <w:rPr>
-                <w:rFonts w:ascii="Calibri" w:hAnsi="Calibri" w:cs="Calibri"/>
-                <w:color w:val="000000"/>
-                <w:sz w:val="22"/>
-                <w:szCs w:val="22"/>
-              </w:rPr>
-            </w:pPr>
-            <w:r>
-              <w:rPr>
-                <w:rFonts w:ascii="Calibri" w:hAnsi="Calibri" w:cs="Calibri"/>
-                <w:color w:val="000000"/>
-                <w:sz w:val="22"/>
-                <w:szCs w:val="22"/>
-              </w:rPr>
-              <w:t> </w:t>
-            </w:r>
-          </w:p>
-        </w:tc>
-        <w:tc>
-          <w:tcPr>
-            <w:tcW w:w="7719" w:type="dxa"/>
-            <w:shd w:val="clear" w:color="000000" w:fill="D0D0D0"/>
-            <w:noWrap/>
-            <w:vAlign w:val="bottom"/>
-            <w:hideMark/>
-          </w:tcPr>
-          <w:p>
-            <w:pPr>
-              <w:rPr>
-                <w:rFonts w:ascii="Calibri" w:hAnsi="Calibri" w:cs="Calibri"/>
-                <w:b/>
-                <w:bCs/>
-                <w:color w:val="FF0000"/>
-                <w:sz w:val="22"/>
-                <w:szCs w:val="22"/>
-              </w:rPr>
-            </w:pPr>
-            <w:r>
-              <w:rPr>
-                <w:rFonts w:ascii="Calibri" w:hAnsi="Calibri" w:cs="Calibri"/>
-                <w:b/>
-                <w:bCs/>
-                <w:color w:val="FF0000"/>
-                <w:sz w:val="22"/>
-                <w:szCs w:val="22"/>
-              </w:rPr>
-              <w:t>AWS Infrastructure Configuration</w:t>
-            </w:r>
-          </w:p>
-        </w:tc>
-        <w:tc>
-          <w:tcPr>
-            <w:tcW w:w="1559" w:type="dxa"/>
-            <w:shd w:val="clear" w:color="000000" w:fill="D0D0D0"/>
-            <w:noWrap/>
-            <w:vAlign w:val="center"/>
-            <w:hideMark/>
-          </w:tcPr>
-          <w:p>
-            <w:pPr>
-              <w:jc w:val="center"/>
-              <w:rPr>
-                <w:rFonts w:ascii="Calibri" w:hAnsi="Calibri" w:cs="Calibri"/>
-                <w:color w:val="FF0000"/>
-                <w:sz w:val="22"/>
-                <w:szCs w:val="22"/>
-              </w:rPr>
-            </w:pPr>
-            <w:r>
-              <w:rPr>
-                <w:rFonts w:ascii="Calibri" w:hAnsi="Calibri" w:cs="Calibri"/>
-                <w:color w:val="FF0000"/>
-                <w:sz w:val="22"/>
-                <w:szCs w:val="22"/>
-              </w:rPr>
-              <w:t> </w:t>
-            </w:r>
-          </w:p>
-        </w:tc>
-      </w:tr>
-      <w:tr>
-        <w:trPr>
-          <w:trHeight w:val="320"/>
-        </w:trPr>
-        <w:tc>
-          <w:tcPr>
-            <w:tcW w:w="640" w:type="dxa"/>
-            <w:shd w:val="clear" w:color="000000" w:fill="FFFFFF"/>
-            <w:noWrap/>
-            <w:vAlign w:val="center"/>
-            <w:hideMark/>
-          </w:tcPr>
-          <w:p>
-            <w:pPr>
-              <w:jc w:val="center"/>
-              <w:rPr>
-                <w:rFonts w:ascii="Calibri" w:hAnsi="Calibri" w:cs="Calibri"/>
-                <w:color w:val="000000"/>
-                <w:sz w:val="22"/>
-                <w:szCs w:val="22"/>
-              </w:rPr>
-            </w:pPr>
-            <w:r>
-              <w:rPr>
-                <w:rFonts w:ascii="Calibri" w:hAnsi="Calibri" w:cs="Calibri"/>
-                <w:color w:val="000000"/>
-                <w:sz w:val="22"/>
-                <w:szCs w:val="22"/>
-              </w:rPr>
-              <w:t>4</w:t>
-            </w:r>
-          </w:p>
-        </w:tc>
-        <w:tc>
-          <w:tcPr>
-            <w:tcW w:w="7719" w:type="dxa"/>
-            <w:shd w:val="clear" w:color="000000" w:fill="FFFFFF"/>
-            <w:noWrap/>
-            <w:vAlign w:val="bottom"/>
-            <w:hideMark/>
-          </w:tcPr>
-          <w:p>
-            <w:pPr>
-              <w:rPr>
-                <w:rFonts w:ascii="Calibri" w:hAnsi="Calibri" w:cs="Calibri"/>
-                <w:color w:val="FF0000"/>
-                <w:sz w:val="22"/>
-                <w:szCs w:val="22"/>
-              </w:rPr>
-            </w:pPr>
-            <w:r>
-              <w:rPr>
-                <w:rFonts w:ascii="Calibri" w:hAnsi="Calibri" w:cs="Calibri"/>
-                <w:color w:val="FF0000"/>
-                <w:sz w:val="22"/>
-                <w:szCs w:val="22"/>
-              </w:rPr>
-              <w:t>Create and Configure Network Environment (VPC, Route Table, NACL, Subnet) in Jakarta Region</w:t>
-            </w:r>
-          </w:p>
-        </w:tc>
-        <w:tc>
-          <w:tcPr>
-            <w:tcW w:w="1559" w:type="dxa"/>
-            <w:shd w:val="clear" w:color="auto" w:fill="auto"/>
-            <w:noWrap/>
-            <w:vAlign w:val="center"/>
-            <w:hideMark/>
-          </w:tcPr>
-          <w:p>
-            <w:pPr>
-              <w:jc w:val="center"/>
-              <w:rPr>
-                <w:rFonts w:ascii="Calibri" w:hAnsi="Calibri" w:cs="Calibri"/>
-                <w:color w:val="FF0000"/>
-                <w:sz w:val="22"/>
-                <w:szCs w:val="22"/>
-              </w:rPr>
-            </w:pPr>
-            <w:r>
-              <w:rPr>
-                <w:rFonts w:ascii="Calibri" w:hAnsi="Calibri" w:cs="Calibri"/>
-                <w:color w:val="FF0000"/>
-                <w:sz w:val="22"/>
-                <w:szCs w:val="22"/>
-              </w:rPr>
-              <w:t>CDT</w:t>
-            </w:r>
-          </w:p>
-        </w:tc>
-      </w:tr>
-      <w:tr>
-        <w:trPr>
-          <w:trHeight w:val="320"/>
-        </w:trPr>
-        <w:tc>
-          <w:tcPr>
-            <w:tcW w:w="640" w:type="dxa"/>
-            <w:shd w:val="clear" w:color="000000" w:fill="FFFFFF"/>
-            <w:noWrap/>
-            <w:vAlign w:val="center"/>
-            <w:hideMark/>
-          </w:tcPr>
-          <w:p>
-            <w:pPr>
-              <w:jc w:val="center"/>
-              <w:rPr>
-                <w:rFonts w:ascii="Calibri" w:hAnsi="Calibri" w:cs="Calibri"/>
-                <w:color w:val="000000"/>
-                <w:sz w:val="22"/>
-                <w:szCs w:val="22"/>
-              </w:rPr>
-            </w:pPr>
-            <w:r>
-              <w:rPr>
-                <w:rFonts w:ascii="Calibri" w:hAnsi="Calibri" w:cs="Calibri"/>
-                <w:color w:val="000000"/>
-                <w:sz w:val="22"/>
-                <w:szCs w:val="22"/>
-              </w:rPr>
-              <w:t>5</w:t>
-            </w:r>
-          </w:p>
-        </w:tc>
-        <w:tc>
-          <w:tcPr>
-            <w:tcW w:w="7719" w:type="dxa"/>
-            <w:shd w:val="clear" w:color="000000" w:fill="FFFFFF"/>
-            <w:noWrap/>
-            <w:vAlign w:val="bottom"/>
-            <w:hideMark/>
-          </w:tcPr>
-          <w:p>
-            <w:pPr>
-              <w:rPr>
-                <w:rFonts w:ascii="Calibri" w:hAnsi="Calibri" w:cs="Calibri"/>
-                <w:color w:val="FF0000"/>
-                <w:sz w:val="22"/>
-                <w:szCs w:val="22"/>
-              </w:rPr>
-            </w:pPr>
-            <w:r>
-              <w:rPr>
-                <w:rFonts w:ascii="Calibri" w:hAnsi="Calibri" w:cs="Calibri"/>
-                <w:color w:val="FF0000"/>
-                <w:sz w:val="22"/>
-                <w:szCs w:val="22"/>
-              </w:rPr>
-              <w:t>Configure VPN Site-to-Site to On-premises Network (Garuda Yamato Steel)</w:t>
-            </w:r>
-          </w:p>
-        </w:tc>
-        <w:tc>
-          <w:tcPr>
-            <w:tcW w:w="1559" w:type="dxa"/>
-            <w:shd w:val="clear" w:color="auto" w:fill="auto"/>
-            <w:noWrap/>
-            <w:vAlign w:val="center"/>
-            <w:hideMark/>
-          </w:tcPr>
-          <w:p>
-            <w:pPr>
-              <w:jc w:val="center"/>
-              <w:rPr>
-                <w:rFonts w:ascii="Calibri" w:hAnsi="Calibri" w:cs="Calibri"/>
-                <w:color w:val="FF0000"/>
-                <w:sz w:val="22"/>
-                <w:szCs w:val="22"/>
-              </w:rPr>
-            </w:pPr>
-            <w:r>
-              <w:rPr>
-                <w:rFonts w:ascii="Calibri" w:hAnsi="Calibri" w:cs="Calibri"/>
-                <w:color w:val="FF0000"/>
-                <w:sz w:val="22"/>
-                <w:szCs w:val="22"/>
-              </w:rPr>
-              <w:t>CDT &amp; GYS</w:t>
-            </w:r>
-          </w:p>
-        </w:tc>
-      </w:tr>
-      <w:tr>
-        <w:trPr>
-          <w:trHeight w:val="320"/>
-        </w:trPr>
-        <w:tc>
-          <w:tcPr>
-            <w:tcW w:w="640" w:type="dxa"/>
-            <w:shd w:val="clear" w:color="000000" w:fill="FFFFFF"/>
-            <w:noWrap/>
-            <w:vAlign w:val="center"/>
-            <w:hideMark/>
-          </w:tcPr>
-          <w:p>
-            <w:pPr>
-              <w:jc w:val="center"/>
-              <w:rPr>
-                <w:rFonts w:ascii="Calibri" w:hAnsi="Calibri" w:cs="Calibri"/>
-                <w:color w:val="000000"/>
-                <w:sz w:val="22"/>
-                <w:szCs w:val="22"/>
-              </w:rPr>
-            </w:pPr>
-            <w:r>
-              <w:rPr>
-                <w:rFonts w:ascii="Calibri" w:hAnsi="Calibri" w:cs="Calibri"/>
-                <w:color w:val="000000"/>
-                <w:sz w:val="22"/>
-                <w:szCs w:val="22"/>
-              </w:rPr>
-              <w:t>6</w:t>
-            </w:r>
-          </w:p>
-        </w:tc>
-        <w:tc>
-          <w:tcPr>
-            <w:tcW w:w="7719" w:type="dxa"/>
-            <w:shd w:val="clear" w:color="000000" w:fill="FFFFFF"/>
-            <w:noWrap/>
-            <w:vAlign w:val="bottom"/>
-            <w:hideMark/>
-          </w:tcPr>
-          <w:p>
-            <w:pPr>
-              <w:rPr>
-                <w:rFonts w:ascii="Calibri" w:hAnsi="Calibri" w:cs="Calibri"/>
-                <w:color w:val="FF0000"/>
-                <w:sz w:val="22"/>
-                <w:szCs w:val="22"/>
-              </w:rPr>
-            </w:pPr>
-            <w:r>
-              <w:rPr>
-                <w:rFonts w:ascii="Calibri" w:hAnsi="Calibri" w:cs="Calibri"/>
-                <w:color w:val="FF0000"/>
-                <w:sz w:val="22"/>
-                <w:szCs w:val="22"/>
-              </w:rPr>
-              <w:t>Test Connection between AWS &amp; On-premises Network (Garuda Yamato Steel)</w:t>
-            </w:r>
-          </w:p>
-        </w:tc>
-        <w:tc>
-          <w:tcPr>
-            <w:tcW w:w="1559" w:type="dxa"/>
-            <w:shd w:val="clear" w:color="auto" w:fill="auto"/>
-            <w:noWrap/>
-            <w:vAlign w:val="center"/>
-            <w:hideMark/>
-          </w:tcPr>
-          <w:p>
-            <w:pPr>
-              <w:jc w:val="center"/>
-              <w:rPr>
-                <w:rFonts w:ascii="Calibri" w:hAnsi="Calibri" w:cs="Calibri"/>
-                <w:color w:val="FF0000"/>
-                <w:sz w:val="22"/>
-                <w:szCs w:val="22"/>
-              </w:rPr>
-            </w:pPr>
-            <w:r>
-              <w:rPr>
-                <w:rFonts w:ascii="Calibri" w:hAnsi="Calibri" w:cs="Calibri"/>
-                <w:color w:val="FF0000"/>
-                <w:sz w:val="22"/>
-                <w:szCs w:val="22"/>
-              </w:rPr>
-              <w:t>CDT &amp; GYS</w:t>
-            </w:r>
-          </w:p>
-        </w:tc>
-      </w:tr>
-      <w:tr>
-        <w:trPr>
-          <w:trHeight w:val="320"/>
-        </w:trPr>
-        <w:tc>
-          <w:tcPr>
-            <w:tcW w:w="640" w:type="dxa"/>
-            <w:shd w:val="clear" w:color="000000" w:fill="FFFFFF"/>
-            <w:noWrap/>
-            <w:vAlign w:val="center"/>
-            <w:hideMark/>
-          </w:tcPr>
-          <w:p>
-            <w:pPr>
-              <w:jc w:val="center"/>
-              <w:rPr>
-                <w:rFonts w:ascii="Calibri" w:hAnsi="Calibri" w:cs="Calibri"/>
-                <w:color w:val="000000"/>
-                <w:sz w:val="22"/>
-                <w:szCs w:val="22"/>
-              </w:rPr>
-            </w:pPr>
-            <w:r>
-              <w:rPr>
-                <w:rFonts w:ascii="Calibri" w:hAnsi="Calibri" w:cs="Calibri"/>
-                <w:color w:val="000000"/>
-                <w:sz w:val="22"/>
-                <w:szCs w:val="22"/>
-              </w:rPr>
-              <w:t>7</w:t>
-            </w:r>
-          </w:p>
-        </w:tc>
-        <w:tc>
-          <w:tcPr>
-            <w:tcW w:w="7719" w:type="dxa"/>
-            <w:shd w:val="clear" w:color="000000" w:fill="FFFFFF"/>
-            <w:noWrap/>
-            <w:vAlign w:val="bottom"/>
-            <w:hideMark/>
-          </w:tcPr>
-          <w:p>
-            <w:pPr>
-              <w:rPr>
-                <w:rFonts w:ascii="Calibri" w:hAnsi="Calibri" w:cs="Calibri"/>
-                <w:color w:val="FF0000"/>
-                <w:sz w:val="22"/>
-                <w:szCs w:val="22"/>
-              </w:rPr>
-            </w:pPr>
-            <w:r>
-              <w:rPr>
-                <w:rFonts w:ascii="Calibri" w:hAnsi="Calibri" w:cs="Calibri"/>
-                <w:color w:val="FF0000"/>
-                <w:sz w:val="22"/>
-                <w:szCs w:val="22"/>
-              </w:rPr>
-              <w:t xml:space="preserve">Configure VPN Site-to-Site to C4C </w:t>
-            </w:r>
-          </w:p>
-        </w:tc>
-        <w:tc>
-          <w:tcPr>
-            <w:tcW w:w="1559" w:type="dxa"/>
-            <w:shd w:val="clear" w:color="000000" w:fill="FFFFFF"/>
-            <w:noWrap/>
-            <w:vAlign w:val="center"/>
-            <w:hideMark/>
-          </w:tcPr>
-          <w:p>
-            <w:pPr>
-              <w:jc w:val="center"/>
-              <w:rPr>
-                <w:rFonts w:ascii="Calibri" w:hAnsi="Calibri" w:cs="Calibri"/>
-                <w:color w:val="FF0000"/>
-                <w:sz w:val="22"/>
-                <w:szCs w:val="22"/>
-              </w:rPr>
-            </w:pPr>
-            <w:r>
-              <w:rPr>
-                <w:rFonts w:ascii="Calibri" w:hAnsi="Calibri" w:cs="Calibri"/>
-                <w:color w:val="FF0000"/>
-                <w:sz w:val="22"/>
-                <w:szCs w:val="22"/>
-              </w:rPr>
-              <w:t>CDT &amp; C4C</w:t>
-            </w:r>
-          </w:p>
-        </w:tc>
-      </w:tr>
-      <w:tr>
-        <w:trPr>
-          <w:trHeight w:val="320"/>
-        </w:trPr>
-        <w:tc>
-          <w:tcPr>
-            <w:tcW w:w="640" w:type="dxa"/>
-            <w:shd w:val="clear" w:color="000000" w:fill="FFFFFF"/>
-            <w:noWrap/>
-            <w:vAlign w:val="center"/>
-            <w:hideMark/>
-          </w:tcPr>
-          <w:p>
-            <w:pPr>
-              <w:jc w:val="center"/>
-              <w:rPr>
-                <w:rFonts w:ascii="Calibri" w:hAnsi="Calibri" w:cs="Calibri"/>
-                <w:color w:val="000000"/>
-                <w:sz w:val="22"/>
-                <w:szCs w:val="22"/>
-              </w:rPr>
-            </w:pPr>
-            <w:r>
-              <w:rPr>
-                <w:rFonts w:ascii="Calibri" w:hAnsi="Calibri" w:cs="Calibri"/>
-                <w:color w:val="000000"/>
-                <w:sz w:val="22"/>
-                <w:szCs w:val="22"/>
-              </w:rPr>
-              <w:t>8</w:t>
-            </w:r>
-          </w:p>
-        </w:tc>
-        <w:tc>
-          <w:tcPr>
-            <w:tcW w:w="7719" w:type="dxa"/>
-            <w:shd w:val="clear" w:color="000000" w:fill="FFFFFF"/>
-            <w:noWrap/>
-            <w:vAlign w:val="bottom"/>
-            <w:hideMark/>
-          </w:tcPr>
-          <w:p>
-            <w:pPr>
-              <w:rPr>
-                <w:rFonts w:ascii="Calibri" w:hAnsi="Calibri" w:cs="Calibri"/>
-                <w:color w:val="FF0000"/>
-                <w:sz w:val="22"/>
-                <w:szCs w:val="22"/>
-              </w:rPr>
-            </w:pPr>
-            <w:r>
-              <w:rPr>
-                <w:rFonts w:ascii="Calibri" w:hAnsi="Calibri" w:cs="Calibri"/>
-                <w:color w:val="FF0000"/>
-                <w:sz w:val="22"/>
-                <w:szCs w:val="22"/>
-              </w:rPr>
-              <w:t>Test Connection between AWS &amp; C4C</w:t>
-            </w:r>
-          </w:p>
-        </w:tc>
-        <w:tc>
-          <w:tcPr>
-            <w:tcW w:w="1559" w:type="dxa"/>
-            <w:shd w:val="clear" w:color="000000" w:fill="FFFFFF"/>
-            <w:noWrap/>
-            <w:vAlign w:val="center"/>
-            <w:hideMark/>
-          </w:tcPr>
-          <w:p>
-            <w:pPr>
-              <w:jc w:val="center"/>
-              <w:rPr>
-                <w:rFonts w:ascii="Calibri" w:hAnsi="Calibri" w:cs="Calibri"/>
-                <w:color w:val="FF0000"/>
-                <w:sz w:val="22"/>
-                <w:szCs w:val="22"/>
-              </w:rPr>
-            </w:pPr>
-            <w:r>
-              <w:rPr>
-                <w:rFonts w:ascii="Calibri" w:hAnsi="Calibri" w:cs="Calibri"/>
-                <w:color w:val="FF0000"/>
-                <w:sz w:val="22"/>
-                <w:szCs w:val="22"/>
-              </w:rPr>
-              <w:t>CDT &amp; C4C</w:t>
-            </w:r>
-          </w:p>
-        </w:tc>
-      </w:tr>
-      <w:tr>
-        <w:trPr>
-          <w:trHeight w:val="320"/>
-        </w:trPr>
-        <w:tc>
-          <w:tcPr>
-            <w:tcW w:w="640" w:type="dxa"/>
-            <w:shd w:val="clear" w:color="000000" w:fill="FFFFFF"/>
-            <w:noWrap/>
-            <w:vAlign w:val="center"/>
-            <w:hideMark/>
-          </w:tcPr>
-          <w:p>
-            <w:pPr>
-              <w:jc w:val="center"/>
-              <w:rPr>
-                <w:rFonts w:ascii="Calibri" w:hAnsi="Calibri" w:cs="Calibri"/>
-                <w:color w:val="000000"/>
-                <w:sz w:val="22"/>
-                <w:szCs w:val="22"/>
-              </w:rPr>
-            </w:pPr>
-            <w:r>
-              <w:rPr>
-                <w:rFonts w:ascii="Calibri" w:hAnsi="Calibri" w:cs="Calibri"/>
-                <w:color w:val="000000"/>
-                <w:sz w:val="22"/>
-                <w:szCs w:val="22"/>
-              </w:rPr>
-              <w:t>9</w:t>
-            </w:r>
-          </w:p>
-        </w:tc>
-        <w:tc>
-          <w:tcPr>
-            <w:tcW w:w="7719" w:type="dxa"/>
-            <w:shd w:val="clear" w:color="000000" w:fill="FFFFFF"/>
-            <w:noWrap/>
-            <w:vAlign w:val="bottom"/>
-            <w:hideMark/>
-          </w:tcPr>
-          <w:p>
-            <w:pPr>
-              <w:rPr>
-                <w:rFonts w:ascii="Calibri" w:hAnsi="Calibri" w:cs="Calibri"/>
-                <w:color w:val="FF0000"/>
-                <w:sz w:val="22"/>
-                <w:szCs w:val="22"/>
-              </w:rPr>
-            </w:pPr>
-            <w:r>
-              <w:rPr>
-                <w:rFonts w:ascii="Calibri" w:hAnsi="Calibri" w:cs="Calibri"/>
-                <w:color w:val="FF0000"/>
-                <w:sz w:val="22"/>
-                <w:szCs w:val="22"/>
-              </w:rPr>
-              <w:t>Create Transit Gateway</w:t>
-            </w:r>
-          </w:p>
-        </w:tc>
-        <w:tc>
-          <w:tcPr>
-            <w:tcW w:w="1559" w:type="dxa"/>
-            <w:shd w:val="clear" w:color="000000" w:fill="FFFFFF"/>
-            <w:noWrap/>
-            <w:vAlign w:val="center"/>
-            <w:hideMark/>
-          </w:tcPr>
-          <w:p>
-            <w:pPr>
-              <w:jc w:val="center"/>
-              <w:rPr>
-                <w:rFonts w:ascii="Calibri" w:hAnsi="Calibri" w:cs="Calibri"/>
-                <w:color w:val="FF0000"/>
-                <w:sz w:val="22"/>
-                <w:szCs w:val="22"/>
-              </w:rPr>
-            </w:pPr>
-            <w:r>
-              <w:rPr>
-                <w:rFonts w:ascii="Calibri" w:hAnsi="Calibri" w:cs="Calibri"/>
-                <w:color w:val="FF0000"/>
-                <w:sz w:val="22"/>
-                <w:szCs w:val="22"/>
-              </w:rPr>
-              <w:t>CDT</w:t>
-            </w:r>
-          </w:p>
-        </w:tc>
-      </w:tr>
-      <w:tr>
-        <w:trPr>
-          <w:trHeight w:val="320"/>
-        </w:trPr>
-        <w:tc>
-          <w:tcPr>
-            <w:tcW w:w="640" w:type="dxa"/>
-            <w:shd w:val="clear" w:color="000000" w:fill="FFFFFF"/>
-            <w:noWrap/>
-            <w:vAlign w:val="center"/>
-            <w:hideMark/>
-          </w:tcPr>
-          <w:p>
-            <w:pPr>
-              <w:jc w:val="center"/>
-              <w:rPr>
-                <w:rFonts w:ascii="Calibri" w:hAnsi="Calibri" w:cs="Calibri"/>
-                <w:color w:val="000000"/>
-                <w:sz w:val="22"/>
-                <w:szCs w:val="22"/>
-              </w:rPr>
-            </w:pPr>
-            <w:r>
-              <w:rPr>
-                <w:rFonts w:ascii="Calibri" w:hAnsi="Calibri" w:cs="Calibri"/>
-                <w:color w:val="000000"/>
-                <w:sz w:val="22"/>
-                <w:szCs w:val="22"/>
-              </w:rPr>
-              <w:t>10</w:t>
-            </w:r>
-          </w:p>
-        </w:tc>
-        <w:tc>
-          <w:tcPr>
-            <w:tcW w:w="7719" w:type="dxa"/>
-            <w:shd w:val="clear" w:color="000000" w:fill="FFFFFF"/>
-            <w:noWrap/>
-            <w:vAlign w:val="bottom"/>
-            <w:hideMark/>
-          </w:tcPr>
-          <w:p>
-            <w:pPr>
-              <w:rPr>
-                <w:rFonts w:ascii="Calibri" w:hAnsi="Calibri" w:cs="Calibri"/>
-                <w:color w:val="FF0000"/>
-                <w:sz w:val="22"/>
-                <w:szCs w:val="22"/>
-              </w:rPr>
-            </w:pPr>
-            <w:r>
-              <w:rPr>
-                <w:rFonts w:ascii="Calibri" w:hAnsi="Calibri" w:cs="Calibri"/>
-                <w:color w:val="FF0000"/>
-                <w:sz w:val="22"/>
-                <w:szCs w:val="22"/>
-              </w:rPr>
-              <w:t xml:space="preserve">Configure Transit Gateway Attachment </w:t>
-            </w:r>
-          </w:p>
-        </w:tc>
-        <w:tc>
-          <w:tcPr>
-            <w:tcW w:w="1559" w:type="dxa"/>
-            <w:shd w:val="clear" w:color="auto" w:fill="auto"/>
-            <w:noWrap/>
-            <w:vAlign w:val="center"/>
-            <w:hideMark/>
-          </w:tcPr>
-          <w:p>
-            <w:pPr>
-              <w:jc w:val="center"/>
-              <w:rPr>
-                <w:rFonts w:ascii="Calibri" w:hAnsi="Calibri" w:cs="Calibri"/>
-                <w:color w:val="FF0000"/>
-                <w:sz w:val="22"/>
-                <w:szCs w:val="22"/>
-              </w:rPr>
-            </w:pPr>
-            <w:r>
-              <w:rPr>
-                <w:rFonts w:ascii="Calibri" w:hAnsi="Calibri" w:cs="Calibri"/>
-                <w:color w:val="FF0000"/>
-                <w:sz w:val="22"/>
-                <w:szCs w:val="22"/>
-              </w:rPr>
-              <w:t>CDT</w:t>
-            </w:r>
-          </w:p>
-        </w:tc>
-      </w:tr>
-      <w:tr>
-        <w:trPr>
-          <w:trHeight w:val="320"/>
-        </w:trPr>
-        <w:tc>
-          <w:tcPr>
-            <w:tcW w:w="640" w:type="dxa"/>
-            <w:shd w:val="clear" w:color="000000" w:fill="FFFFFF"/>
-            <w:noWrap/>
-            <w:vAlign w:val="center"/>
-            <w:hideMark/>
-          </w:tcPr>
-          <w:p>
-            <w:pPr>
-              <w:jc w:val="center"/>
-              <w:rPr>
-                <w:rFonts w:ascii="Calibri" w:hAnsi="Calibri" w:cs="Calibri"/>
-                <w:color w:val="000000"/>
-                <w:sz w:val="22"/>
-                <w:szCs w:val="22"/>
-              </w:rPr>
-            </w:pPr>
-            <w:r>
-              <w:rPr>
-                <w:rFonts w:ascii="Calibri" w:hAnsi="Calibri" w:cs="Calibri"/>
-                <w:color w:val="000000"/>
-                <w:sz w:val="22"/>
-                <w:szCs w:val="22"/>
-              </w:rPr>
-              <w:t>11</w:t>
-            </w:r>
-          </w:p>
-        </w:tc>
-        <w:tc>
-          <w:tcPr>
-            <w:tcW w:w="7719" w:type="dxa"/>
-            <w:shd w:val="clear" w:color="000000" w:fill="FFFFFF"/>
-            <w:noWrap/>
-            <w:vAlign w:val="bottom"/>
-            <w:hideMark/>
-          </w:tcPr>
-          <w:p>
-            <w:pPr>
-              <w:rPr>
-                <w:rFonts w:ascii="Calibri" w:hAnsi="Calibri" w:cs="Calibri"/>
-                <w:color w:val="FF0000"/>
-                <w:sz w:val="22"/>
-                <w:szCs w:val="22"/>
-              </w:rPr>
-            </w:pPr>
-            <w:proofErr w:type="spellStart"/>
-            <w:r>
-              <w:rPr>
-                <w:rFonts w:ascii="Calibri" w:hAnsi="Calibri" w:cs="Calibri"/>
-                <w:color w:val="FF0000"/>
-                <w:sz w:val="22"/>
-                <w:szCs w:val="22"/>
-              </w:rPr>
-              <w:t>CreateTransit</w:t>
-            </w:r>
-            <w:proofErr w:type="spellEnd"/>
-            <w:r>
-              <w:rPr>
-                <w:rFonts w:ascii="Calibri" w:hAnsi="Calibri" w:cs="Calibri"/>
-                <w:color w:val="FF0000"/>
-                <w:sz w:val="22"/>
-                <w:szCs w:val="22"/>
-              </w:rPr>
-              <w:t xml:space="preserve"> Gateway Route Tables, Associations, and Propagations</w:t>
-            </w:r>
-          </w:p>
-        </w:tc>
-        <w:tc>
-          <w:tcPr>
-            <w:tcW w:w="1559" w:type="dxa"/>
-            <w:shd w:val="clear" w:color="auto" w:fill="auto"/>
-            <w:noWrap/>
-            <w:vAlign w:val="center"/>
-            <w:hideMark/>
-          </w:tcPr>
-          <w:p>
-            <w:pPr>
-              <w:jc w:val="center"/>
-              <w:rPr>
-                <w:rFonts w:ascii="Calibri" w:hAnsi="Calibri" w:cs="Calibri"/>
-                <w:color w:val="FF0000"/>
-                <w:sz w:val="22"/>
-                <w:szCs w:val="22"/>
-              </w:rPr>
-            </w:pPr>
-            <w:r>
-              <w:rPr>
-                <w:rFonts w:ascii="Calibri" w:hAnsi="Calibri" w:cs="Calibri"/>
-                <w:color w:val="FF0000"/>
-                <w:sz w:val="22"/>
-                <w:szCs w:val="22"/>
-              </w:rPr>
-              <w:t>CDT</w:t>
-            </w:r>
-          </w:p>
-        </w:tc>
-      </w:tr>
-      <w:tr>
-        <w:trPr>
-          <w:trHeight w:val="320"/>
-        </w:trPr>
-        <w:tc>
-          <w:tcPr>
-            <w:tcW w:w="640" w:type="dxa"/>
-            <w:shd w:val="clear" w:color="000000" w:fill="FFFFFF"/>
-            <w:noWrap/>
-            <w:vAlign w:val="center"/>
-            <w:hideMark/>
-          </w:tcPr>
-          <w:p>
-            <w:pPr>
-              <w:jc w:val="center"/>
-              <w:rPr>
-                <w:rFonts w:ascii="Calibri" w:hAnsi="Calibri" w:cs="Calibri"/>
-                <w:color w:val="000000"/>
-                <w:sz w:val="22"/>
-                <w:szCs w:val="22"/>
-              </w:rPr>
-            </w:pPr>
-            <w:r>
-              <w:rPr>
-                <w:rFonts w:ascii="Calibri" w:hAnsi="Calibri" w:cs="Calibri"/>
-                <w:color w:val="000000"/>
-                <w:sz w:val="22"/>
-                <w:szCs w:val="22"/>
-              </w:rPr>
-              <w:t>12</w:t>
-            </w:r>
-          </w:p>
-        </w:tc>
-        <w:tc>
-          <w:tcPr>
-            <w:tcW w:w="7719" w:type="dxa"/>
-            <w:shd w:val="clear" w:color="000000" w:fill="FFFFFF"/>
-            <w:noWrap/>
-            <w:vAlign w:val="bottom"/>
-            <w:hideMark/>
-          </w:tcPr>
-          <w:p>
-            <w:pPr>
-              <w:rPr>
-                <w:rFonts w:ascii="Calibri" w:hAnsi="Calibri" w:cs="Calibri"/>
-                <w:color w:val="FF0000"/>
-                <w:sz w:val="22"/>
-                <w:szCs w:val="22"/>
-              </w:rPr>
-            </w:pPr>
-            <w:r>
-              <w:rPr>
-                <w:rFonts w:ascii="Calibri" w:hAnsi="Calibri" w:cs="Calibri"/>
-                <w:color w:val="FF0000"/>
-                <w:sz w:val="22"/>
-                <w:szCs w:val="22"/>
-              </w:rPr>
-              <w:t xml:space="preserve">Modify Lambda Function for VPN Failover and Failback </w:t>
-            </w:r>
-          </w:p>
-        </w:tc>
-        <w:tc>
-          <w:tcPr>
-            <w:tcW w:w="1559" w:type="dxa"/>
-            <w:shd w:val="clear" w:color="auto" w:fill="auto"/>
-            <w:noWrap/>
-            <w:vAlign w:val="center"/>
-            <w:hideMark/>
-          </w:tcPr>
-          <w:p>
-            <w:pPr>
-              <w:jc w:val="center"/>
-              <w:rPr>
-                <w:rFonts w:ascii="Calibri" w:hAnsi="Calibri" w:cs="Calibri"/>
-                <w:color w:val="FF0000"/>
-                <w:sz w:val="22"/>
-                <w:szCs w:val="22"/>
-              </w:rPr>
-            </w:pPr>
-            <w:r>
-              <w:rPr>
-                <w:rFonts w:ascii="Calibri" w:hAnsi="Calibri" w:cs="Calibri"/>
-                <w:color w:val="FF0000"/>
-                <w:sz w:val="22"/>
-                <w:szCs w:val="22"/>
-              </w:rPr>
-              <w:t>CDT</w:t>
-            </w:r>
-          </w:p>
-        </w:tc>
-      </w:tr>
-      <w:tr>
-        <w:trPr>
-          <w:trHeight w:val="320"/>
-        </w:trPr>
-        <w:tc>
-          <w:tcPr>
-            <w:tcW w:w="640" w:type="dxa"/>
-            <w:shd w:val="clear" w:color="000000" w:fill="FFFFFF"/>
-            <w:noWrap/>
-            <w:vAlign w:val="center"/>
-            <w:hideMark/>
-          </w:tcPr>
-          <w:p>
-            <w:pPr>
-              <w:jc w:val="center"/>
-              <w:rPr>
-                <w:rFonts w:ascii="Calibri" w:hAnsi="Calibri" w:cs="Calibri"/>
-                <w:color w:val="000000"/>
-                <w:sz w:val="22"/>
-                <w:szCs w:val="22"/>
-              </w:rPr>
-            </w:pPr>
-            <w:r>
-              <w:rPr>
-                <w:rFonts w:ascii="Calibri" w:hAnsi="Calibri" w:cs="Calibri"/>
-                <w:color w:val="000000"/>
-                <w:sz w:val="22"/>
-                <w:szCs w:val="22"/>
-              </w:rPr>
-              <w:t>13</w:t>
-            </w:r>
-          </w:p>
-        </w:tc>
-        <w:tc>
-          <w:tcPr>
-            <w:tcW w:w="7719" w:type="dxa"/>
-            <w:shd w:val="clear" w:color="000000" w:fill="FFFFFF"/>
-            <w:noWrap/>
-            <w:vAlign w:val="bottom"/>
-            <w:hideMark/>
-          </w:tcPr>
-          <w:p>
-            <w:pPr>
-              <w:rPr>
-                <w:rFonts w:ascii="Calibri" w:hAnsi="Calibri" w:cs="Calibri"/>
-                <w:color w:val="FF0000"/>
-                <w:sz w:val="22"/>
-                <w:szCs w:val="22"/>
-              </w:rPr>
-            </w:pPr>
-            <w:r>
-              <w:rPr>
-                <w:rFonts w:ascii="Calibri" w:hAnsi="Calibri" w:cs="Calibri"/>
-                <w:color w:val="FF0000"/>
-                <w:sz w:val="22"/>
-                <w:szCs w:val="22"/>
-              </w:rPr>
-              <w:t>Test Lambda Function</w:t>
-            </w:r>
-          </w:p>
-        </w:tc>
-        <w:tc>
-          <w:tcPr>
-            <w:tcW w:w="1559" w:type="dxa"/>
-            <w:shd w:val="clear" w:color="auto" w:fill="auto"/>
-            <w:noWrap/>
-            <w:vAlign w:val="center"/>
-            <w:hideMark/>
-          </w:tcPr>
-          <w:p>
-            <w:pPr>
-              <w:jc w:val="center"/>
-              <w:rPr>
-                <w:rFonts w:ascii="Calibri" w:hAnsi="Calibri" w:cs="Calibri"/>
-                <w:color w:val="FF0000"/>
-                <w:sz w:val="22"/>
-                <w:szCs w:val="22"/>
-              </w:rPr>
-            </w:pPr>
-            <w:r>
-              <w:rPr>
-                <w:rFonts w:ascii="Calibri" w:hAnsi="Calibri" w:cs="Calibri"/>
-                <w:color w:val="FF0000"/>
-                <w:sz w:val="22"/>
-                <w:szCs w:val="22"/>
-              </w:rPr>
-              <w:t>CDT &amp; GYS</w:t>
-            </w:r>
-          </w:p>
-        </w:tc>
-      </w:tr>
-      <w:tr>
-        <w:trPr>
-          <w:trHeight w:val="320"/>
-        </w:trPr>
-        <w:tc>
-          <w:tcPr>
-            <w:tcW w:w="640" w:type="dxa"/>
-            <w:shd w:val="clear" w:color="000000" w:fill="FFFFFF"/>
-            <w:noWrap/>
-            <w:vAlign w:val="center"/>
-            <w:hideMark/>
-          </w:tcPr>
-          <w:p>
-            <w:pPr>
-              <w:jc w:val="center"/>
-              <w:rPr>
-                <w:rFonts w:ascii="Calibri" w:hAnsi="Calibri" w:cs="Calibri"/>
-                <w:color w:val="000000"/>
-                <w:sz w:val="22"/>
-                <w:szCs w:val="22"/>
-              </w:rPr>
-            </w:pPr>
-            <w:r>
-              <w:rPr>
-                <w:rFonts w:ascii="Calibri" w:hAnsi="Calibri" w:cs="Calibri"/>
-                <w:color w:val="000000"/>
-                <w:sz w:val="22"/>
-                <w:szCs w:val="22"/>
-              </w:rPr>
-              <w:lastRenderedPageBreak/>
-              <w:t>14</w:t>
-            </w:r>
-          </w:p>
-        </w:tc>
-        <w:tc>
-          <w:tcPr>
-            <w:tcW w:w="7719" w:type="dxa"/>
-            <w:shd w:val="clear" w:color="000000" w:fill="FFFFFF"/>
-            <w:noWrap/>
-            <w:vAlign w:val="bottom"/>
-            <w:hideMark/>
-          </w:tcPr>
-          <w:p>
-            <w:pPr>
-              <w:rPr>
-                <w:rFonts w:ascii="Calibri" w:hAnsi="Calibri" w:cs="Calibri"/>
-                <w:color w:val="FF0000"/>
-                <w:sz w:val="22"/>
-                <w:szCs w:val="22"/>
-              </w:rPr>
-            </w:pPr>
-            <w:r>
-              <w:rPr>
-                <w:rFonts w:ascii="Calibri" w:hAnsi="Calibri" w:cs="Calibri"/>
-                <w:color w:val="FF0000"/>
-                <w:sz w:val="22"/>
-                <w:szCs w:val="22"/>
-              </w:rPr>
-              <w:t>Create 1 EC2 for Domain Controller (DC)</w:t>
-            </w:r>
-          </w:p>
-        </w:tc>
-        <w:tc>
-          <w:tcPr>
-            <w:tcW w:w="1559" w:type="dxa"/>
-            <w:shd w:val="clear" w:color="auto" w:fill="auto"/>
-            <w:noWrap/>
-            <w:vAlign w:val="center"/>
-            <w:hideMark/>
-          </w:tcPr>
-          <w:p>
-            <w:pPr>
-              <w:jc w:val="center"/>
-              <w:rPr>
-                <w:rFonts w:ascii="Calibri" w:hAnsi="Calibri" w:cs="Calibri"/>
-                <w:color w:val="FF0000"/>
-                <w:sz w:val="22"/>
-                <w:szCs w:val="22"/>
-              </w:rPr>
-            </w:pPr>
-            <w:r>
-              <w:rPr>
-                <w:rFonts w:ascii="Calibri" w:hAnsi="Calibri" w:cs="Calibri"/>
-                <w:color w:val="FF0000"/>
-                <w:sz w:val="22"/>
-                <w:szCs w:val="22"/>
-              </w:rPr>
-              <w:t>CDT</w:t>
-            </w:r>
-          </w:p>
-        </w:tc>
-      </w:tr>
-      <w:tr>
-        <w:trPr>
-          <w:trHeight w:val="320"/>
-        </w:trPr>
-        <w:tc>
-          <w:tcPr>
-            <w:tcW w:w="640" w:type="dxa"/>
-            <w:shd w:val="clear" w:color="000000" w:fill="FFFFFF"/>
-            <w:noWrap/>
-            <w:vAlign w:val="center"/>
-            <w:hideMark/>
-          </w:tcPr>
-          <w:p>
-            <w:pPr>
-              <w:jc w:val="center"/>
-              <w:rPr>
-                <w:rFonts w:ascii="Calibri" w:hAnsi="Calibri" w:cs="Calibri"/>
-                <w:color w:val="000000"/>
-                <w:sz w:val="22"/>
-                <w:szCs w:val="22"/>
-              </w:rPr>
-            </w:pPr>
-            <w:r>
-              <w:rPr>
-                <w:rFonts w:ascii="Calibri" w:hAnsi="Calibri" w:cs="Calibri"/>
-                <w:color w:val="000000"/>
-                <w:sz w:val="22"/>
-                <w:szCs w:val="22"/>
-              </w:rPr>
-              <w:t>15</w:t>
-            </w:r>
-          </w:p>
-        </w:tc>
-        <w:tc>
-          <w:tcPr>
-            <w:tcW w:w="7719" w:type="dxa"/>
-            <w:shd w:val="clear" w:color="000000" w:fill="FFFFFF"/>
-            <w:noWrap/>
-            <w:vAlign w:val="bottom"/>
-            <w:hideMark/>
-          </w:tcPr>
-          <w:p>
-            <w:pPr>
-              <w:rPr>
-                <w:rFonts w:ascii="Calibri" w:hAnsi="Calibri" w:cs="Calibri"/>
-                <w:color w:val="FF0000"/>
-                <w:sz w:val="22"/>
-                <w:szCs w:val="22"/>
-              </w:rPr>
-            </w:pPr>
-            <w:r>
-              <w:rPr>
-                <w:rFonts w:ascii="Calibri" w:hAnsi="Calibri" w:cs="Calibri"/>
-                <w:color w:val="FF0000"/>
-                <w:sz w:val="22"/>
-                <w:szCs w:val="22"/>
-              </w:rPr>
-              <w:t>Setup Domain Controller on the EC2</w:t>
-            </w:r>
-          </w:p>
-        </w:tc>
-        <w:tc>
-          <w:tcPr>
-            <w:tcW w:w="1559" w:type="dxa"/>
-            <w:shd w:val="clear" w:color="auto" w:fill="auto"/>
-            <w:noWrap/>
-            <w:vAlign w:val="center"/>
-            <w:hideMark/>
-          </w:tcPr>
-          <w:p>
-            <w:pPr>
-              <w:jc w:val="center"/>
-              <w:rPr>
-                <w:rFonts w:ascii="Calibri" w:hAnsi="Calibri" w:cs="Calibri"/>
-                <w:color w:val="FF0000"/>
-                <w:sz w:val="22"/>
-                <w:szCs w:val="22"/>
-              </w:rPr>
-            </w:pPr>
-            <w:r>
-              <w:rPr>
-                <w:rFonts w:ascii="Calibri" w:hAnsi="Calibri" w:cs="Calibri"/>
-                <w:color w:val="FF0000"/>
-                <w:sz w:val="22"/>
-                <w:szCs w:val="22"/>
-              </w:rPr>
-              <w:t>GYS</w:t>
-            </w:r>
-          </w:p>
-        </w:tc>
-      </w:tr>
-      <w:tr>
-        <w:trPr>
-          <w:trHeight w:val="320"/>
-        </w:trPr>
-        <w:tc>
-          <w:tcPr>
-            <w:tcW w:w="640" w:type="dxa"/>
-            <w:shd w:val="clear" w:color="000000" w:fill="FFFFFF"/>
-            <w:noWrap/>
-            <w:vAlign w:val="center"/>
-            <w:hideMark/>
-          </w:tcPr>
-          <w:p>
-            <w:pPr>
-              <w:jc w:val="center"/>
-              <w:rPr>
-                <w:rFonts w:ascii="Calibri" w:hAnsi="Calibri" w:cs="Calibri"/>
-                <w:color w:val="000000"/>
-                <w:sz w:val="22"/>
-                <w:szCs w:val="22"/>
-              </w:rPr>
-            </w:pPr>
-            <w:r>
-              <w:rPr>
-                <w:rFonts w:ascii="Calibri" w:hAnsi="Calibri" w:cs="Calibri"/>
-                <w:color w:val="000000"/>
-                <w:sz w:val="22"/>
-                <w:szCs w:val="22"/>
-              </w:rPr>
-              <w:t>16</w:t>
-            </w:r>
-          </w:p>
-        </w:tc>
-        <w:tc>
-          <w:tcPr>
-            <w:tcW w:w="7719" w:type="dxa"/>
-            <w:shd w:val="clear" w:color="000000" w:fill="FFFFFF"/>
-            <w:noWrap/>
-            <w:vAlign w:val="bottom"/>
-            <w:hideMark/>
-          </w:tcPr>
-          <w:p>
-            <w:pPr>
-              <w:rPr>
-                <w:rFonts w:ascii="Calibri" w:hAnsi="Calibri" w:cs="Calibri"/>
-                <w:color w:val="FF0000"/>
-                <w:sz w:val="22"/>
-                <w:szCs w:val="22"/>
-              </w:rPr>
-            </w:pPr>
-            <w:r>
-              <w:rPr>
-                <w:rFonts w:ascii="Calibri" w:hAnsi="Calibri" w:cs="Calibri"/>
-                <w:color w:val="FF0000"/>
-                <w:sz w:val="22"/>
-                <w:szCs w:val="22"/>
-              </w:rPr>
-              <w:t>Configure Multi-Site Active Directory</w:t>
-            </w:r>
-          </w:p>
-        </w:tc>
-        <w:tc>
-          <w:tcPr>
-            <w:tcW w:w="1559" w:type="dxa"/>
-            <w:shd w:val="clear" w:color="auto" w:fill="auto"/>
-            <w:noWrap/>
-            <w:vAlign w:val="center"/>
-            <w:hideMark/>
-          </w:tcPr>
-          <w:p>
-            <w:pPr>
-              <w:jc w:val="center"/>
-              <w:rPr>
-                <w:rFonts w:ascii="Calibri" w:hAnsi="Calibri" w:cs="Calibri"/>
-                <w:color w:val="FF0000"/>
-                <w:sz w:val="22"/>
-                <w:szCs w:val="22"/>
-              </w:rPr>
-            </w:pPr>
-            <w:r>
-              <w:rPr>
-                <w:rFonts w:ascii="Calibri" w:hAnsi="Calibri" w:cs="Calibri"/>
-                <w:color w:val="FF0000"/>
-                <w:sz w:val="22"/>
-                <w:szCs w:val="22"/>
-              </w:rPr>
-              <w:t>GYS</w:t>
-            </w:r>
-          </w:p>
-        </w:tc>
-      </w:tr>
-      <w:tr>
-        <w:trPr>
-          <w:trHeight w:val="320"/>
-        </w:trPr>
-        <w:tc>
-          <w:tcPr>
-            <w:tcW w:w="640" w:type="dxa"/>
-            <w:shd w:val="clear" w:color="000000" w:fill="FFFFFF"/>
-            <w:noWrap/>
-            <w:vAlign w:val="center"/>
-            <w:hideMark/>
-          </w:tcPr>
-          <w:p>
-            <w:pPr>
-              <w:jc w:val="center"/>
-              <w:rPr>
-                <w:rFonts w:ascii="Calibri" w:hAnsi="Calibri" w:cs="Calibri"/>
-                <w:color w:val="000000"/>
-                <w:sz w:val="22"/>
-                <w:szCs w:val="22"/>
-              </w:rPr>
-            </w:pPr>
-            <w:r>
-              <w:rPr>
-                <w:rFonts w:ascii="Calibri" w:hAnsi="Calibri" w:cs="Calibri"/>
-                <w:color w:val="000000"/>
-                <w:sz w:val="22"/>
-                <w:szCs w:val="22"/>
-              </w:rPr>
-              <w:t>17</w:t>
-            </w:r>
-          </w:p>
-        </w:tc>
-        <w:tc>
-          <w:tcPr>
-            <w:tcW w:w="7719" w:type="dxa"/>
-            <w:shd w:val="clear" w:color="000000" w:fill="FFFFFF"/>
-            <w:noWrap/>
-            <w:vAlign w:val="bottom"/>
-            <w:hideMark/>
-          </w:tcPr>
-          <w:p>
-            <w:pPr>
-              <w:rPr>
-                <w:rFonts w:ascii="Calibri" w:hAnsi="Calibri" w:cs="Calibri"/>
-                <w:color w:val="FF0000"/>
-                <w:sz w:val="22"/>
-                <w:szCs w:val="22"/>
-              </w:rPr>
-            </w:pPr>
-            <w:r>
-              <w:rPr>
-                <w:rFonts w:ascii="Calibri" w:hAnsi="Calibri" w:cs="Calibri"/>
-                <w:color w:val="FF0000"/>
-                <w:sz w:val="22"/>
-                <w:szCs w:val="22"/>
-              </w:rPr>
-              <w:t>Add new DC as alternate DNS server on all VMs</w:t>
-            </w:r>
-          </w:p>
-        </w:tc>
-        <w:tc>
-          <w:tcPr>
-            <w:tcW w:w="1559" w:type="dxa"/>
-            <w:shd w:val="clear" w:color="auto" w:fill="auto"/>
-            <w:noWrap/>
-            <w:vAlign w:val="center"/>
-            <w:hideMark/>
-          </w:tcPr>
-          <w:p>
-            <w:pPr>
-              <w:jc w:val="center"/>
-              <w:rPr>
-                <w:rFonts w:ascii="Calibri" w:hAnsi="Calibri" w:cs="Calibri"/>
-                <w:color w:val="FF0000"/>
-                <w:sz w:val="22"/>
-                <w:szCs w:val="22"/>
-              </w:rPr>
-            </w:pPr>
-            <w:r>
-              <w:rPr>
-                <w:rFonts w:ascii="Calibri" w:hAnsi="Calibri" w:cs="Calibri"/>
-                <w:color w:val="FF0000"/>
-                <w:sz w:val="22"/>
-                <w:szCs w:val="22"/>
-              </w:rPr>
-              <w:t>GYS</w:t>
-            </w:r>
-          </w:p>
-        </w:tc>
-      </w:tr>
-      <w:tr>
-        <w:trPr>
-          <w:trHeight w:val="320"/>
-        </w:trPr>
-        <w:tc>
-          <w:tcPr>
-            <w:tcW w:w="640" w:type="dxa"/>
-            <w:shd w:val="clear" w:color="000000" w:fill="D0D0D0"/>
-            <w:noWrap/>
-            <w:vAlign w:val="center"/>
-            <w:hideMark/>
-          </w:tcPr>
-          <w:p>
-            <w:pPr>
-              <w:jc w:val="center"/>
-              <w:rPr>
-                <w:rFonts w:ascii="Calibri" w:hAnsi="Calibri" w:cs="Calibri"/>
-                <w:color w:val="000000"/>
-                <w:sz w:val="22"/>
-                <w:szCs w:val="22"/>
-              </w:rPr>
-            </w:pPr>
-            <w:r>
-              <w:rPr>
-                <w:rFonts w:ascii="Calibri" w:hAnsi="Calibri" w:cs="Calibri"/>
-                <w:color w:val="000000"/>
-                <w:sz w:val="22"/>
-                <w:szCs w:val="22"/>
-              </w:rPr>
-              <w:t> </w:t>
-            </w:r>
-          </w:p>
-        </w:tc>
-        <w:tc>
-          <w:tcPr>
-            <w:tcW w:w="7719" w:type="dxa"/>
-            <w:shd w:val="clear" w:color="000000" w:fill="D0D0D0"/>
-            <w:noWrap/>
-            <w:vAlign w:val="bottom"/>
-            <w:hideMark/>
-          </w:tcPr>
-          <w:p>
-            <w:pPr>
-              <w:rPr>
-                <w:rFonts w:ascii="Calibri" w:hAnsi="Calibri" w:cs="Calibri"/>
-                <w:b/>
-                <w:bCs/>
-                <w:color w:val="FF0000"/>
-                <w:sz w:val="22"/>
-                <w:szCs w:val="22"/>
-              </w:rPr>
-            </w:pPr>
-            <w:r>
-              <w:rPr>
-                <w:rFonts w:ascii="Calibri" w:hAnsi="Calibri" w:cs="Calibri"/>
-                <w:b/>
-                <w:bCs/>
-                <w:color w:val="FF0000"/>
-                <w:sz w:val="22"/>
-                <w:szCs w:val="22"/>
-              </w:rPr>
-              <w:t>Security</w:t>
-            </w:r>
-          </w:p>
-        </w:tc>
-        <w:tc>
-          <w:tcPr>
-            <w:tcW w:w="1559" w:type="dxa"/>
-            <w:shd w:val="clear" w:color="000000" w:fill="D0D0D0"/>
-            <w:noWrap/>
-            <w:vAlign w:val="center"/>
-            <w:hideMark/>
-          </w:tcPr>
-          <w:p>
-            <w:pPr>
-              <w:jc w:val="center"/>
-              <w:rPr>
-                <w:rFonts w:ascii="Calibri" w:hAnsi="Calibri" w:cs="Calibri"/>
-                <w:color w:val="FF0000"/>
-                <w:sz w:val="22"/>
-                <w:szCs w:val="22"/>
-              </w:rPr>
-            </w:pPr>
-            <w:r>
-              <w:rPr>
-                <w:rFonts w:ascii="Calibri" w:hAnsi="Calibri" w:cs="Calibri"/>
-                <w:color w:val="FF0000"/>
-                <w:sz w:val="22"/>
-                <w:szCs w:val="22"/>
-              </w:rPr>
-              <w:t> </w:t>
-            </w:r>
-          </w:p>
-        </w:tc>
-      </w:tr>
-      <w:tr>
-        <w:trPr>
-          <w:trHeight w:val="320"/>
-        </w:trPr>
-        <w:tc>
-          <w:tcPr>
-            <w:tcW w:w="640" w:type="dxa"/>
-            <w:shd w:val="clear" w:color="000000" w:fill="FFFFFF"/>
-            <w:noWrap/>
-            <w:vAlign w:val="center"/>
-            <w:hideMark/>
-          </w:tcPr>
-          <w:p>
-            <w:pPr>
-              <w:jc w:val="center"/>
-              <w:rPr>
-                <w:rFonts w:ascii="Calibri" w:hAnsi="Calibri" w:cs="Calibri"/>
-                <w:color w:val="000000"/>
-                <w:sz w:val="22"/>
-                <w:szCs w:val="22"/>
-              </w:rPr>
-            </w:pPr>
-            <w:r>
-              <w:rPr>
-                <w:rFonts w:ascii="Calibri" w:hAnsi="Calibri" w:cs="Calibri"/>
-                <w:color w:val="000000"/>
-                <w:sz w:val="22"/>
-                <w:szCs w:val="22"/>
-              </w:rPr>
-              <w:t>18</w:t>
-            </w:r>
-          </w:p>
-        </w:tc>
-        <w:tc>
-          <w:tcPr>
-            <w:tcW w:w="7719" w:type="dxa"/>
-            <w:shd w:val="clear" w:color="000000" w:fill="FFFFFF"/>
-            <w:noWrap/>
-            <w:vAlign w:val="bottom"/>
-            <w:hideMark/>
-          </w:tcPr>
-          <w:p>
-            <w:pPr>
-              <w:rPr>
-                <w:rFonts w:ascii="Calibri" w:hAnsi="Calibri" w:cs="Calibri"/>
-                <w:color w:val="FF0000"/>
-                <w:sz w:val="22"/>
-                <w:szCs w:val="22"/>
-              </w:rPr>
-            </w:pPr>
-            <w:r>
-              <w:rPr>
-                <w:rFonts w:ascii="Calibri" w:hAnsi="Calibri" w:cs="Calibri"/>
-                <w:color w:val="FF0000"/>
-                <w:sz w:val="22"/>
-                <w:szCs w:val="22"/>
-              </w:rPr>
-              <w:t>Create and Configure Security Group</w:t>
-            </w:r>
-          </w:p>
-        </w:tc>
-        <w:tc>
-          <w:tcPr>
-            <w:tcW w:w="1559" w:type="dxa"/>
-            <w:shd w:val="clear" w:color="auto" w:fill="auto"/>
-            <w:noWrap/>
-            <w:vAlign w:val="center"/>
-            <w:hideMark/>
-          </w:tcPr>
-          <w:p>
-            <w:pPr>
-              <w:jc w:val="center"/>
-              <w:rPr>
-                <w:rFonts w:ascii="Calibri" w:hAnsi="Calibri" w:cs="Calibri"/>
-                <w:color w:val="FF0000"/>
-                <w:sz w:val="22"/>
-                <w:szCs w:val="22"/>
-              </w:rPr>
-            </w:pPr>
-            <w:r>
-              <w:rPr>
-                <w:rFonts w:ascii="Calibri" w:hAnsi="Calibri" w:cs="Calibri"/>
-                <w:color w:val="FF0000"/>
-                <w:sz w:val="22"/>
-                <w:szCs w:val="22"/>
-              </w:rPr>
-              <w:t>CDT</w:t>
-            </w:r>
-          </w:p>
-        </w:tc>
-      </w:tr>
-      <w:tr>
-        <w:trPr>
-          <w:trHeight w:val="320"/>
-        </w:trPr>
-        <w:tc>
-          <w:tcPr>
-            <w:tcW w:w="640" w:type="dxa"/>
-            <w:shd w:val="clear" w:color="000000" w:fill="FFFFFF"/>
-            <w:noWrap/>
-            <w:vAlign w:val="center"/>
-            <w:hideMark/>
-          </w:tcPr>
-          <w:p>
-            <w:pPr>
-              <w:jc w:val="center"/>
-              <w:rPr>
-                <w:rFonts w:ascii="Calibri" w:hAnsi="Calibri" w:cs="Calibri"/>
-                <w:color w:val="000000"/>
-                <w:sz w:val="22"/>
-                <w:szCs w:val="22"/>
-              </w:rPr>
-            </w:pPr>
-            <w:r>
-              <w:rPr>
-                <w:rFonts w:ascii="Calibri" w:hAnsi="Calibri" w:cs="Calibri"/>
-                <w:color w:val="000000"/>
-                <w:sz w:val="22"/>
-                <w:szCs w:val="22"/>
-              </w:rPr>
-              <w:t>19</w:t>
-            </w:r>
-          </w:p>
-        </w:tc>
-        <w:tc>
-          <w:tcPr>
-            <w:tcW w:w="7719" w:type="dxa"/>
-            <w:shd w:val="clear" w:color="000000" w:fill="FFFFFF"/>
-            <w:noWrap/>
-            <w:vAlign w:val="bottom"/>
-            <w:hideMark/>
-          </w:tcPr>
-          <w:p>
-            <w:pPr>
-              <w:rPr>
-                <w:rFonts w:ascii="Calibri" w:hAnsi="Calibri" w:cs="Calibri"/>
-                <w:color w:val="FF0000"/>
-                <w:sz w:val="22"/>
-                <w:szCs w:val="22"/>
-              </w:rPr>
-            </w:pPr>
-            <w:r>
-              <w:rPr>
-                <w:rFonts w:ascii="Calibri" w:hAnsi="Calibri" w:cs="Calibri"/>
-                <w:color w:val="FF0000"/>
-                <w:sz w:val="22"/>
-                <w:szCs w:val="22"/>
-              </w:rPr>
-              <w:t>Create &amp; Configure Application Load Balancer (ALB)</w:t>
-            </w:r>
-          </w:p>
-        </w:tc>
-        <w:tc>
-          <w:tcPr>
-            <w:tcW w:w="1559" w:type="dxa"/>
-            <w:shd w:val="clear" w:color="auto" w:fill="auto"/>
-            <w:noWrap/>
-            <w:vAlign w:val="center"/>
-            <w:hideMark/>
-          </w:tcPr>
-          <w:p>
-            <w:pPr>
-              <w:jc w:val="center"/>
-              <w:rPr>
-                <w:rFonts w:ascii="Calibri" w:hAnsi="Calibri" w:cs="Calibri"/>
-                <w:color w:val="FF0000"/>
-                <w:sz w:val="22"/>
-                <w:szCs w:val="22"/>
-              </w:rPr>
-            </w:pPr>
-            <w:r>
-              <w:rPr>
-                <w:rFonts w:ascii="Calibri" w:hAnsi="Calibri" w:cs="Calibri"/>
-                <w:color w:val="FF0000"/>
-                <w:sz w:val="22"/>
-                <w:szCs w:val="22"/>
-              </w:rPr>
-              <w:t>CDT</w:t>
-            </w:r>
-          </w:p>
-        </w:tc>
-      </w:tr>
-      <w:tr>
-        <w:trPr>
-          <w:trHeight w:val="320"/>
-        </w:trPr>
-        <w:tc>
-          <w:tcPr>
-            <w:tcW w:w="640" w:type="dxa"/>
-            <w:shd w:val="clear" w:color="000000" w:fill="FFFFFF"/>
-            <w:noWrap/>
-            <w:vAlign w:val="center"/>
-            <w:hideMark/>
-          </w:tcPr>
-          <w:p>
-            <w:pPr>
-              <w:jc w:val="center"/>
-              <w:rPr>
-                <w:rFonts w:ascii="Calibri" w:hAnsi="Calibri" w:cs="Calibri"/>
-                <w:color w:val="000000"/>
-                <w:sz w:val="22"/>
-                <w:szCs w:val="22"/>
-              </w:rPr>
-            </w:pPr>
-            <w:r>
-              <w:rPr>
-                <w:rFonts w:ascii="Calibri" w:hAnsi="Calibri" w:cs="Calibri"/>
-                <w:color w:val="000000"/>
-                <w:sz w:val="22"/>
-                <w:szCs w:val="22"/>
-              </w:rPr>
-              <w:t>20</w:t>
-            </w:r>
-          </w:p>
-        </w:tc>
-        <w:tc>
-          <w:tcPr>
-            <w:tcW w:w="7719" w:type="dxa"/>
-            <w:shd w:val="clear" w:color="000000" w:fill="FFFFFF"/>
-            <w:noWrap/>
-            <w:vAlign w:val="bottom"/>
-            <w:hideMark/>
-          </w:tcPr>
-          <w:p>
-            <w:pPr>
-              <w:rPr>
-                <w:rFonts w:ascii="Calibri" w:hAnsi="Calibri" w:cs="Calibri"/>
-                <w:color w:val="FF0000"/>
-                <w:sz w:val="22"/>
-                <w:szCs w:val="22"/>
-              </w:rPr>
-            </w:pPr>
-            <w:r>
-              <w:rPr>
-                <w:rFonts w:ascii="Calibri" w:hAnsi="Calibri" w:cs="Calibri"/>
-                <w:color w:val="FF0000"/>
-                <w:sz w:val="22"/>
-                <w:szCs w:val="22"/>
-              </w:rPr>
-              <w:t>Create, Configure and Attach Web Application Firewall (WAF) to ALB</w:t>
-            </w:r>
-          </w:p>
-        </w:tc>
-        <w:tc>
-          <w:tcPr>
-            <w:tcW w:w="1559" w:type="dxa"/>
-            <w:shd w:val="clear" w:color="auto" w:fill="auto"/>
-            <w:noWrap/>
-            <w:vAlign w:val="center"/>
-            <w:hideMark/>
-          </w:tcPr>
-          <w:p>
-            <w:pPr>
-              <w:jc w:val="center"/>
-              <w:rPr>
-                <w:rFonts w:ascii="Calibri" w:hAnsi="Calibri" w:cs="Calibri"/>
-                <w:color w:val="FF0000"/>
-                <w:sz w:val="22"/>
-                <w:szCs w:val="22"/>
-              </w:rPr>
-            </w:pPr>
-            <w:r>
-              <w:rPr>
-                <w:rFonts w:ascii="Calibri" w:hAnsi="Calibri" w:cs="Calibri"/>
-                <w:color w:val="FF0000"/>
-                <w:sz w:val="22"/>
-                <w:szCs w:val="22"/>
-              </w:rPr>
-              <w:t>CDT</w:t>
-            </w:r>
-          </w:p>
-        </w:tc>
-      </w:tr>
-      <w:tr>
-        <w:trPr>
-          <w:trHeight w:val="320"/>
-        </w:trPr>
-        <w:tc>
-          <w:tcPr>
-            <w:tcW w:w="640" w:type="dxa"/>
-            <w:shd w:val="clear" w:color="000000" w:fill="D0D0D0"/>
-            <w:noWrap/>
-            <w:vAlign w:val="center"/>
-            <w:hideMark/>
-          </w:tcPr>
-          <w:p>
-            <w:pPr>
-              <w:jc w:val="center"/>
-              <w:rPr>
-                <w:rFonts w:ascii="Calibri" w:hAnsi="Calibri" w:cs="Calibri"/>
-                <w:b/>
-                <w:bCs/>
-                <w:color w:val="000000"/>
-                <w:sz w:val="22"/>
-                <w:szCs w:val="22"/>
-              </w:rPr>
-            </w:pPr>
-            <w:r>
-              <w:rPr>
-                <w:rFonts w:ascii="Calibri" w:hAnsi="Calibri" w:cs="Calibri"/>
-                <w:b/>
-                <w:bCs/>
-                <w:color w:val="000000"/>
-                <w:sz w:val="22"/>
-                <w:szCs w:val="22"/>
-              </w:rPr>
-              <w:t> </w:t>
-            </w:r>
-          </w:p>
-        </w:tc>
-        <w:tc>
-          <w:tcPr>
-            <w:tcW w:w="7719" w:type="dxa"/>
-            <w:shd w:val="clear" w:color="000000" w:fill="D0D0D0"/>
-            <w:noWrap/>
-            <w:vAlign w:val="bottom"/>
-            <w:hideMark/>
-          </w:tcPr>
-          <w:p>
-            <w:pPr>
-              <w:rPr>
-                <w:rFonts w:ascii="Calibri" w:hAnsi="Calibri" w:cs="Calibri"/>
-                <w:b/>
-                <w:bCs/>
-                <w:color w:val="FF0000"/>
-                <w:sz w:val="22"/>
-                <w:szCs w:val="22"/>
-              </w:rPr>
-            </w:pPr>
-            <w:r>
-              <w:rPr>
-                <w:rFonts w:ascii="Calibri" w:hAnsi="Calibri" w:cs="Calibri"/>
-                <w:b/>
-                <w:bCs/>
-                <w:color w:val="FF0000"/>
-                <w:sz w:val="22"/>
-                <w:szCs w:val="22"/>
-              </w:rPr>
-              <w:t>Disaster Recovery Preparation</w:t>
-            </w:r>
-          </w:p>
-        </w:tc>
-        <w:tc>
-          <w:tcPr>
-            <w:tcW w:w="1559" w:type="dxa"/>
-            <w:shd w:val="clear" w:color="000000" w:fill="D0D0D0"/>
-            <w:noWrap/>
-            <w:vAlign w:val="center"/>
-            <w:hideMark/>
-          </w:tcPr>
-          <w:p>
-            <w:pPr>
-              <w:jc w:val="center"/>
-              <w:rPr>
-                <w:rFonts w:ascii="Calibri" w:hAnsi="Calibri" w:cs="Calibri"/>
-                <w:b/>
-                <w:bCs/>
-                <w:color w:val="FF0000"/>
-                <w:sz w:val="22"/>
-                <w:szCs w:val="22"/>
-              </w:rPr>
-            </w:pPr>
-            <w:r>
-              <w:rPr>
-                <w:rFonts w:ascii="Calibri" w:hAnsi="Calibri" w:cs="Calibri"/>
-                <w:b/>
-                <w:bCs/>
-                <w:color w:val="FF0000"/>
-                <w:sz w:val="22"/>
-                <w:szCs w:val="22"/>
-              </w:rPr>
-              <w:t> </w:t>
-            </w:r>
-          </w:p>
-        </w:tc>
-      </w:tr>
-      <w:tr>
-        <w:trPr>
-          <w:trHeight w:val="320"/>
-        </w:trPr>
-        <w:tc>
-          <w:tcPr>
-            <w:tcW w:w="640" w:type="dxa"/>
-            <w:shd w:val="clear" w:color="000000" w:fill="FFFFFF"/>
-            <w:noWrap/>
-            <w:vAlign w:val="center"/>
-            <w:hideMark/>
-          </w:tcPr>
-          <w:p>
-            <w:pPr>
-              <w:jc w:val="center"/>
-              <w:rPr>
-                <w:rFonts w:ascii="Calibri" w:hAnsi="Calibri" w:cs="Calibri"/>
-                <w:color w:val="000000"/>
-                <w:sz w:val="22"/>
-                <w:szCs w:val="22"/>
-              </w:rPr>
-            </w:pPr>
-            <w:r>
-              <w:rPr>
-                <w:rFonts w:ascii="Calibri" w:hAnsi="Calibri" w:cs="Calibri"/>
-                <w:color w:val="000000"/>
-                <w:sz w:val="22"/>
-                <w:szCs w:val="22"/>
-              </w:rPr>
-              <w:t>21</w:t>
-            </w:r>
-          </w:p>
-        </w:tc>
-        <w:tc>
-          <w:tcPr>
-            <w:tcW w:w="7719" w:type="dxa"/>
-            <w:shd w:val="clear" w:color="auto" w:fill="auto"/>
-            <w:noWrap/>
-            <w:vAlign w:val="bottom"/>
-            <w:hideMark/>
-          </w:tcPr>
-          <w:p>
-            <w:pPr>
-              <w:rPr>
-                <w:rFonts w:ascii="Calibri" w:hAnsi="Calibri" w:cs="Calibri"/>
-                <w:color w:val="FF0000"/>
-                <w:sz w:val="22"/>
-                <w:szCs w:val="22"/>
-              </w:rPr>
-            </w:pPr>
-            <w:r>
-              <w:rPr>
-                <w:rFonts w:ascii="Calibri" w:hAnsi="Calibri" w:cs="Calibri"/>
-                <w:color w:val="FF0000"/>
-                <w:sz w:val="22"/>
-                <w:szCs w:val="22"/>
-              </w:rPr>
-              <w:t>Re-configure Replication Settings</w:t>
-            </w:r>
-          </w:p>
-        </w:tc>
-        <w:tc>
-          <w:tcPr>
-            <w:tcW w:w="1559" w:type="dxa"/>
-            <w:shd w:val="clear" w:color="auto" w:fill="auto"/>
-            <w:noWrap/>
-            <w:vAlign w:val="center"/>
-            <w:hideMark/>
-          </w:tcPr>
-          <w:p>
-            <w:pPr>
-              <w:jc w:val="center"/>
-              <w:rPr>
-                <w:rFonts w:ascii="Calibri" w:hAnsi="Calibri" w:cs="Calibri"/>
-                <w:color w:val="FF0000"/>
-                <w:sz w:val="22"/>
-                <w:szCs w:val="22"/>
-              </w:rPr>
-            </w:pPr>
-            <w:r>
-              <w:rPr>
-                <w:rFonts w:ascii="Calibri" w:hAnsi="Calibri" w:cs="Calibri"/>
-                <w:color w:val="FF0000"/>
-                <w:sz w:val="22"/>
-                <w:szCs w:val="22"/>
-              </w:rPr>
-              <w:t>CDT</w:t>
-            </w:r>
-          </w:p>
-        </w:tc>
-      </w:tr>
-      <w:tr>
-        <w:trPr>
-          <w:trHeight w:val="320"/>
-        </w:trPr>
-        <w:tc>
-          <w:tcPr>
-            <w:tcW w:w="640" w:type="dxa"/>
-            <w:shd w:val="clear" w:color="000000" w:fill="FFFFFF"/>
-            <w:noWrap/>
-            <w:vAlign w:val="center"/>
-            <w:hideMark/>
-          </w:tcPr>
-          <w:p>
-            <w:pPr>
-              <w:jc w:val="center"/>
-              <w:rPr>
-                <w:rFonts w:ascii="Calibri" w:hAnsi="Calibri" w:cs="Calibri"/>
-                <w:color w:val="000000"/>
-                <w:sz w:val="22"/>
-                <w:szCs w:val="22"/>
-              </w:rPr>
-            </w:pPr>
-            <w:r>
-              <w:rPr>
-                <w:rFonts w:ascii="Calibri" w:hAnsi="Calibri" w:cs="Calibri"/>
-                <w:color w:val="000000"/>
-                <w:sz w:val="22"/>
-                <w:szCs w:val="22"/>
-              </w:rPr>
-              <w:t>22</w:t>
-            </w:r>
-          </w:p>
-        </w:tc>
-        <w:tc>
-          <w:tcPr>
-            <w:tcW w:w="7719" w:type="dxa"/>
-            <w:shd w:val="clear" w:color="auto" w:fill="auto"/>
-            <w:noWrap/>
-            <w:vAlign w:val="bottom"/>
-            <w:hideMark/>
-          </w:tcPr>
-          <w:p>
-            <w:pPr>
-              <w:rPr>
-                <w:rFonts w:ascii="Calibri" w:hAnsi="Calibri" w:cs="Calibri"/>
-                <w:color w:val="FF0000"/>
-                <w:sz w:val="22"/>
-                <w:szCs w:val="22"/>
-              </w:rPr>
-            </w:pPr>
-            <w:r>
-              <w:rPr>
-                <w:rFonts w:ascii="Calibri" w:hAnsi="Calibri" w:cs="Calibri"/>
-                <w:color w:val="FF0000"/>
-                <w:sz w:val="22"/>
-                <w:szCs w:val="22"/>
-              </w:rPr>
-              <w:t>Re-install AWS Elastic Disaster Recovery (DRS) Agents in source VM (12 Servers)</w:t>
-            </w:r>
-          </w:p>
-        </w:tc>
-        <w:tc>
-          <w:tcPr>
-            <w:tcW w:w="1559" w:type="dxa"/>
-            <w:shd w:val="clear" w:color="auto" w:fill="auto"/>
-            <w:noWrap/>
-            <w:vAlign w:val="center"/>
-            <w:hideMark/>
-          </w:tcPr>
-          <w:p>
-            <w:pPr>
-              <w:jc w:val="center"/>
-              <w:rPr>
-                <w:rFonts w:ascii="Calibri" w:hAnsi="Calibri" w:cs="Calibri"/>
-                <w:color w:val="FF0000"/>
-                <w:sz w:val="22"/>
-                <w:szCs w:val="22"/>
-              </w:rPr>
-            </w:pPr>
-            <w:r>
-              <w:rPr>
-                <w:rFonts w:ascii="Calibri" w:hAnsi="Calibri" w:cs="Calibri"/>
-                <w:color w:val="FF0000"/>
-                <w:sz w:val="22"/>
-                <w:szCs w:val="22"/>
-              </w:rPr>
-              <w:t>CDT &amp; GYS</w:t>
-            </w:r>
-          </w:p>
-        </w:tc>
-      </w:tr>
-      <w:tr>
-        <w:trPr>
-          <w:trHeight w:val="320"/>
-        </w:trPr>
-        <w:tc>
-          <w:tcPr>
-            <w:tcW w:w="640" w:type="dxa"/>
-            <w:shd w:val="clear" w:color="000000" w:fill="FFFFFF"/>
-            <w:noWrap/>
-            <w:vAlign w:val="center"/>
-            <w:hideMark/>
-          </w:tcPr>
-          <w:p>
-            <w:pPr>
-              <w:jc w:val="center"/>
-              <w:rPr>
-                <w:rFonts w:ascii="Calibri" w:hAnsi="Calibri" w:cs="Calibri"/>
-                <w:color w:val="000000"/>
-                <w:sz w:val="22"/>
-                <w:szCs w:val="22"/>
-              </w:rPr>
-            </w:pPr>
-            <w:r>
-              <w:rPr>
-                <w:rFonts w:ascii="Calibri" w:hAnsi="Calibri" w:cs="Calibri"/>
-                <w:color w:val="000000"/>
-                <w:sz w:val="22"/>
-                <w:szCs w:val="22"/>
-              </w:rPr>
-              <w:t>23</w:t>
-            </w:r>
-          </w:p>
-        </w:tc>
-        <w:tc>
-          <w:tcPr>
-            <w:tcW w:w="7719" w:type="dxa"/>
-            <w:shd w:val="clear" w:color="auto" w:fill="auto"/>
-            <w:noWrap/>
-            <w:vAlign w:val="bottom"/>
-            <w:hideMark/>
-          </w:tcPr>
-          <w:p>
-            <w:pPr>
-              <w:rPr>
-                <w:rFonts w:ascii="Calibri" w:hAnsi="Calibri" w:cs="Calibri"/>
-                <w:color w:val="FF0000"/>
-                <w:sz w:val="22"/>
-                <w:szCs w:val="22"/>
-              </w:rPr>
-            </w:pPr>
-            <w:r>
-              <w:rPr>
-                <w:rFonts w:ascii="Calibri" w:hAnsi="Calibri" w:cs="Calibri"/>
-                <w:color w:val="FF0000"/>
-                <w:sz w:val="22"/>
-                <w:szCs w:val="22"/>
-              </w:rPr>
-              <w:t>Start and Monitor Replication</w:t>
-            </w:r>
-          </w:p>
-        </w:tc>
-        <w:tc>
-          <w:tcPr>
-            <w:tcW w:w="1559" w:type="dxa"/>
-            <w:shd w:val="clear" w:color="auto" w:fill="auto"/>
-            <w:noWrap/>
-            <w:vAlign w:val="center"/>
-            <w:hideMark/>
-          </w:tcPr>
-          <w:p>
-            <w:pPr>
-              <w:jc w:val="center"/>
-              <w:rPr>
-                <w:rFonts w:ascii="Calibri" w:hAnsi="Calibri" w:cs="Calibri"/>
-                <w:color w:val="FF0000"/>
-                <w:sz w:val="22"/>
-                <w:szCs w:val="22"/>
-              </w:rPr>
-            </w:pPr>
-            <w:r>
-              <w:rPr>
-                <w:rFonts w:ascii="Calibri" w:hAnsi="Calibri" w:cs="Calibri"/>
-                <w:color w:val="FF0000"/>
-                <w:sz w:val="22"/>
-                <w:szCs w:val="22"/>
-              </w:rPr>
-              <w:t>CDT &amp; GYS</w:t>
-            </w:r>
-          </w:p>
-        </w:tc>
-      </w:tr>
-      <w:tr>
-        <w:trPr>
-          <w:trHeight w:val="320"/>
-        </w:trPr>
-        <w:tc>
-          <w:tcPr>
-            <w:tcW w:w="640" w:type="dxa"/>
-            <w:shd w:val="clear" w:color="000000" w:fill="FFFFFF"/>
-            <w:noWrap/>
-            <w:vAlign w:val="center"/>
-            <w:hideMark/>
-          </w:tcPr>
-          <w:p>
-            <w:pPr>
-              <w:jc w:val="center"/>
-              <w:rPr>
-                <w:rFonts w:ascii="Calibri" w:hAnsi="Calibri" w:cs="Calibri"/>
-                <w:color w:val="000000"/>
-                <w:sz w:val="22"/>
-                <w:szCs w:val="22"/>
-              </w:rPr>
-            </w:pPr>
-            <w:r>
-              <w:rPr>
-                <w:rFonts w:ascii="Calibri" w:hAnsi="Calibri" w:cs="Calibri"/>
-                <w:color w:val="000000"/>
-                <w:sz w:val="22"/>
-                <w:szCs w:val="22"/>
-              </w:rPr>
-              <w:t>24</w:t>
-            </w:r>
-          </w:p>
-        </w:tc>
-        <w:tc>
-          <w:tcPr>
-            <w:tcW w:w="7719" w:type="dxa"/>
-            <w:shd w:val="clear" w:color="auto" w:fill="auto"/>
-            <w:noWrap/>
-            <w:vAlign w:val="bottom"/>
-            <w:hideMark/>
-          </w:tcPr>
-          <w:p>
-            <w:pPr>
-              <w:rPr>
-                <w:rFonts w:ascii="Calibri" w:hAnsi="Calibri" w:cs="Calibri"/>
-                <w:color w:val="FF0000"/>
-                <w:sz w:val="22"/>
-                <w:szCs w:val="22"/>
-              </w:rPr>
-            </w:pPr>
-            <w:r>
-              <w:rPr>
-                <w:rFonts w:ascii="Calibri" w:hAnsi="Calibri" w:cs="Calibri"/>
-                <w:color w:val="FF0000"/>
-                <w:sz w:val="22"/>
-                <w:szCs w:val="22"/>
-              </w:rPr>
-              <w:t>Re-configure Launch Template Settings</w:t>
-            </w:r>
-          </w:p>
-        </w:tc>
-        <w:tc>
-          <w:tcPr>
-            <w:tcW w:w="1559" w:type="dxa"/>
-            <w:shd w:val="clear" w:color="auto" w:fill="auto"/>
-            <w:noWrap/>
-            <w:vAlign w:val="center"/>
-            <w:hideMark/>
-          </w:tcPr>
-          <w:p>
-            <w:pPr>
-              <w:jc w:val="center"/>
-              <w:rPr>
-                <w:rFonts w:ascii="Calibri" w:hAnsi="Calibri" w:cs="Calibri"/>
-                <w:color w:val="FF0000"/>
-                <w:sz w:val="22"/>
-                <w:szCs w:val="22"/>
-              </w:rPr>
-            </w:pPr>
-            <w:r>
-              <w:rPr>
-                <w:rFonts w:ascii="Calibri" w:hAnsi="Calibri" w:cs="Calibri"/>
-                <w:color w:val="FF0000"/>
-                <w:sz w:val="22"/>
-                <w:szCs w:val="22"/>
-              </w:rPr>
-              <w:t>CDT</w:t>
-            </w:r>
-          </w:p>
-        </w:tc>
-      </w:tr>
-      <w:tr>
-        <w:trPr>
-          <w:trHeight w:val="320"/>
-        </w:trPr>
-        <w:tc>
-          <w:tcPr>
-            <w:tcW w:w="640" w:type="dxa"/>
-            <w:shd w:val="clear" w:color="000000" w:fill="D0D0D0"/>
-            <w:noWrap/>
-            <w:vAlign w:val="center"/>
-            <w:hideMark/>
-          </w:tcPr>
-          <w:p>
-            <w:pPr>
-              <w:jc w:val="center"/>
-              <w:rPr>
-                <w:rFonts w:ascii="Calibri" w:hAnsi="Calibri" w:cs="Calibri"/>
-                <w:b/>
-                <w:bCs/>
-                <w:color w:val="000000"/>
-                <w:sz w:val="22"/>
-                <w:szCs w:val="22"/>
-              </w:rPr>
-            </w:pPr>
-            <w:r>
-              <w:rPr>
-                <w:rFonts w:ascii="Calibri" w:hAnsi="Calibri" w:cs="Calibri"/>
-                <w:b/>
-                <w:bCs/>
-                <w:color w:val="000000"/>
-                <w:sz w:val="22"/>
-                <w:szCs w:val="22"/>
-              </w:rPr>
-              <w:t> </w:t>
-            </w:r>
-          </w:p>
-        </w:tc>
-        <w:tc>
-          <w:tcPr>
-            <w:tcW w:w="7719" w:type="dxa"/>
-            <w:shd w:val="clear" w:color="000000" w:fill="D0D0D0"/>
-            <w:noWrap/>
-            <w:vAlign w:val="bottom"/>
-            <w:hideMark/>
-          </w:tcPr>
-          <w:p>
-            <w:pPr>
-              <w:rPr>
-                <w:rFonts w:ascii="Calibri" w:hAnsi="Calibri" w:cs="Calibri"/>
-                <w:b/>
-                <w:bCs/>
-                <w:color w:val="FF0000"/>
-                <w:sz w:val="22"/>
-                <w:szCs w:val="22"/>
-              </w:rPr>
-            </w:pPr>
-            <w:r>
-              <w:rPr>
-                <w:rFonts w:ascii="Calibri" w:hAnsi="Calibri" w:cs="Calibri"/>
-                <w:b/>
-                <w:bCs/>
-                <w:color w:val="FF0000"/>
-                <w:sz w:val="22"/>
-                <w:szCs w:val="22"/>
-              </w:rPr>
-              <w:t>Disaster Recovery Test/Drill</w:t>
-            </w:r>
-          </w:p>
-        </w:tc>
-        <w:tc>
-          <w:tcPr>
-            <w:tcW w:w="1559" w:type="dxa"/>
-            <w:shd w:val="clear" w:color="000000" w:fill="D0D0D0"/>
-            <w:noWrap/>
-            <w:vAlign w:val="center"/>
-            <w:hideMark/>
-          </w:tcPr>
-          <w:p>
-            <w:pPr>
-              <w:jc w:val="center"/>
-              <w:rPr>
-                <w:rFonts w:ascii="Calibri" w:hAnsi="Calibri" w:cs="Calibri"/>
-                <w:b/>
-                <w:bCs/>
-                <w:color w:val="FF0000"/>
-                <w:sz w:val="22"/>
-                <w:szCs w:val="22"/>
-              </w:rPr>
-            </w:pPr>
-            <w:r>
-              <w:rPr>
-                <w:rFonts w:ascii="Calibri" w:hAnsi="Calibri" w:cs="Calibri"/>
-                <w:b/>
-                <w:bCs/>
-                <w:color w:val="FF0000"/>
-                <w:sz w:val="22"/>
-                <w:szCs w:val="22"/>
-              </w:rPr>
-              <w:t> </w:t>
-            </w:r>
-          </w:p>
-        </w:tc>
-      </w:tr>
-      <w:tr>
-        <w:trPr>
-          <w:trHeight w:val="320"/>
-        </w:trPr>
-        <w:tc>
-          <w:tcPr>
-            <w:tcW w:w="640" w:type="dxa"/>
-            <w:shd w:val="clear" w:color="000000" w:fill="FFFFFF"/>
-            <w:noWrap/>
-            <w:vAlign w:val="center"/>
-            <w:hideMark/>
-          </w:tcPr>
-          <w:p>
-            <w:pPr>
-              <w:jc w:val="center"/>
-              <w:rPr>
-                <w:rFonts w:ascii="Calibri" w:hAnsi="Calibri" w:cs="Calibri"/>
-                <w:color w:val="000000"/>
-                <w:sz w:val="22"/>
-                <w:szCs w:val="22"/>
-              </w:rPr>
-            </w:pPr>
-            <w:r>
-              <w:rPr>
-                <w:rFonts w:ascii="Calibri" w:hAnsi="Calibri" w:cs="Calibri"/>
-                <w:color w:val="000000"/>
-                <w:sz w:val="22"/>
-                <w:szCs w:val="22"/>
-              </w:rPr>
-              <w:t>25</w:t>
-            </w:r>
-          </w:p>
-        </w:tc>
-        <w:tc>
-          <w:tcPr>
-            <w:tcW w:w="7719" w:type="dxa"/>
-            <w:shd w:val="clear" w:color="auto" w:fill="auto"/>
-            <w:noWrap/>
-            <w:vAlign w:val="bottom"/>
-            <w:hideMark/>
-          </w:tcPr>
-          <w:p>
-            <w:pPr>
-              <w:rPr>
-                <w:rFonts w:ascii="Calibri" w:hAnsi="Calibri" w:cs="Calibri"/>
-                <w:color w:val="FF0000"/>
-                <w:sz w:val="22"/>
-                <w:szCs w:val="22"/>
-              </w:rPr>
-            </w:pPr>
-            <w:r>
-              <w:rPr>
-                <w:rFonts w:ascii="Calibri" w:hAnsi="Calibri" w:cs="Calibri"/>
-                <w:color w:val="FF0000"/>
-                <w:sz w:val="22"/>
-                <w:szCs w:val="22"/>
-              </w:rPr>
-              <w:t>Perform Failover (Partial &amp; Full Disaster)</w:t>
-            </w:r>
-          </w:p>
-        </w:tc>
-        <w:tc>
-          <w:tcPr>
-            <w:tcW w:w="1559" w:type="dxa"/>
-            <w:shd w:val="clear" w:color="auto" w:fill="auto"/>
-            <w:noWrap/>
-            <w:vAlign w:val="center"/>
-            <w:hideMark/>
-          </w:tcPr>
-          <w:p>
-            <w:pPr>
-              <w:jc w:val="center"/>
-              <w:rPr>
-                <w:rFonts w:ascii="Calibri" w:hAnsi="Calibri" w:cs="Calibri"/>
-                <w:color w:val="FF0000"/>
-                <w:sz w:val="22"/>
-                <w:szCs w:val="22"/>
-              </w:rPr>
-            </w:pPr>
-            <w:r>
-              <w:rPr>
-                <w:rFonts w:ascii="Calibri" w:hAnsi="Calibri" w:cs="Calibri"/>
-                <w:color w:val="FF0000"/>
-                <w:sz w:val="22"/>
-                <w:szCs w:val="22"/>
-              </w:rPr>
-              <w:t>CDT</w:t>
-            </w:r>
-          </w:p>
-        </w:tc>
-      </w:tr>
-      <w:tr>
-        <w:trPr>
-          <w:trHeight w:val="320"/>
-        </w:trPr>
-        <w:tc>
-          <w:tcPr>
-            <w:tcW w:w="640" w:type="dxa"/>
-            <w:shd w:val="clear" w:color="000000" w:fill="FFFFFF"/>
-            <w:noWrap/>
-            <w:vAlign w:val="center"/>
-            <w:hideMark/>
-          </w:tcPr>
-          <w:p>
-            <w:pPr>
-              <w:jc w:val="center"/>
-              <w:rPr>
-                <w:rFonts w:ascii="Calibri" w:hAnsi="Calibri" w:cs="Calibri"/>
-                <w:color w:val="000000"/>
-                <w:sz w:val="22"/>
-                <w:szCs w:val="22"/>
-              </w:rPr>
-            </w:pPr>
-            <w:r>
-              <w:rPr>
-                <w:rFonts w:ascii="Calibri" w:hAnsi="Calibri" w:cs="Calibri"/>
-                <w:color w:val="000000"/>
-                <w:sz w:val="22"/>
-                <w:szCs w:val="22"/>
-              </w:rPr>
-              <w:t>26</w:t>
-            </w:r>
-          </w:p>
-        </w:tc>
-        <w:tc>
-          <w:tcPr>
-            <w:tcW w:w="7719" w:type="dxa"/>
-            <w:shd w:val="clear" w:color="auto" w:fill="auto"/>
-            <w:noWrap/>
-            <w:vAlign w:val="bottom"/>
-            <w:hideMark/>
-          </w:tcPr>
-          <w:p>
-            <w:pPr>
-              <w:rPr>
-                <w:rFonts w:ascii="Calibri" w:hAnsi="Calibri" w:cs="Calibri"/>
-                <w:color w:val="FF0000"/>
-                <w:sz w:val="22"/>
-                <w:szCs w:val="22"/>
-              </w:rPr>
-            </w:pPr>
-            <w:r>
-              <w:rPr>
-                <w:rFonts w:ascii="Calibri" w:hAnsi="Calibri" w:cs="Calibri"/>
-                <w:color w:val="FF0000"/>
-                <w:sz w:val="22"/>
-                <w:szCs w:val="22"/>
-              </w:rPr>
-              <w:t>Repointing DNS to Target Server</w:t>
-            </w:r>
-          </w:p>
-        </w:tc>
-        <w:tc>
-          <w:tcPr>
-            <w:tcW w:w="1559" w:type="dxa"/>
-            <w:shd w:val="clear" w:color="auto" w:fill="auto"/>
-            <w:noWrap/>
-            <w:vAlign w:val="center"/>
-            <w:hideMark/>
-          </w:tcPr>
-          <w:p>
-            <w:pPr>
-              <w:jc w:val="center"/>
-              <w:rPr>
-                <w:rFonts w:ascii="Calibri" w:hAnsi="Calibri" w:cs="Calibri"/>
-                <w:color w:val="FF0000"/>
-                <w:sz w:val="22"/>
-                <w:szCs w:val="22"/>
-              </w:rPr>
-            </w:pPr>
-            <w:r>
-              <w:rPr>
-                <w:rFonts w:ascii="Calibri" w:hAnsi="Calibri" w:cs="Calibri"/>
-                <w:color w:val="FF0000"/>
-                <w:sz w:val="22"/>
-                <w:szCs w:val="22"/>
-              </w:rPr>
-              <w:t>GYS</w:t>
-            </w:r>
-          </w:p>
-        </w:tc>
-      </w:tr>
-      <w:tr>
-        <w:trPr>
-          <w:trHeight w:val="320"/>
-        </w:trPr>
-        <w:tc>
-          <w:tcPr>
-            <w:tcW w:w="640" w:type="dxa"/>
-            <w:shd w:val="clear" w:color="000000" w:fill="FFFFFF"/>
-            <w:noWrap/>
-            <w:vAlign w:val="center"/>
-            <w:hideMark/>
-          </w:tcPr>
-          <w:p>
-            <w:pPr>
-              <w:jc w:val="center"/>
-              <w:rPr>
-                <w:rFonts w:ascii="Calibri" w:hAnsi="Calibri" w:cs="Calibri"/>
-                <w:color w:val="000000"/>
-                <w:sz w:val="22"/>
-                <w:szCs w:val="22"/>
-              </w:rPr>
-            </w:pPr>
-            <w:r>
-              <w:rPr>
-                <w:rFonts w:ascii="Calibri" w:hAnsi="Calibri" w:cs="Calibri"/>
-                <w:color w:val="000000"/>
-                <w:sz w:val="22"/>
-                <w:szCs w:val="22"/>
-              </w:rPr>
-              <w:t>27</w:t>
-            </w:r>
-          </w:p>
-        </w:tc>
-        <w:tc>
-          <w:tcPr>
-            <w:tcW w:w="7719" w:type="dxa"/>
-            <w:shd w:val="clear" w:color="auto" w:fill="auto"/>
-            <w:noWrap/>
-            <w:vAlign w:val="bottom"/>
-            <w:hideMark/>
-          </w:tcPr>
-          <w:p>
-            <w:pPr>
-              <w:rPr>
-                <w:rFonts w:ascii="Calibri" w:hAnsi="Calibri" w:cs="Calibri"/>
-                <w:color w:val="FF0000"/>
-                <w:sz w:val="22"/>
-                <w:szCs w:val="22"/>
-              </w:rPr>
-            </w:pPr>
-            <w:r>
-              <w:rPr>
-                <w:rFonts w:ascii="Calibri" w:hAnsi="Calibri" w:cs="Calibri"/>
-                <w:color w:val="FF0000"/>
-                <w:sz w:val="22"/>
-                <w:szCs w:val="22"/>
-              </w:rPr>
-              <w:t>Functionality Testing</w:t>
-            </w:r>
-          </w:p>
-        </w:tc>
-        <w:tc>
-          <w:tcPr>
-            <w:tcW w:w="1559" w:type="dxa"/>
-            <w:shd w:val="clear" w:color="000000" w:fill="FFFFFF"/>
-            <w:noWrap/>
-            <w:vAlign w:val="center"/>
-            <w:hideMark/>
-          </w:tcPr>
-          <w:p>
-            <w:pPr>
-              <w:jc w:val="center"/>
-              <w:rPr>
-                <w:rFonts w:ascii="Calibri" w:hAnsi="Calibri" w:cs="Calibri"/>
-                <w:color w:val="FF0000"/>
-                <w:sz w:val="22"/>
-                <w:szCs w:val="22"/>
-              </w:rPr>
-            </w:pPr>
-            <w:r>
-              <w:rPr>
-                <w:rFonts w:ascii="Calibri" w:hAnsi="Calibri" w:cs="Calibri"/>
-                <w:color w:val="FF0000"/>
-                <w:sz w:val="22"/>
-                <w:szCs w:val="22"/>
-              </w:rPr>
-              <w:t>GYS</w:t>
-            </w:r>
-          </w:p>
-        </w:tc>
-      </w:tr>
-      <w:tr>
-        <w:trPr>
-          <w:trHeight w:val="320"/>
-        </w:trPr>
-        <w:tc>
-          <w:tcPr>
-            <w:tcW w:w="640" w:type="dxa"/>
-            <w:shd w:val="clear" w:color="000000" w:fill="FFFFFF"/>
-            <w:noWrap/>
-            <w:vAlign w:val="center"/>
-            <w:hideMark/>
-          </w:tcPr>
-          <w:p>
-            <w:pPr>
-              <w:jc w:val="center"/>
-              <w:rPr>
-                <w:rFonts w:ascii="Calibri" w:hAnsi="Calibri" w:cs="Calibri"/>
-                <w:color w:val="000000"/>
-                <w:sz w:val="22"/>
-                <w:szCs w:val="22"/>
-              </w:rPr>
-            </w:pPr>
-            <w:r>
-              <w:rPr>
-                <w:rFonts w:ascii="Calibri" w:hAnsi="Calibri" w:cs="Calibri"/>
-                <w:color w:val="000000"/>
-                <w:sz w:val="22"/>
-                <w:szCs w:val="22"/>
-              </w:rPr>
-              <w:t>28</w:t>
-            </w:r>
-          </w:p>
-        </w:tc>
-        <w:tc>
-          <w:tcPr>
-            <w:tcW w:w="7719" w:type="dxa"/>
-            <w:shd w:val="clear" w:color="auto" w:fill="auto"/>
-            <w:noWrap/>
-            <w:vAlign w:val="bottom"/>
-            <w:hideMark/>
-          </w:tcPr>
-          <w:p>
-            <w:pPr>
-              <w:rPr>
-                <w:rFonts w:ascii="Calibri" w:hAnsi="Calibri" w:cs="Calibri"/>
-                <w:color w:val="FF0000"/>
-                <w:sz w:val="22"/>
-                <w:szCs w:val="22"/>
-              </w:rPr>
-            </w:pPr>
-            <w:r>
-              <w:rPr>
-                <w:rFonts w:ascii="Calibri" w:hAnsi="Calibri" w:cs="Calibri"/>
-                <w:color w:val="FF0000"/>
-                <w:sz w:val="22"/>
-                <w:szCs w:val="22"/>
-              </w:rPr>
-              <w:t>Initiate Failback to On-premises</w:t>
-            </w:r>
-          </w:p>
-        </w:tc>
-        <w:tc>
-          <w:tcPr>
-            <w:tcW w:w="1559" w:type="dxa"/>
-            <w:shd w:val="clear" w:color="auto" w:fill="auto"/>
-            <w:noWrap/>
-            <w:vAlign w:val="center"/>
-            <w:hideMark/>
-          </w:tcPr>
-          <w:p>
-            <w:pPr>
-              <w:jc w:val="center"/>
-              <w:rPr>
-                <w:rFonts w:ascii="Calibri" w:hAnsi="Calibri" w:cs="Calibri"/>
-                <w:color w:val="FF0000"/>
-                <w:sz w:val="22"/>
-                <w:szCs w:val="22"/>
-              </w:rPr>
-            </w:pPr>
-            <w:r>
-              <w:rPr>
-                <w:rFonts w:ascii="Calibri" w:hAnsi="Calibri" w:cs="Calibri"/>
-                <w:color w:val="FF0000"/>
-                <w:sz w:val="22"/>
-                <w:szCs w:val="22"/>
-              </w:rPr>
-              <w:t>CDT</w:t>
-            </w:r>
-          </w:p>
-        </w:tc>
-      </w:tr>
-      <w:tr>
-        <w:trPr>
-          <w:trHeight w:val="320"/>
-        </w:trPr>
-        <w:tc>
-          <w:tcPr>
-            <w:tcW w:w="640" w:type="dxa"/>
-            <w:shd w:val="clear" w:color="000000" w:fill="FFFFFF"/>
-            <w:noWrap/>
-            <w:vAlign w:val="center"/>
-            <w:hideMark/>
-          </w:tcPr>
-          <w:p>
-            <w:pPr>
-              <w:jc w:val="center"/>
-              <w:rPr>
-                <w:rFonts w:ascii="Calibri" w:hAnsi="Calibri" w:cs="Calibri"/>
-                <w:color w:val="000000"/>
-                <w:sz w:val="22"/>
-                <w:szCs w:val="22"/>
-              </w:rPr>
-            </w:pPr>
-            <w:r>
-              <w:rPr>
-                <w:rFonts w:ascii="Calibri" w:hAnsi="Calibri" w:cs="Calibri"/>
-                <w:color w:val="000000"/>
-                <w:sz w:val="22"/>
-                <w:szCs w:val="22"/>
-              </w:rPr>
-              <w:t>29</w:t>
-            </w:r>
-          </w:p>
-        </w:tc>
-        <w:tc>
-          <w:tcPr>
-            <w:tcW w:w="7719" w:type="dxa"/>
-            <w:shd w:val="clear" w:color="auto" w:fill="auto"/>
-            <w:noWrap/>
-            <w:vAlign w:val="bottom"/>
-            <w:hideMark/>
-          </w:tcPr>
-          <w:p>
-            <w:pPr>
-              <w:rPr>
-                <w:rFonts w:ascii="Calibri" w:hAnsi="Calibri" w:cs="Calibri"/>
-                <w:color w:val="FF0000"/>
-                <w:sz w:val="22"/>
-                <w:szCs w:val="22"/>
-              </w:rPr>
-            </w:pPr>
-            <w:r>
-              <w:rPr>
-                <w:rFonts w:ascii="Calibri" w:hAnsi="Calibri" w:cs="Calibri"/>
-                <w:color w:val="FF0000"/>
-                <w:sz w:val="22"/>
-                <w:szCs w:val="22"/>
-              </w:rPr>
-              <w:t>Start and Monitor Replication</w:t>
-            </w:r>
-          </w:p>
-        </w:tc>
-        <w:tc>
-          <w:tcPr>
-            <w:tcW w:w="1559" w:type="dxa"/>
-            <w:shd w:val="clear" w:color="auto" w:fill="auto"/>
-            <w:noWrap/>
-            <w:vAlign w:val="center"/>
-            <w:hideMark/>
-          </w:tcPr>
-          <w:p>
-            <w:pPr>
-              <w:jc w:val="center"/>
-              <w:rPr>
-                <w:rFonts w:ascii="Calibri" w:hAnsi="Calibri" w:cs="Calibri"/>
-                <w:color w:val="FF0000"/>
-                <w:sz w:val="22"/>
-                <w:szCs w:val="22"/>
-              </w:rPr>
-            </w:pPr>
-            <w:r>
-              <w:rPr>
-                <w:rFonts w:ascii="Calibri" w:hAnsi="Calibri" w:cs="Calibri"/>
-                <w:color w:val="FF0000"/>
-                <w:sz w:val="22"/>
-                <w:szCs w:val="22"/>
-              </w:rPr>
-              <w:t>CDT &amp; GYS</w:t>
-            </w:r>
-          </w:p>
-        </w:tc>
-      </w:tr>
-      <w:tr>
-        <w:trPr>
-          <w:trHeight w:val="320"/>
-        </w:trPr>
-        <w:tc>
-          <w:tcPr>
-            <w:tcW w:w="640" w:type="dxa"/>
-            <w:shd w:val="clear" w:color="000000" w:fill="FFFFFF"/>
-            <w:noWrap/>
-            <w:vAlign w:val="center"/>
-            <w:hideMark/>
-          </w:tcPr>
-          <w:p>
-            <w:pPr>
-              <w:jc w:val="center"/>
-              <w:rPr>
-                <w:rFonts w:ascii="Calibri" w:hAnsi="Calibri" w:cs="Calibri"/>
-                <w:color w:val="000000"/>
-                <w:sz w:val="22"/>
-                <w:szCs w:val="22"/>
-              </w:rPr>
-            </w:pPr>
-            <w:r>
-              <w:rPr>
-                <w:rFonts w:ascii="Calibri" w:hAnsi="Calibri" w:cs="Calibri"/>
-                <w:color w:val="000000"/>
-                <w:sz w:val="22"/>
-                <w:szCs w:val="22"/>
-              </w:rPr>
-              <w:t>30</w:t>
-            </w:r>
-          </w:p>
-        </w:tc>
-        <w:tc>
-          <w:tcPr>
-            <w:tcW w:w="7719" w:type="dxa"/>
-            <w:shd w:val="clear" w:color="auto" w:fill="auto"/>
-            <w:noWrap/>
-            <w:vAlign w:val="bottom"/>
-            <w:hideMark/>
-          </w:tcPr>
-          <w:p>
-            <w:pPr>
-              <w:rPr>
-                <w:rFonts w:ascii="Calibri" w:hAnsi="Calibri" w:cs="Calibri"/>
-                <w:color w:val="FF0000"/>
-                <w:sz w:val="22"/>
-                <w:szCs w:val="22"/>
-              </w:rPr>
-            </w:pPr>
-            <w:r>
-              <w:rPr>
-                <w:rFonts w:ascii="Calibri" w:hAnsi="Calibri" w:cs="Calibri"/>
-                <w:color w:val="FF0000"/>
-                <w:sz w:val="22"/>
-                <w:szCs w:val="22"/>
-              </w:rPr>
-              <w:t>Perform Failback to On-premises</w:t>
-            </w:r>
-          </w:p>
-        </w:tc>
-        <w:tc>
-          <w:tcPr>
-            <w:tcW w:w="1559" w:type="dxa"/>
-            <w:shd w:val="clear" w:color="auto" w:fill="auto"/>
-            <w:noWrap/>
-            <w:vAlign w:val="center"/>
-            <w:hideMark/>
-          </w:tcPr>
-          <w:p>
-            <w:pPr>
-              <w:jc w:val="center"/>
-              <w:rPr>
-                <w:rFonts w:ascii="Calibri" w:hAnsi="Calibri" w:cs="Calibri"/>
-                <w:color w:val="FF0000"/>
-                <w:sz w:val="22"/>
-                <w:szCs w:val="22"/>
-              </w:rPr>
-            </w:pPr>
-            <w:r>
-              <w:rPr>
-                <w:rFonts w:ascii="Calibri" w:hAnsi="Calibri" w:cs="Calibri"/>
-                <w:color w:val="FF0000"/>
-                <w:sz w:val="22"/>
-                <w:szCs w:val="22"/>
-              </w:rPr>
-              <w:t>CDT</w:t>
-            </w:r>
-          </w:p>
-        </w:tc>
-      </w:tr>
-      <w:tr>
-        <w:trPr>
-          <w:trHeight w:val="320"/>
-        </w:trPr>
-        <w:tc>
-          <w:tcPr>
-            <w:tcW w:w="640" w:type="dxa"/>
-            <w:shd w:val="clear" w:color="000000" w:fill="FFFFFF"/>
-            <w:noWrap/>
-            <w:vAlign w:val="center"/>
-            <w:hideMark/>
-          </w:tcPr>
-          <w:p>
-            <w:pPr>
-              <w:jc w:val="center"/>
-              <w:rPr>
-                <w:rFonts w:ascii="Calibri" w:hAnsi="Calibri" w:cs="Calibri"/>
-                <w:color w:val="000000"/>
-                <w:sz w:val="22"/>
-                <w:szCs w:val="22"/>
-              </w:rPr>
-            </w:pPr>
-            <w:r>
-              <w:rPr>
-                <w:rFonts w:ascii="Calibri" w:hAnsi="Calibri" w:cs="Calibri"/>
-                <w:color w:val="000000"/>
-                <w:sz w:val="22"/>
-                <w:szCs w:val="22"/>
-              </w:rPr>
-              <w:t>31</w:t>
-            </w:r>
-          </w:p>
-        </w:tc>
-        <w:tc>
-          <w:tcPr>
-            <w:tcW w:w="7719" w:type="dxa"/>
-            <w:shd w:val="clear" w:color="auto" w:fill="auto"/>
-            <w:noWrap/>
-            <w:vAlign w:val="bottom"/>
-            <w:hideMark/>
-          </w:tcPr>
-          <w:p>
-            <w:pPr>
-              <w:rPr>
-                <w:rFonts w:ascii="Calibri" w:hAnsi="Calibri" w:cs="Calibri"/>
-                <w:color w:val="FF0000"/>
-                <w:sz w:val="22"/>
-                <w:szCs w:val="22"/>
-              </w:rPr>
-            </w:pPr>
-            <w:r>
-              <w:rPr>
-                <w:rFonts w:ascii="Calibri" w:hAnsi="Calibri" w:cs="Calibri"/>
-                <w:color w:val="FF0000"/>
-                <w:sz w:val="22"/>
-                <w:szCs w:val="22"/>
-              </w:rPr>
-              <w:t>Repointing DNS to Target Server</w:t>
-            </w:r>
-          </w:p>
-        </w:tc>
-        <w:tc>
-          <w:tcPr>
-            <w:tcW w:w="1559" w:type="dxa"/>
-            <w:shd w:val="clear" w:color="auto" w:fill="auto"/>
-            <w:noWrap/>
-            <w:vAlign w:val="center"/>
-            <w:hideMark/>
-          </w:tcPr>
-          <w:p>
-            <w:pPr>
-              <w:jc w:val="center"/>
-              <w:rPr>
-                <w:rFonts w:ascii="Calibri" w:hAnsi="Calibri" w:cs="Calibri"/>
-                <w:color w:val="FF0000"/>
-                <w:sz w:val="22"/>
-                <w:szCs w:val="22"/>
-              </w:rPr>
-            </w:pPr>
-            <w:r>
-              <w:rPr>
-                <w:rFonts w:ascii="Calibri" w:hAnsi="Calibri" w:cs="Calibri"/>
-                <w:color w:val="FF0000"/>
-                <w:sz w:val="22"/>
-                <w:szCs w:val="22"/>
-              </w:rPr>
-              <w:t>GYS</w:t>
-            </w:r>
-          </w:p>
-        </w:tc>
-      </w:tr>
-      <w:tr>
-        <w:trPr>
-          <w:trHeight w:val="320"/>
-        </w:trPr>
-        <w:tc>
-          <w:tcPr>
-            <w:tcW w:w="640" w:type="dxa"/>
-            <w:shd w:val="clear" w:color="000000" w:fill="FFFFFF"/>
-            <w:noWrap/>
-            <w:vAlign w:val="center"/>
-            <w:hideMark/>
-          </w:tcPr>
-          <w:p>
-            <w:pPr>
-              <w:jc w:val="center"/>
-              <w:rPr>
-                <w:rFonts w:ascii="Calibri" w:hAnsi="Calibri" w:cs="Calibri"/>
-                <w:color w:val="000000"/>
-                <w:sz w:val="22"/>
-                <w:szCs w:val="22"/>
-              </w:rPr>
-            </w:pPr>
-            <w:r>
-              <w:rPr>
-                <w:rFonts w:ascii="Calibri" w:hAnsi="Calibri" w:cs="Calibri"/>
-                <w:color w:val="000000"/>
-                <w:sz w:val="22"/>
-                <w:szCs w:val="22"/>
-              </w:rPr>
-              <w:lastRenderedPageBreak/>
-              <w:t>32</w:t>
-            </w:r>
-          </w:p>
-        </w:tc>
-        <w:tc>
-          <w:tcPr>
-            <w:tcW w:w="7719" w:type="dxa"/>
-            <w:shd w:val="clear" w:color="auto" w:fill="auto"/>
-            <w:noWrap/>
-            <w:vAlign w:val="bottom"/>
-            <w:hideMark/>
-          </w:tcPr>
-          <w:p>
-            <w:pPr>
-              <w:rPr>
-                <w:rFonts w:ascii="Calibri" w:hAnsi="Calibri" w:cs="Calibri"/>
-                <w:color w:val="FF0000"/>
-                <w:sz w:val="22"/>
-                <w:szCs w:val="22"/>
-              </w:rPr>
-            </w:pPr>
-            <w:r>
-              <w:rPr>
-                <w:rFonts w:ascii="Calibri" w:hAnsi="Calibri" w:cs="Calibri"/>
-                <w:color w:val="FF0000"/>
-                <w:sz w:val="22"/>
-                <w:szCs w:val="22"/>
-              </w:rPr>
-              <w:t>Functionality Testing</w:t>
-            </w:r>
-          </w:p>
-        </w:tc>
-        <w:tc>
-          <w:tcPr>
-            <w:tcW w:w="1559" w:type="dxa"/>
-            <w:shd w:val="clear" w:color="000000" w:fill="FFFFFF"/>
-            <w:noWrap/>
-            <w:vAlign w:val="center"/>
-            <w:hideMark/>
-          </w:tcPr>
-          <w:p>
-            <w:pPr>
-              <w:jc w:val="center"/>
-              <w:rPr>
-                <w:rFonts w:ascii="Calibri" w:hAnsi="Calibri" w:cs="Calibri"/>
-                <w:color w:val="FF0000"/>
-                <w:sz w:val="22"/>
-                <w:szCs w:val="22"/>
-              </w:rPr>
-            </w:pPr>
-            <w:r>
-              <w:rPr>
-                <w:rFonts w:ascii="Calibri" w:hAnsi="Calibri" w:cs="Calibri"/>
-                <w:color w:val="FF0000"/>
-                <w:sz w:val="22"/>
-                <w:szCs w:val="22"/>
-              </w:rPr>
-              <w:t>GYS</w:t>
-            </w:r>
-          </w:p>
-        </w:tc>
-      </w:tr>
-      <w:tr>
-        <w:trPr>
-          <w:trHeight w:val="320"/>
-        </w:trPr>
-        <w:tc>
-          <w:tcPr>
-            <w:tcW w:w="640" w:type="dxa"/>
-            <w:shd w:val="clear" w:color="auto" w:fill="D1D1D1" w:themeFill="background2" w:themeFillShade="E6"/>
-            <w:noWrap/>
-            <w:vAlign w:val="center"/>
-          </w:tcPr>
-          <w:p>
-            <w:pPr>
-              <w:jc w:val="center"/>
-              <w:rPr>
-                <w:rFonts w:ascii="Calibri" w:hAnsi="Calibri" w:cs="Calibri"/>
-                <w:color w:val="000000"/>
-                <w:sz w:val="22"/>
-                <w:szCs w:val="22"/>
-              </w:rPr>
-            </w:pPr>
-            <w:r>
-              <w:rPr>
-                <w:rFonts w:ascii="Calibri" w:hAnsi="Calibri" w:cs="Calibri"/>
-                <w:color w:val="000000"/>
-                <w:sz w:val="22"/>
-                <w:szCs w:val="22"/>
-              </w:rPr>
-              <w:t> </w:t>
-            </w:r>
-          </w:p>
-        </w:tc>
-        <w:tc>
-          <w:tcPr>
-            <w:tcW w:w="7719" w:type="dxa"/>
-            <w:shd w:val="clear" w:color="auto" w:fill="D1D1D1" w:themeFill="background2" w:themeFillShade="E6"/>
-            <w:noWrap/>
-            <w:vAlign w:val="bottom"/>
-          </w:tcPr>
-          <w:p>
-            <w:pPr>
-              <w:rPr>
-                <w:rFonts w:ascii="Calibri" w:hAnsi="Calibri" w:cs="Calibri"/>
-                <w:color w:val="FF0000"/>
-                <w:sz w:val="22"/>
-                <w:szCs w:val="22"/>
-              </w:rPr>
-            </w:pPr>
-            <w:r>
-              <w:rPr>
-                <w:rFonts w:ascii="Calibri" w:hAnsi="Calibri" w:cs="Calibri"/>
-                <w:b/>
-                <w:bCs/>
-                <w:color w:val="FF0000"/>
-                <w:sz w:val="22"/>
-                <w:szCs w:val="22"/>
-              </w:rPr>
-              <w:t>Monitoring Service</w:t>
-            </w:r>
-          </w:p>
-        </w:tc>
-        <w:tc>
-          <w:tcPr>
-            <w:tcW w:w="1559" w:type="dxa"/>
-            <w:shd w:val="clear" w:color="auto" w:fill="D1D1D1" w:themeFill="background2" w:themeFillShade="E6"/>
-            <w:noWrap/>
-            <w:vAlign w:val="center"/>
-          </w:tcPr>
-          <w:p>
-            <w:pPr>
-              <w:jc w:val="center"/>
-              <w:rPr>
-                <w:rFonts w:ascii="Calibri" w:hAnsi="Calibri" w:cs="Calibri"/>
-                <w:color w:val="FF0000"/>
-                <w:sz w:val="22"/>
-                <w:szCs w:val="22"/>
-              </w:rPr>
-            </w:pPr>
-            <w:r>
-              <w:rPr>
-                <w:rFonts w:ascii="Calibri" w:hAnsi="Calibri" w:cs="Calibri"/>
-                <w:color w:val="FF0000"/>
-                <w:sz w:val="22"/>
-                <w:szCs w:val="22"/>
-              </w:rPr>
-              <w:t> </w:t>
-            </w:r>
-          </w:p>
-        </w:tc>
-      </w:tr>
-      <w:tr>
-        <w:trPr>
-          <w:trHeight w:val="320"/>
-        </w:trPr>
-        <w:tc>
-          <w:tcPr>
-            <w:tcW w:w="640" w:type="dxa"/>
-            <w:shd w:val="clear" w:color="000000" w:fill="FFFFFF"/>
-            <w:noWrap/>
-            <w:vAlign w:val="center"/>
-          </w:tcPr>
-          <w:p>
-            <w:pPr>
-              <w:jc w:val="center"/>
-              <w:rPr>
-                <w:rFonts w:ascii="Calibri" w:hAnsi="Calibri" w:cs="Calibri"/>
-                <w:color w:val="000000"/>
-                <w:sz w:val="22"/>
-                <w:szCs w:val="22"/>
-              </w:rPr>
-            </w:pPr>
-            <w:r>
-              <w:rPr>
-                <w:rFonts w:ascii="Calibri" w:hAnsi="Calibri" w:cs="Calibri"/>
-                <w:color w:val="000000"/>
-                <w:sz w:val="22"/>
-                <w:szCs w:val="22"/>
-              </w:rPr>
-              <w:t>33</w:t>
-            </w:r>
-          </w:p>
-        </w:tc>
-        <w:tc>
-          <w:tcPr>
-            <w:tcW w:w="7719" w:type="dxa"/>
-            <w:shd w:val="clear" w:color="auto" w:fill="auto"/>
-            <w:noWrap/>
-            <w:vAlign w:val="bottom"/>
-          </w:tcPr>
-          <w:p>
-            <w:pPr>
-              <w:rPr>
-                <w:rFonts w:ascii="Calibri" w:hAnsi="Calibri" w:cs="Calibri"/>
-                <w:b/>
-                <w:bCs/>
-                <w:color w:val="FF0000"/>
-                <w:sz w:val="22"/>
-                <w:szCs w:val="22"/>
-              </w:rPr>
-            </w:pPr>
-            <w:r>
-              <w:rPr>
-                <w:rFonts w:ascii="Calibri" w:hAnsi="Calibri" w:cs="Calibri"/>
-                <w:color w:val="FF0000"/>
-                <w:sz w:val="22"/>
-                <w:szCs w:val="22"/>
-              </w:rPr>
-              <w:t>Install AWS SSM Agent and CloudWatch Agent to collect memory metrics on the EC2 Domain Controller</w:t>
-            </w:r>
-          </w:p>
-        </w:tc>
-        <w:tc>
-          <w:tcPr>
-            <w:tcW w:w="1559" w:type="dxa"/>
-            <w:shd w:val="clear" w:color="000000" w:fill="FFFFFF"/>
-            <w:noWrap/>
-            <w:vAlign w:val="center"/>
-          </w:tcPr>
-          <w:p>
-            <w:pPr>
-              <w:jc w:val="center"/>
-              <w:rPr>
-                <w:rFonts w:ascii="Calibri" w:hAnsi="Calibri" w:cs="Calibri"/>
-                <w:color w:val="FF0000"/>
-                <w:sz w:val="22"/>
-                <w:szCs w:val="22"/>
-              </w:rPr>
-            </w:pPr>
-            <w:r>
-              <w:rPr>
-                <w:rFonts w:ascii="Calibri" w:hAnsi="Calibri" w:cs="Calibri"/>
-                <w:color w:val="FF0000"/>
-                <w:sz w:val="22"/>
-                <w:szCs w:val="22"/>
-              </w:rPr>
-              <w:t>CDT</w:t>
-            </w:r>
-          </w:p>
-        </w:tc>
-      </w:tr>
-      <w:tr>
-        <w:trPr>
-          <w:trHeight w:val="320"/>
-        </w:trPr>
-        <w:tc>
-          <w:tcPr>
-            <w:tcW w:w="640" w:type="dxa"/>
-            <w:shd w:val="clear" w:color="000000" w:fill="FFFFFF"/>
-            <w:noWrap/>
-            <w:vAlign w:val="center"/>
-          </w:tcPr>
-          <w:p>
-            <w:pPr>
-              <w:jc w:val="center"/>
-              <w:rPr>
-                <w:rFonts w:ascii="Calibri" w:hAnsi="Calibri" w:cs="Calibri"/>
-                <w:color w:val="000000"/>
-                <w:sz w:val="22"/>
-                <w:szCs w:val="22"/>
-              </w:rPr>
-            </w:pPr>
-            <w:r>
-              <w:rPr>
-                <w:rFonts w:ascii="Calibri" w:hAnsi="Calibri" w:cs="Calibri"/>
-                <w:color w:val="000000"/>
-                <w:sz w:val="22"/>
-                <w:szCs w:val="22"/>
-              </w:rPr>
-              <w:t>34</w:t>
-            </w:r>
-          </w:p>
-        </w:tc>
-        <w:tc>
-          <w:tcPr>
-            <w:tcW w:w="7719" w:type="dxa"/>
-            <w:shd w:val="clear" w:color="auto" w:fill="auto"/>
-            <w:noWrap/>
-            <w:vAlign w:val="bottom"/>
-          </w:tcPr>
-          <w:p>
-            <w:pPr>
-              <w:rPr>
-                <w:rFonts w:ascii="Calibri" w:hAnsi="Calibri" w:cs="Calibri"/>
-                <w:color w:val="FF0000"/>
-                <w:sz w:val="22"/>
-                <w:szCs w:val="22"/>
-              </w:rPr>
-            </w:pPr>
-            <w:r>
-              <w:rPr>
-                <w:rFonts w:ascii="Calibri" w:hAnsi="Calibri" w:cs="Calibri"/>
-                <w:color w:val="FF0000"/>
-                <w:sz w:val="22"/>
-                <w:szCs w:val="22"/>
-              </w:rPr>
-              <w:t>Create and configure CloudWatch Dashboard and Alarm</w:t>
-            </w:r>
-          </w:p>
-        </w:tc>
-        <w:tc>
-          <w:tcPr>
-            <w:tcW w:w="1559" w:type="dxa"/>
-            <w:shd w:val="clear" w:color="000000" w:fill="FFFFFF"/>
-            <w:noWrap/>
-            <w:vAlign w:val="center"/>
-          </w:tcPr>
-          <w:p>
-            <w:pPr>
-              <w:jc w:val="center"/>
-              <w:rPr>
-                <w:rFonts w:ascii="Calibri" w:hAnsi="Calibri" w:cs="Calibri"/>
-                <w:color w:val="FF0000"/>
-                <w:sz w:val="22"/>
-                <w:szCs w:val="22"/>
-              </w:rPr>
-            </w:pPr>
-            <w:r>
-              <w:rPr>
-                <w:rFonts w:ascii="Calibri" w:hAnsi="Calibri" w:cs="Calibri"/>
-                <w:color w:val="FF0000"/>
-                <w:sz w:val="22"/>
-                <w:szCs w:val="22"/>
-              </w:rPr>
-              <w:t>CDT</w:t>
-            </w:r>
-          </w:p>
-        </w:tc>
-      </w:tr>
-      <w:tr>
-        <w:trPr>
-          <w:trHeight w:val="320"/>
-        </w:trPr>
-        <w:tc>
-          <w:tcPr>
-            <w:tcW w:w="640" w:type="dxa"/>
-            <w:shd w:val="clear" w:color="000000" w:fill="FFFFFF"/>
-            <w:noWrap/>
-            <w:vAlign w:val="center"/>
-          </w:tcPr>
-          <w:p>
-            <w:pPr>
-              <w:jc w:val="center"/>
-              <w:rPr>
-                <w:rFonts w:ascii="Calibri" w:hAnsi="Calibri" w:cs="Calibri"/>
-                <w:color w:val="000000"/>
-                <w:sz w:val="22"/>
-                <w:szCs w:val="22"/>
-              </w:rPr>
-            </w:pPr>
-            <w:r>
-              <w:rPr>
-                <w:rFonts w:ascii="Calibri" w:hAnsi="Calibri" w:cs="Calibri"/>
-                <w:color w:val="000000"/>
-                <w:sz w:val="22"/>
-                <w:szCs w:val="22"/>
-              </w:rPr>
-              <w:t>35</w:t>
-            </w:r>
-          </w:p>
-        </w:tc>
-        <w:tc>
-          <w:tcPr>
-            <w:tcW w:w="7719" w:type="dxa"/>
-            <w:shd w:val="clear" w:color="auto" w:fill="auto"/>
-            <w:noWrap/>
-            <w:vAlign w:val="bottom"/>
-          </w:tcPr>
-          <w:p>
-            <w:pPr>
-              <w:rPr>
-                <w:rFonts w:ascii="Calibri" w:hAnsi="Calibri" w:cs="Calibri"/>
-                <w:color w:val="FF0000"/>
-                <w:sz w:val="22"/>
-                <w:szCs w:val="22"/>
-              </w:rPr>
-            </w:pPr>
-            <w:r>
-              <w:rPr>
-                <w:rFonts w:ascii="Calibri" w:hAnsi="Calibri" w:cs="Calibri"/>
-                <w:color w:val="FF0000"/>
-                <w:sz w:val="22"/>
-                <w:szCs w:val="22"/>
-              </w:rPr>
-              <w:t xml:space="preserve">Create </w:t>
-            </w:r>
-            <w:proofErr w:type="spellStart"/>
-            <w:r>
-              <w:rPr>
-                <w:rFonts w:ascii="Calibri" w:hAnsi="Calibri" w:cs="Calibri"/>
-                <w:color w:val="FF0000"/>
-                <w:sz w:val="22"/>
-                <w:szCs w:val="22"/>
-              </w:rPr>
-              <w:t>Eventbridge</w:t>
-            </w:r>
-            <w:proofErr w:type="spellEnd"/>
-            <w:r>
-              <w:rPr>
-                <w:rFonts w:ascii="Calibri" w:hAnsi="Calibri" w:cs="Calibri"/>
-                <w:color w:val="FF0000"/>
-                <w:sz w:val="22"/>
-                <w:szCs w:val="22"/>
-              </w:rPr>
-              <w:t xml:space="preserve"> rules for DRS</w:t>
-            </w:r>
-          </w:p>
-        </w:tc>
-        <w:tc>
-          <w:tcPr>
-            <w:tcW w:w="1559" w:type="dxa"/>
-            <w:shd w:val="clear" w:color="000000" w:fill="FFFFFF"/>
-            <w:noWrap/>
-            <w:vAlign w:val="center"/>
-          </w:tcPr>
-          <w:p>
-            <w:pPr>
-              <w:jc w:val="center"/>
-              <w:rPr>
-                <w:rFonts w:ascii="Calibri" w:hAnsi="Calibri" w:cs="Calibri"/>
-                <w:color w:val="FF0000"/>
-                <w:sz w:val="22"/>
-                <w:szCs w:val="22"/>
-              </w:rPr>
-            </w:pPr>
-            <w:r>
-              <w:rPr>
-                <w:rFonts w:ascii="Calibri" w:hAnsi="Calibri" w:cs="Calibri"/>
-                <w:color w:val="FF0000"/>
-                <w:sz w:val="22"/>
-                <w:szCs w:val="22"/>
-              </w:rPr>
-              <w:t>CDT</w:t>
-            </w:r>
-          </w:p>
-        </w:tc>
-      </w:tr>
-      <w:tr>
-        <w:trPr>
-          <w:trHeight w:val="320"/>
-        </w:trPr>
-        <w:tc>
-          <w:tcPr>
-            <w:tcW w:w="640" w:type="dxa"/>
-            <w:shd w:val="clear" w:color="000000" w:fill="FFFFFF"/>
-            <w:noWrap/>
-            <w:vAlign w:val="center"/>
-          </w:tcPr>
-          <w:p>
-            <w:pPr>
-              <w:jc w:val="center"/>
-              <w:rPr>
-                <w:rFonts w:ascii="Calibri" w:hAnsi="Calibri" w:cs="Calibri"/>
-                <w:color w:val="000000"/>
-                <w:sz w:val="22"/>
-                <w:szCs w:val="22"/>
-              </w:rPr>
-            </w:pPr>
-            <w:r>
-              <w:rPr>
-                <w:rFonts w:ascii="Calibri" w:hAnsi="Calibri" w:cs="Calibri"/>
-                <w:color w:val="000000"/>
-                <w:sz w:val="22"/>
-                <w:szCs w:val="22"/>
-              </w:rPr>
-              <w:t>36</w:t>
-            </w:r>
-          </w:p>
-        </w:tc>
-        <w:tc>
-          <w:tcPr>
-            <w:tcW w:w="7719" w:type="dxa"/>
-            <w:shd w:val="clear" w:color="auto" w:fill="auto"/>
-            <w:noWrap/>
-            <w:vAlign w:val="bottom"/>
-          </w:tcPr>
-          <w:p>
-            <w:pPr>
-              <w:rPr>
-                <w:rFonts w:ascii="Calibri" w:hAnsi="Calibri" w:cs="Calibri"/>
-                <w:color w:val="FF0000"/>
-                <w:sz w:val="22"/>
-                <w:szCs w:val="22"/>
-              </w:rPr>
-            </w:pPr>
-            <w:r>
-              <w:rPr>
-                <w:rFonts w:ascii="Calibri" w:hAnsi="Calibri" w:cs="Calibri"/>
-                <w:color w:val="FF0000"/>
-                <w:sz w:val="22"/>
-                <w:szCs w:val="22"/>
-              </w:rPr>
-              <w:t>Configure SNS to send e-mail notifications based on specific events generated by DRS</w:t>
-            </w:r>
-          </w:p>
-        </w:tc>
-        <w:tc>
-          <w:tcPr>
-            <w:tcW w:w="1559" w:type="dxa"/>
-            <w:shd w:val="clear" w:color="000000" w:fill="FFFFFF"/>
-            <w:noWrap/>
-            <w:vAlign w:val="center"/>
-          </w:tcPr>
-          <w:p>
-            <w:pPr>
-              <w:jc w:val="center"/>
-              <w:rPr>
-                <w:rFonts w:ascii="Calibri" w:hAnsi="Calibri" w:cs="Calibri"/>
-                <w:color w:val="FF0000"/>
-                <w:sz w:val="22"/>
-                <w:szCs w:val="22"/>
-              </w:rPr>
-            </w:pPr>
-            <w:r>
-              <w:rPr>
-                <w:rFonts w:ascii="Calibri" w:hAnsi="Calibri" w:cs="Calibri"/>
-                <w:color w:val="FF0000"/>
-                <w:sz w:val="22"/>
-                <w:szCs w:val="22"/>
-              </w:rPr>
-              <w:t>CDT</w:t>
-            </w:r>
-          </w:p>
-        </w:tc>
-      </w:tr>
-      <w:tr>
-        <w:trPr>
-          <w:trHeight w:val="320"/>
-        </w:trPr>
-        <w:tc>
-          <w:tcPr>
-            <w:tcW w:w="640" w:type="dxa"/>
-            <w:shd w:val="clear" w:color="000000" w:fill="FFFFFF"/>
-            <w:noWrap/>
-            <w:vAlign w:val="center"/>
-          </w:tcPr>
-          <w:p>
-            <w:pPr>
-              <w:jc w:val="center"/>
-              <w:rPr>
-                <w:rFonts w:ascii="Calibri" w:hAnsi="Calibri" w:cs="Calibri"/>
-                <w:color w:val="000000"/>
-                <w:sz w:val="22"/>
-                <w:szCs w:val="22"/>
-              </w:rPr>
-            </w:pPr>
-            <w:r>
-              <w:rPr>
-                <w:rFonts w:ascii="Calibri" w:hAnsi="Calibri" w:cs="Calibri"/>
-                <w:color w:val="000000"/>
-                <w:sz w:val="22"/>
-                <w:szCs w:val="22"/>
-              </w:rPr>
-              <w:t>37</w:t>
-            </w:r>
-          </w:p>
-        </w:tc>
-        <w:tc>
-          <w:tcPr>
-            <w:tcW w:w="7719" w:type="dxa"/>
-            <w:shd w:val="clear" w:color="auto" w:fill="auto"/>
-            <w:noWrap/>
-            <w:vAlign w:val="bottom"/>
-          </w:tcPr>
-          <w:p>
-            <w:pPr>
-              <w:rPr>
-                <w:rFonts w:ascii="Calibri" w:hAnsi="Calibri" w:cs="Calibri"/>
-                <w:color w:val="FF0000"/>
-                <w:sz w:val="22"/>
-                <w:szCs w:val="22"/>
-              </w:rPr>
-            </w:pPr>
-            <w:r>
-              <w:rPr>
-                <w:rFonts w:ascii="Calibri" w:hAnsi="Calibri" w:cs="Calibri"/>
-                <w:color w:val="FF0000"/>
-                <w:sz w:val="22"/>
-                <w:szCs w:val="22"/>
-              </w:rPr>
-              <w:t>Check/Enable VPC Flow Log (Set Retention 1 Months)</w:t>
-            </w:r>
-          </w:p>
-        </w:tc>
-        <w:tc>
-          <w:tcPr>
-            <w:tcW w:w="1559" w:type="dxa"/>
-            <w:shd w:val="clear" w:color="000000" w:fill="FFFFFF"/>
-            <w:noWrap/>
-            <w:vAlign w:val="center"/>
-          </w:tcPr>
-          <w:p>
-            <w:pPr>
-              <w:jc w:val="center"/>
-              <w:rPr>
-                <w:rFonts w:ascii="Calibri" w:hAnsi="Calibri" w:cs="Calibri"/>
-                <w:color w:val="FF0000"/>
-                <w:sz w:val="22"/>
-                <w:szCs w:val="22"/>
-              </w:rPr>
-            </w:pPr>
-            <w:r>
-              <w:rPr>
-                <w:rFonts w:ascii="Calibri" w:hAnsi="Calibri" w:cs="Calibri"/>
-                <w:color w:val="FF0000"/>
-                <w:sz w:val="22"/>
-                <w:szCs w:val="22"/>
-              </w:rPr>
-              <w:t>CDT</w:t>
-            </w:r>
-          </w:p>
-        </w:tc>
-      </w:tr>
-      <w:tr>
-        <w:trPr>
-          <w:trHeight w:val="320"/>
-        </w:trPr>
-        <w:tc>
-          <w:tcPr>
-            <w:tcW w:w="640" w:type="dxa"/>
-            <w:shd w:val="clear" w:color="000000" w:fill="FFFFFF"/>
-            <w:noWrap/>
-            <w:vAlign w:val="center"/>
-          </w:tcPr>
-          <w:p>
-            <w:pPr>
-              <w:jc w:val="center"/>
-              <w:rPr>
-                <w:rFonts w:ascii="Calibri" w:hAnsi="Calibri" w:cs="Calibri"/>
-                <w:color w:val="000000"/>
-                <w:sz w:val="22"/>
-                <w:szCs w:val="22"/>
-              </w:rPr>
-            </w:pPr>
-            <w:r>
-              <w:rPr>
-                <w:rFonts w:ascii="Calibri" w:hAnsi="Calibri" w:cs="Calibri"/>
-                <w:color w:val="000000"/>
-                <w:sz w:val="22"/>
-                <w:szCs w:val="22"/>
-              </w:rPr>
-              <w:t>38</w:t>
-            </w:r>
-          </w:p>
-        </w:tc>
-        <w:tc>
-          <w:tcPr>
-            <w:tcW w:w="7719" w:type="dxa"/>
-            <w:shd w:val="clear" w:color="auto" w:fill="auto"/>
-            <w:noWrap/>
-            <w:vAlign w:val="bottom"/>
-          </w:tcPr>
-          <w:p>
-            <w:pPr>
-              <w:rPr>
-                <w:rFonts w:ascii="Calibri" w:hAnsi="Calibri" w:cs="Calibri"/>
-                <w:color w:val="FF0000"/>
-                <w:sz w:val="22"/>
-                <w:szCs w:val="22"/>
-              </w:rPr>
-            </w:pPr>
-            <w:r>
-              <w:rPr>
-                <w:rFonts w:ascii="Calibri" w:hAnsi="Calibri" w:cs="Calibri"/>
-                <w:color w:val="FF0000"/>
-                <w:sz w:val="22"/>
-                <w:szCs w:val="22"/>
-              </w:rPr>
-              <w:t>Check/Enable VPN Log (Set Retention 1 Months)</w:t>
-            </w:r>
-          </w:p>
-        </w:tc>
-        <w:tc>
-          <w:tcPr>
-            <w:tcW w:w="1559" w:type="dxa"/>
-            <w:shd w:val="clear" w:color="000000" w:fill="FFFFFF"/>
-            <w:noWrap/>
-            <w:vAlign w:val="center"/>
-          </w:tcPr>
-          <w:p>
-            <w:pPr>
-              <w:jc w:val="center"/>
-              <w:rPr>
-                <w:rFonts w:ascii="Calibri" w:hAnsi="Calibri" w:cs="Calibri"/>
-                <w:color w:val="FF0000"/>
-                <w:sz w:val="22"/>
-                <w:szCs w:val="22"/>
-              </w:rPr>
-            </w:pPr>
-            <w:r>
-              <w:rPr>
-                <w:rFonts w:ascii="Calibri" w:hAnsi="Calibri" w:cs="Calibri"/>
-                <w:color w:val="FF0000"/>
-                <w:sz w:val="22"/>
-                <w:szCs w:val="22"/>
-              </w:rPr>
-              <w:t>CDT</w:t>
-            </w:r>
-          </w:p>
-        </w:tc>
-      </w:tr>
-      <w:tr>
-        <w:trPr>
-          <w:trHeight w:val="320"/>
-        </w:trPr>
-        <w:tc>
-          <w:tcPr>
-            <w:tcW w:w="640" w:type="dxa"/>
-            <w:shd w:val="clear" w:color="auto" w:fill="D1D1D1" w:themeFill="background2" w:themeFillShade="E6"/>
-            <w:noWrap/>
-            <w:vAlign w:val="center"/>
-          </w:tcPr>
-          <w:p>
-            <w:pPr>
-              <w:jc w:val="center"/>
-              <w:rPr>
-                <w:rFonts w:ascii="Calibri" w:hAnsi="Calibri" w:cs="Calibri"/>
-                <w:color w:val="000000"/>
-                <w:sz w:val="22"/>
-                <w:szCs w:val="22"/>
-              </w:rPr>
-            </w:pPr>
-            <w:r>
-              <w:rPr>
-                <w:rFonts w:ascii="Calibri" w:hAnsi="Calibri" w:cs="Calibri"/>
-                <w:color w:val="000000"/>
-                <w:sz w:val="22"/>
-                <w:szCs w:val="22"/>
-              </w:rPr>
-              <w:t> </w:t>
-            </w:r>
-          </w:p>
-        </w:tc>
-        <w:tc>
-          <w:tcPr>
-            <w:tcW w:w="7719" w:type="dxa"/>
-            <w:shd w:val="clear" w:color="auto" w:fill="D1D1D1" w:themeFill="background2" w:themeFillShade="E6"/>
-            <w:noWrap/>
-            <w:vAlign w:val="bottom"/>
-          </w:tcPr>
-          <w:p>
-            <w:pPr>
-              <w:rPr>
-                <w:rFonts w:ascii="Calibri" w:hAnsi="Calibri" w:cs="Calibri"/>
-                <w:color w:val="FF0000"/>
-                <w:sz w:val="22"/>
-                <w:szCs w:val="22"/>
-              </w:rPr>
-            </w:pPr>
-            <w:r>
-              <w:rPr>
-                <w:rFonts w:ascii="Calibri" w:hAnsi="Calibri" w:cs="Calibri"/>
-                <w:b/>
-                <w:bCs/>
-                <w:color w:val="FF0000"/>
-                <w:sz w:val="22"/>
-                <w:szCs w:val="22"/>
-              </w:rPr>
-              <w:t>Report and Documentation</w:t>
-            </w:r>
-          </w:p>
-        </w:tc>
-        <w:tc>
-          <w:tcPr>
-            <w:tcW w:w="1559" w:type="dxa"/>
-            <w:shd w:val="clear" w:color="auto" w:fill="D1D1D1" w:themeFill="background2" w:themeFillShade="E6"/>
-            <w:noWrap/>
-            <w:vAlign w:val="center"/>
-          </w:tcPr>
-          <w:p>
-            <w:pPr>
-              <w:jc w:val="center"/>
-              <w:rPr>
-                <w:rFonts w:ascii="Calibri" w:hAnsi="Calibri" w:cs="Calibri"/>
-                <w:color w:val="FF0000"/>
-                <w:sz w:val="22"/>
-                <w:szCs w:val="22"/>
-              </w:rPr>
-            </w:pPr>
-            <w:r>
-              <w:rPr>
-                <w:rFonts w:ascii="Calibri" w:hAnsi="Calibri" w:cs="Calibri"/>
-                <w:color w:val="FF0000"/>
-                <w:sz w:val="22"/>
-                <w:szCs w:val="22"/>
-              </w:rPr>
-              <w:t> </w:t>
-            </w:r>
-          </w:p>
-        </w:tc>
-      </w:tr>
-      <w:tr>
-        <w:trPr>
-          <w:trHeight w:val="320"/>
-        </w:trPr>
-        <w:tc>
-          <w:tcPr>
-            <w:tcW w:w="640" w:type="dxa"/>
-            <w:shd w:val="clear" w:color="000000" w:fill="FFFFFF"/>
-            <w:noWrap/>
-            <w:vAlign w:val="center"/>
-          </w:tcPr>
-          <w:p>
-            <w:pPr>
-              <w:jc w:val="center"/>
-              <w:rPr>
-                <w:rFonts w:ascii="Calibri" w:hAnsi="Calibri" w:cs="Calibri"/>
-                <w:color w:val="000000"/>
-                <w:sz w:val="22"/>
-                <w:szCs w:val="22"/>
-              </w:rPr>
-            </w:pPr>
-            <w:r>
-              <w:rPr>
-                <w:rFonts w:ascii="Calibri" w:hAnsi="Calibri" w:cs="Calibri"/>
-                <w:color w:val="000000"/>
-                <w:sz w:val="22"/>
-                <w:szCs w:val="22"/>
-              </w:rPr>
-              <w:t>39</w:t>
-            </w:r>
-          </w:p>
-        </w:tc>
-        <w:tc>
-          <w:tcPr>
-            <w:tcW w:w="7719" w:type="dxa"/>
-            <w:shd w:val="clear" w:color="auto" w:fill="auto"/>
-            <w:noWrap/>
-            <w:vAlign w:val="bottom"/>
-          </w:tcPr>
-          <w:p>
-            <w:pPr>
-              <w:rPr>
-                <w:rFonts w:ascii="Calibri" w:hAnsi="Calibri" w:cs="Calibri"/>
-                <w:b/>
-                <w:bCs/>
-                <w:color w:val="FF0000"/>
-                <w:sz w:val="22"/>
-                <w:szCs w:val="22"/>
-              </w:rPr>
-            </w:pPr>
-            <w:r>
-              <w:rPr>
-                <w:rFonts w:ascii="Calibri" w:hAnsi="Calibri" w:cs="Calibri"/>
-                <w:color w:val="FF0000"/>
-                <w:sz w:val="22"/>
-                <w:szCs w:val="22"/>
-              </w:rPr>
-              <w:t>Clean Up Unused AWS Resources after Testing</w:t>
-            </w:r>
-          </w:p>
-        </w:tc>
-        <w:tc>
-          <w:tcPr>
-            <w:tcW w:w="1559" w:type="dxa"/>
-            <w:shd w:val="clear" w:color="000000" w:fill="FFFFFF"/>
-            <w:noWrap/>
-            <w:vAlign w:val="center"/>
-          </w:tcPr>
-          <w:p>
-            <w:pPr>
-              <w:jc w:val="center"/>
-              <w:rPr>
-                <w:rFonts w:ascii="Calibri" w:hAnsi="Calibri" w:cs="Calibri"/>
-                <w:color w:val="FF0000"/>
-                <w:sz w:val="22"/>
-                <w:szCs w:val="22"/>
-              </w:rPr>
-            </w:pPr>
-            <w:r>
-              <w:rPr>
-                <w:rFonts w:ascii="Calibri" w:hAnsi="Calibri" w:cs="Calibri"/>
-                <w:color w:val="FF0000"/>
-                <w:sz w:val="22"/>
-                <w:szCs w:val="22"/>
-              </w:rPr>
-              <w:t>CDT</w:t>
-            </w:r>
-          </w:p>
-        </w:tc>
-      </w:tr>
-      <w:tr>
-        <w:trPr>
-          <w:trHeight w:val="320"/>
-        </w:trPr>
-        <w:tc>
-          <w:tcPr>
-            <w:tcW w:w="640" w:type="dxa"/>
-            <w:shd w:val="clear" w:color="000000" w:fill="FFFFFF"/>
-            <w:noWrap/>
-            <w:vAlign w:val="center"/>
-          </w:tcPr>
-          <w:p>
-            <w:pPr>
-              <w:jc w:val="center"/>
-              <w:rPr>
-                <w:rFonts w:ascii="Calibri" w:hAnsi="Calibri" w:cs="Calibri"/>
-                <w:color w:val="000000"/>
-                <w:sz w:val="22"/>
-                <w:szCs w:val="22"/>
-              </w:rPr>
-            </w:pPr>
-            <w:r>
-              <w:rPr>
-                <w:rFonts w:ascii="Calibri" w:hAnsi="Calibri" w:cs="Calibri"/>
-                <w:color w:val="000000"/>
-                <w:sz w:val="22"/>
-                <w:szCs w:val="22"/>
-              </w:rPr>
-              <w:t>40</w:t>
-            </w:r>
-          </w:p>
-        </w:tc>
-        <w:tc>
-          <w:tcPr>
-            <w:tcW w:w="7719" w:type="dxa"/>
-            <w:shd w:val="clear" w:color="auto" w:fill="auto"/>
-            <w:noWrap/>
-            <w:vAlign w:val="bottom"/>
-          </w:tcPr>
-          <w:p>
-            <w:pPr>
-              <w:rPr>
-                <w:rFonts w:ascii="Calibri" w:hAnsi="Calibri" w:cs="Calibri"/>
-                <w:color w:val="FF0000"/>
-                <w:sz w:val="22"/>
-                <w:szCs w:val="22"/>
-              </w:rPr>
-            </w:pPr>
-            <w:r>
-              <w:rPr>
-                <w:rFonts w:ascii="Calibri" w:hAnsi="Calibri" w:cs="Calibri"/>
-                <w:color w:val="FF0000"/>
-                <w:sz w:val="22"/>
-                <w:szCs w:val="22"/>
-              </w:rPr>
-              <w:t>Create Report &amp; Documentation</w:t>
-            </w:r>
-          </w:p>
-        </w:tc>
-        <w:tc>
-          <w:tcPr>
-            <w:tcW w:w="1559" w:type="dxa"/>
-            <w:shd w:val="clear" w:color="000000" w:fill="FFFFFF"/>
-            <w:noWrap/>
-            <w:vAlign w:val="center"/>
-          </w:tcPr>
-          <w:p>
-            <w:pPr>
-              <w:jc w:val="center"/>
-              <w:rPr>
-                <w:rFonts w:ascii="Calibri" w:hAnsi="Calibri" w:cs="Calibri"/>
-                <w:color w:val="FF0000"/>
-                <w:sz w:val="22"/>
-                <w:szCs w:val="22"/>
-              </w:rPr>
-            </w:pPr>
-            <w:r>
-              <w:rPr>
-                <w:rFonts w:ascii="Calibri" w:hAnsi="Calibri" w:cs="Calibri"/>
-                <w:color w:val="FF0000"/>
-                <w:sz w:val="22"/>
-                <w:szCs w:val="22"/>
-              </w:rPr>
-              <w:t>CDT</w:t>
-            </w:r>
-          </w:p>
-        </w:tc>
-      </w:tr>
-      <w:tr>
-        <w:trPr>
-          <w:trHeight w:val="320"/>
-        </w:trPr>
-        <w:tc>
-          <w:tcPr>
-            <w:tcW w:w="640" w:type="dxa"/>
-            <w:shd w:val="clear" w:color="000000" w:fill="FFFFFF"/>
-            <w:noWrap/>
-            <w:vAlign w:val="center"/>
-          </w:tcPr>
-          <w:p>
-            <w:pPr>
-              <w:jc w:val="center"/>
-              <w:rPr>
-                <w:rFonts w:ascii="Calibri" w:hAnsi="Calibri" w:cs="Calibri"/>
-                <w:color w:val="000000"/>
-                <w:sz w:val="22"/>
-                <w:szCs w:val="22"/>
-              </w:rPr>
-            </w:pPr>
-            <w:r>
-              <w:rPr>
-                <w:rFonts w:ascii="Calibri" w:hAnsi="Calibri" w:cs="Calibri"/>
-                <w:color w:val="000000"/>
-                <w:sz w:val="22"/>
-                <w:szCs w:val="22"/>
-              </w:rPr>
-              <w:t>41</w:t>
-            </w:r>
-          </w:p>
-        </w:tc>
-        <w:tc>
-          <w:tcPr>
-            <w:tcW w:w="7719" w:type="dxa"/>
-            <w:shd w:val="clear" w:color="auto" w:fill="auto"/>
-            <w:noWrap/>
-            <w:vAlign w:val="bottom"/>
-          </w:tcPr>
-          <w:p>
-            <w:pPr>
-              <w:rPr>
-                <w:rFonts w:ascii="Calibri" w:hAnsi="Calibri" w:cs="Calibri"/>
-                <w:color w:val="FF0000"/>
-                <w:sz w:val="22"/>
-                <w:szCs w:val="22"/>
-              </w:rPr>
-            </w:pPr>
-            <w:r>
-              <w:rPr>
-                <w:rFonts w:ascii="Calibri" w:hAnsi="Calibri" w:cs="Calibri"/>
-                <w:color w:val="FF0000"/>
-                <w:sz w:val="22"/>
-                <w:szCs w:val="22"/>
-              </w:rPr>
-              <w:t>Create Guidance</w:t>
-            </w:r>
-          </w:p>
-        </w:tc>
-        <w:tc>
-          <w:tcPr>
-            <w:tcW w:w="1559" w:type="dxa"/>
-            <w:shd w:val="clear" w:color="000000" w:fill="FFFFFF"/>
-            <w:noWrap/>
-            <w:vAlign w:val="center"/>
-          </w:tcPr>
-          <w:p>
-            <w:pPr>
-              <w:jc w:val="center"/>
-              <w:rPr>
-                <w:rFonts w:ascii="Calibri" w:hAnsi="Calibri" w:cs="Calibri"/>
-                <w:color w:val="FF0000"/>
-                <w:sz w:val="22"/>
-                <w:szCs w:val="22"/>
-              </w:rPr>
-            </w:pPr>
-            <w:r>
-              <w:rPr>
-                <w:rFonts w:ascii="Calibri" w:hAnsi="Calibri" w:cs="Calibri"/>
-                <w:color w:val="FF0000"/>
-                <w:sz w:val="22"/>
-                <w:szCs w:val="22"/>
-              </w:rPr>
-              <w:t>CDT</w:t>
-            </w:r>
-          </w:p>
-        </w:tc>
-      </w:tr>
-      <w:tr>
-        <w:trPr>
-          <w:trHeight w:val="320"/>
-        </w:trPr>
-        <w:tc>
-          <w:tcPr>
-            <w:tcW w:w="640" w:type="dxa"/>
-            <w:shd w:val="clear" w:color="000000" w:fill="FFFFFF"/>
-            <w:noWrap/>
-            <w:vAlign w:val="center"/>
-          </w:tcPr>
-          <w:p>
-            <w:pPr>
-              <w:jc w:val="center"/>
-              <w:rPr>
-                <w:rFonts w:ascii="Calibri" w:hAnsi="Calibri" w:cs="Calibri"/>
-                <w:color w:val="000000"/>
-                <w:sz w:val="22"/>
-                <w:szCs w:val="22"/>
-              </w:rPr>
-            </w:pPr>
-            <w:r>
-              <w:rPr>
-                <w:rFonts w:ascii="Calibri" w:hAnsi="Calibri" w:cs="Calibri"/>
-                <w:color w:val="000000"/>
-                <w:sz w:val="22"/>
-                <w:szCs w:val="22"/>
-              </w:rPr>
-              <w:t>42</w:t>
-            </w:r>
-          </w:p>
-        </w:tc>
-        <w:tc>
-          <w:tcPr>
-            <w:tcW w:w="7719" w:type="dxa"/>
-            <w:shd w:val="clear" w:color="auto" w:fill="auto"/>
-            <w:noWrap/>
-            <w:vAlign w:val="bottom"/>
-          </w:tcPr>
-          <w:p>
-            <w:pPr>
-              <w:rPr>
-                <w:rFonts w:ascii="Calibri" w:hAnsi="Calibri" w:cs="Calibri"/>
-                <w:color w:val="FF0000"/>
-                <w:sz w:val="22"/>
-                <w:szCs w:val="22"/>
-              </w:rPr>
-            </w:pPr>
-            <w:r>
-              <w:rPr>
-                <w:rFonts w:ascii="Calibri" w:hAnsi="Calibri" w:cs="Calibri"/>
-                <w:color w:val="FF0000"/>
-                <w:sz w:val="22"/>
-                <w:szCs w:val="22"/>
-              </w:rPr>
-              <w:t>BAST</w:t>
-            </w:r>
-          </w:p>
-        </w:tc>
-        <w:tc>
-          <w:tcPr>
-            <w:tcW w:w="1559" w:type="dxa"/>
-            <w:shd w:val="clear" w:color="000000" w:fill="FFFFFF"/>
-            <w:noWrap/>
-            <w:vAlign w:val="bottom"/>
-          </w:tcPr>
-          <w:p>
-            <w:pPr>
-              <w:jc w:val="center"/>
-              <w:rPr>
-                <w:rFonts w:ascii="Calibri" w:hAnsi="Calibri" w:cs="Calibri"/>
-                <w:color w:val="FF0000"/>
-                <w:sz w:val="22"/>
-                <w:szCs w:val="22"/>
-              </w:rPr>
-            </w:pPr>
-            <w:r>
-              <w:rPr>
-                <w:rFonts w:ascii="Calibri" w:hAnsi="Calibri" w:cs="Calibri"/>
-                <w:color w:val="FF0000"/>
-                <w:sz w:val="22"/>
-                <w:szCs w:val="22"/>
-              </w:rPr>
-              <w:t>CDT</w:t>
-            </w:r>
-          </w:p>
-        </w:tc>
-      </w:tr>
     </w:tbl>
     <w:p>
       <w:pPr>
@@ -5874,6 +1540,30 @@
           <w:u w:val="single"/>
         </w:rPr>
         <w:t>Assumption:</w:t>
+      </w:r>
+    </w:p>
+    <w:p>
+      <w:pPr>
+        <w:spacing w:line="360" w:lineRule="auto"/>
+        <w:rPr>
+          <w:rFonts w:ascii="Calibri" w:hAnsi="Calibri" w:cs="Calibri"/>
+          <w:b/>
+          <w:bCs/>
+          <w:sz w:val="22"/>
+          <w:szCs w:val="22"/>
+          <w:u w:val="single"/>
+        </w:rPr>
+      </w:pPr>
+      <w:r>
+        <w:rPr>
+          <w:rFonts w:ascii="Calibri" w:hAnsi="Calibri" w:cs="Calibri"/>
+          <w:b/>
+          <w:bCs/>
+          <w:sz w:val="22"/>
+          <w:szCs w:val="22"/>
+          <w:u w:val="single"/>
+        </w:rPr>
+        <w:t>{#assumption}</w:t>
       </w:r>
     </w:p>
     <w:p>
@@ -5899,16 +1589,11 @@
           <w:sz w:val="22"/>
           <w:szCs w:val="22"/>
         </w:rPr>
-        <w:t>Implementation will use existing accounts.</w:t>
+        <w:t>{.}</w:t>
       </w:r>
     </w:p>
     <w:p>
       <w:pPr>
-        <w:pStyle w:val="ListParagraph"/>
-        <w:numPr>
-          <w:ilvl w:val="0"/>
-          <w:numId w:val="4"/>
-        </w:numPr>
         <w:spacing w:line="360" w:lineRule="auto"/>
         <w:jc w:val="both"/>
         <w:rPr>
@@ -5925,16 +1610,11 @@
           <w:sz w:val="22"/>
           <w:szCs w:val="22"/>
         </w:rPr>
-        <w:t>Existing VPN will be replaced with Transit Gateway VPN.</w:t>
+        <w:t>{/}</w:t>
       </w:r>
     </w:p>
     <w:p>
       <w:pPr>
-        <w:pStyle w:val="ListParagraph"/>
-        <w:numPr>
-          <w:ilvl w:val="0"/>
-          <w:numId w:val="4"/>
-        </w:numPr>
         <w:spacing w:line="360" w:lineRule="auto"/>
         <w:jc w:val="both"/>
         <w:rPr>
@@ -5944,216 +1624,61 @@
           <w:szCs w:val="22"/>
         </w:rPr>
       </w:pPr>
-      <w:r>
-        <w:rPr>
-          <w:rFonts w:ascii="Calibri" w:hAnsi="Calibri" w:cs="Calibri"/>
-          <w:color w:val="FF0000"/>
-          <w:sz w:val="22"/>
-          <w:szCs w:val="22"/>
-        </w:rPr>
-        <w:t>Customer will handle VPN configuration outside of AWS.</w:t>
-      </w:r>
     </w:p>
     <w:p>
       <w:pPr>
-        <w:pStyle w:val="ListParagraph"/>
-        <w:numPr>
-          <w:ilvl w:val="0"/>
-          <w:numId w:val="4"/>
-        </w:numPr>
         <w:spacing w:line="360" w:lineRule="auto"/>
-        <w:jc w:val="both"/>
-        <w:rPr>
-          <w:rFonts w:ascii="Calibri" w:hAnsi="Calibri" w:cs="Calibri"/>
-          <w:color w:val="FF0000"/>
-          <w:sz w:val="22"/>
-          <w:szCs w:val="22"/>
-        </w:rPr>
-      </w:pPr>
-      <w:r>
-        <w:rPr>
-          <w:rFonts w:ascii="Calibri" w:hAnsi="Calibri" w:cs="Calibri"/>
-          <w:color w:val="FF0000"/>
-          <w:sz w:val="22"/>
-          <w:szCs w:val="22"/>
-        </w:rPr>
-        <w:t>The servers will communicate using domain/hostname rather than IP address.</w:t>
+        <w:ind w:right="162"/>
+        <w:rPr>
+          <w:rFonts w:ascii="Calibri" w:hAnsi="Calibri" w:cs="Calibri"/>
+          <w:b/>
+          <w:bCs/>
+          <w:sz w:val="22"/>
+          <w:szCs w:val="22"/>
+          <w:u w:val="single"/>
+        </w:rPr>
+      </w:pPr>
+      <w:r>
+        <w:rPr>
+          <w:rFonts w:ascii="Calibri" w:hAnsi="Calibri" w:cs="Calibri"/>
+          <w:b/>
+          <w:bCs/>
+          <w:sz w:val="22"/>
+          <w:szCs w:val="22"/>
+          <w:u w:val="single"/>
+        </w:rPr>
+        <w:t xml:space="preserve">CDT Out </w:t>
+      </w:r>
+      <w:proofErr w:type="gramStart"/>
+      <w:r>
+        <w:rPr>
+          <w:rFonts w:ascii="Calibri" w:hAnsi="Calibri" w:cs="Calibri"/>
+          <w:b/>
+          <w:bCs/>
+          <w:sz w:val="22"/>
+          <w:szCs w:val="22"/>
+          <w:u w:val="single"/>
+        </w:rPr>
+        <w:t>Of</w:t>
+      </w:r>
+      <w:proofErr w:type="gramEnd"/>
+      <w:r>
+        <w:rPr>
+          <w:rFonts w:ascii="Calibri" w:hAnsi="Calibri" w:cs="Calibri"/>
+          <w:b/>
+          <w:bCs/>
+          <w:sz w:val="22"/>
+          <w:szCs w:val="22"/>
+          <w:u w:val="single"/>
+        </w:rPr>
+        <w:t xml:space="preserve"> Scope:</w:t>
       </w:r>
     </w:p>
     <w:p>
       <w:pPr>
-        <w:pStyle w:val="ListParagraph"/>
-        <w:numPr>
-          <w:ilvl w:val="0"/>
-          <w:numId w:val="4"/>
-        </w:numPr>
-        <w:spacing w:line="360" w:lineRule="auto"/>
-        <w:jc w:val="both"/>
-        <w:rPr>
-          <w:rFonts w:ascii="Calibri" w:hAnsi="Calibri" w:cs="Calibri"/>
-          <w:color w:val="FF0000"/>
-          <w:sz w:val="22"/>
-          <w:szCs w:val="22"/>
-        </w:rPr>
-      </w:pPr>
-      <w:r>
-        <w:rPr>
-          <w:rFonts w:ascii="Calibri" w:hAnsi="Calibri" w:cs="Calibri"/>
-          <w:color w:val="FF0000"/>
-          <w:sz w:val="22"/>
-          <w:szCs w:val="22"/>
-        </w:rPr>
-        <w:t>Configuration of the Domain Controller on AWS will be handled by GYS, CDT will provide the EC2 instance.</w:t>
-      </w:r>
-    </w:p>
-    <w:p>
-      <w:pPr>
-        <w:pStyle w:val="ListParagraph"/>
-        <w:numPr>
-          <w:ilvl w:val="0"/>
-          <w:numId w:val="4"/>
-        </w:numPr>
-        <w:spacing w:line="360" w:lineRule="auto"/>
-        <w:jc w:val="both"/>
-        <w:rPr>
-          <w:rFonts w:ascii="Calibri" w:hAnsi="Calibri" w:cs="Calibri"/>
-          <w:color w:val="FF0000"/>
-          <w:sz w:val="22"/>
-          <w:szCs w:val="22"/>
-        </w:rPr>
-      </w:pPr>
-      <w:r>
-        <w:rPr>
-          <w:rFonts w:ascii="Calibri" w:hAnsi="Calibri" w:cs="Calibri"/>
-          <w:color w:val="FF0000"/>
-          <w:sz w:val="22"/>
-          <w:szCs w:val="22"/>
-        </w:rPr>
-        <w:lastRenderedPageBreak/>
-        <w:t>GYS will handle DNS configuration during failover and failback test.</w:t>
-      </w:r>
-    </w:p>
-    <w:p>
-      <w:pPr>
-        <w:pStyle w:val="ListParagraph"/>
-        <w:numPr>
-          <w:ilvl w:val="0"/>
-          <w:numId w:val="4"/>
-        </w:numPr>
-        <w:spacing w:line="360" w:lineRule="auto"/>
-        <w:jc w:val="both"/>
-        <w:rPr>
-          <w:rFonts w:ascii="Calibri" w:hAnsi="Calibri" w:cs="Calibri"/>
-          <w:color w:val="FF0000"/>
-          <w:sz w:val="22"/>
-          <w:szCs w:val="22"/>
-        </w:rPr>
-      </w:pPr>
-      <w:r>
-        <w:rPr>
-          <w:rFonts w:ascii="Calibri" w:hAnsi="Calibri" w:cs="Calibri"/>
-          <w:color w:val="FF0000"/>
-          <w:sz w:val="22"/>
-          <w:szCs w:val="22"/>
-        </w:rPr>
-        <w:t>Application and database testing will be done by GYS.</w:t>
-      </w:r>
-    </w:p>
-    <w:p>
-      <w:pPr>
-        <w:pStyle w:val="ListParagraph"/>
-        <w:numPr>
-          <w:ilvl w:val="0"/>
-          <w:numId w:val="4"/>
-        </w:numPr>
-        <w:spacing w:line="360" w:lineRule="auto"/>
-        <w:jc w:val="both"/>
-        <w:rPr>
-          <w:rFonts w:ascii="Calibri" w:hAnsi="Calibri" w:cs="Calibri"/>
-          <w:color w:val="FF0000"/>
-          <w:sz w:val="22"/>
-          <w:szCs w:val="22"/>
-        </w:rPr>
-      </w:pPr>
-      <w:r>
-        <w:rPr>
-          <w:rFonts w:ascii="Calibri" w:hAnsi="Calibri" w:cs="Calibri"/>
-          <w:color w:val="FF0000"/>
-          <w:sz w:val="22"/>
-          <w:szCs w:val="22"/>
-        </w:rPr>
-        <w:t>RTO and RPO metrics are based on failover and failback operations and do not encompass server and application configurations.</w:t>
-      </w:r>
-    </w:p>
-    <w:p>
-      <w:pPr>
-        <w:pStyle w:val="ListParagraph"/>
-        <w:numPr>
-          <w:ilvl w:val="0"/>
-          <w:numId w:val="4"/>
-        </w:numPr>
-        <w:spacing w:line="360" w:lineRule="auto"/>
-        <w:jc w:val="both"/>
-        <w:rPr>
-          <w:rFonts w:ascii="Calibri" w:hAnsi="Calibri" w:cs="Calibri"/>
-          <w:color w:val="FF0000"/>
-          <w:sz w:val="22"/>
-          <w:szCs w:val="22"/>
-        </w:rPr>
-      </w:pPr>
-      <w:r>
-        <w:rPr>
-          <w:rFonts w:ascii="Calibri" w:hAnsi="Calibri" w:cs="Calibri"/>
-          <w:color w:val="FF0000"/>
-          <w:sz w:val="22"/>
-          <w:szCs w:val="22"/>
-        </w:rPr>
-        <w:t>In case of technical issues during the implementation process, upgrading AWS Support to the Business plan may be necessary.</w:t>
-      </w:r>
-    </w:p>
-    <w:p>
-      <w:pPr>
-        <w:pStyle w:val="ListParagraph"/>
-        <w:numPr>
-          <w:ilvl w:val="0"/>
-          <w:numId w:val="4"/>
-        </w:numPr>
-        <w:spacing w:line="360" w:lineRule="auto"/>
-        <w:jc w:val="both"/>
-        <w:rPr>
-          <w:rFonts w:ascii="Calibri" w:hAnsi="Calibri" w:cs="Calibri"/>
-          <w:color w:val="FF0000"/>
-          <w:sz w:val="22"/>
-          <w:szCs w:val="22"/>
-        </w:rPr>
-      </w:pPr>
-      <w:r>
-        <w:rPr>
-          <w:rFonts w:ascii="Calibri" w:hAnsi="Calibri" w:cs="Calibri"/>
-          <w:color w:val="FF0000"/>
-          <w:sz w:val="22"/>
-          <w:szCs w:val="22"/>
-        </w:rPr>
-        <w:t>CDT only provides AWS environment that are stated in scope of work.</w:t>
-      </w:r>
-    </w:p>
-    <w:p>
-      <w:pPr>
         <w:spacing w:line="360" w:lineRule="auto"/>
         <w:ind w:right="162"/>
         <w:rPr>
-          <w:rFonts w:ascii="Calibri" w:eastAsiaTheme="minorHAnsi" w:hAnsi="Calibri" w:cs="Calibri"/>
-          <w:color w:val="000000" w:themeColor="text1"/>
-          <w:sz w:val="22"/>
-          <w:szCs w:val="22"/>
-        </w:rPr>
-      </w:pPr>
-    </w:p>
-    <w:p>
-      <w:pPr>
-        <w:spacing w:line="360" w:lineRule="auto"/>
-        <w:ind w:right="162"/>
-        <w:rPr>
           <w:rFonts w:ascii="Calibri" w:hAnsi="Calibri" w:cs="Calibri"/>
           <w:b/>
           <w:bCs/>
@@ -6171,31 +1696,7 @@
           <w:szCs w:val="22"/>
           <w:u w:val="single"/>
         </w:rPr>
-        <w:t xml:space="preserve">CDT Out </w:t>
-      </w:r>
-      <w:proofErr w:type="gramStart"/>
-      <w:r>
-        <w:rPr>
-          <w:rFonts w:ascii="Calibri" w:hAnsi="Calibri" w:cs="Calibri"/>
-          <w:b/>
-          <w:bCs/>
-          <w:sz w:val="22"/>
-          <w:szCs w:val="22"/>
-          <w:u w:val="single"/>
-        </w:rPr>
-        <w:t>Of</w:t>
-      </w:r>
-      <w:proofErr w:type="gramEnd"/>
-      <w:r>
-        <w:rPr>
-          <w:rFonts w:ascii="Calibri" w:hAnsi="Calibri" w:cs="Calibri"/>
-          <w:b/>
-          <w:bCs/>
-          <w:sz w:val="22"/>
-          <w:szCs w:val="22"/>
-          <w:u w:val="single"/>
-        </w:rPr>
-        <w:t xml:space="preserve"> Scope:</w:t>
+        <w:t>{#out_of_scope}</w:t>
       </w:r>
     </w:p>
     <w:p>
@@ -6222,181 +1723,7 @@
           <w:sz w:val="22"/>
           <w:szCs w:val="22"/>
         </w:rPr>
-        <w:t>Configuration outside AWS Environment and Services.</w:t>
-      </w:r>
-    </w:p>
-    <w:p>
-      <w:pPr>
-        <w:pStyle w:val="ListParagraph"/>
-        <w:numPr>
-          <w:ilvl w:val="0"/>
-          <w:numId w:val="5"/>
-        </w:numPr>
-        <w:spacing w:line="360" w:lineRule="auto"/>
-        <w:ind w:right="162"/>
-        <w:jc w:val="both"/>
-        <w:rPr>
-          <w:rFonts w:ascii="Calibri" w:hAnsi="Calibri" w:cs="Calibri"/>
-          <w:color w:val="FF0000"/>
-          <w:sz w:val="22"/>
-          <w:szCs w:val="22"/>
-        </w:rPr>
-      </w:pPr>
-      <w:r>
-        <w:rPr>
-          <w:rFonts w:ascii="Calibri" w:hAnsi="Calibri" w:cs="Calibri"/>
-          <w:color w:val="FF0000"/>
-          <w:sz w:val="22"/>
-          <w:szCs w:val="22"/>
-        </w:rPr>
-        <w:t xml:space="preserve">Application and Database Installation, Development, Configuration, </w:t>
-      </w:r>
-      <w:proofErr w:type="gramStart"/>
-      <w:r>
-        <w:rPr>
-          <w:rFonts w:ascii="Calibri" w:hAnsi="Calibri" w:cs="Calibri"/>
-          <w:color w:val="FF0000"/>
-          <w:sz w:val="22"/>
-          <w:szCs w:val="22"/>
-        </w:rPr>
-        <w:t>Tunning</w:t>
-      </w:r>
-      <w:proofErr w:type="gramEnd"/>
-      <w:r>
-        <w:rPr>
-          <w:rFonts w:ascii="Calibri" w:hAnsi="Calibri" w:cs="Calibri"/>
-          <w:color w:val="FF0000"/>
-          <w:sz w:val="22"/>
-          <w:szCs w:val="22"/>
-        </w:rPr>
-        <w:t xml:space="preserve"> and Testing.</w:t>
-      </w:r>
-    </w:p>
-    <w:p>
-      <w:pPr>
-        <w:pStyle w:val="ListParagraph"/>
-        <w:numPr>
-          <w:ilvl w:val="0"/>
-          <w:numId w:val="5"/>
-        </w:numPr>
-        <w:spacing w:line="360" w:lineRule="auto"/>
-        <w:ind w:right="162"/>
-        <w:jc w:val="both"/>
-        <w:rPr>
-          <w:rFonts w:ascii="Calibri" w:hAnsi="Calibri" w:cs="Calibri"/>
-          <w:color w:val="FF0000"/>
-          <w:sz w:val="22"/>
-          <w:szCs w:val="22"/>
-        </w:rPr>
-      </w:pPr>
-      <w:r>
-        <w:rPr>
-          <w:rFonts w:ascii="Calibri" w:hAnsi="Calibri" w:cs="Calibri"/>
-          <w:color w:val="FF0000"/>
-          <w:sz w:val="22"/>
-          <w:szCs w:val="22"/>
-        </w:rPr>
-        <w:t>Scopes that are not stated in the Scope of Work, consider as Out of scope.</w:t>
-      </w:r>
-    </w:p>
-    <w:p>
-      <w:pPr>
-        <w:pStyle w:val="ListParagraph"/>
-        <w:numPr>
-          <w:ilvl w:val="0"/>
-          <w:numId w:val="5"/>
-        </w:numPr>
-        <w:spacing w:line="360" w:lineRule="auto"/>
-        <w:ind w:right="162"/>
-        <w:jc w:val="both"/>
-        <w:rPr>
-          <w:rFonts w:ascii="Calibri" w:hAnsi="Calibri" w:cs="Calibri"/>
-          <w:sz w:val="22"/>
-          <w:szCs w:val="22"/>
-        </w:rPr>
-      </w:pPr>
-      <w:r>
-        <w:rPr>
-          <w:rFonts w:ascii="Calibri" w:hAnsi="Calibri" w:cs="Calibri"/>
-          <w:sz w:val="22"/>
-          <w:szCs w:val="22"/>
-        </w:rPr>
-        <w:t>Lorem Ipsum</w:t>
-      </w:r>
-    </w:p>
-    <w:p>
-      <w:pPr>
-        <w:pStyle w:val="ListParagraph"/>
-        <w:numPr>
-          <w:ilvl w:val="0"/>
-          <w:numId w:val="5"/>
-        </w:numPr>
-        <w:spacing w:line="360" w:lineRule="auto"/>
-        <w:ind w:right="162"/>
-        <w:jc w:val="both"/>
-        <w:rPr>
-          <w:rFonts w:ascii="Calibri" w:hAnsi="Calibri" w:cs="Calibri"/>
-          <w:sz w:val="22"/>
-          <w:szCs w:val="22"/>
-        </w:rPr>
-      </w:pPr>
-      <w:r>
-        <w:rPr>
-          <w:rFonts w:ascii="Calibri" w:hAnsi="Calibri" w:cs="Calibri"/>
-          <w:sz w:val="22"/>
-          <w:szCs w:val="22"/>
-        </w:rPr>
-        <w:t>Lorem Ipsum</w:t>
-      </w:r>
-    </w:p>
-    <w:p>
-      <w:pPr>
-        <w:pStyle w:val="ListParagraph"/>
-        <w:numPr>
-          <w:ilvl w:val="0"/>
-          <w:numId w:val="5"/>
-        </w:numPr>
-        <w:spacing w:line="360" w:lineRule="auto"/>
-        <w:ind w:right="162"/>
-        <w:jc w:val="both"/>
-        <w:rPr>
-          <w:rFonts w:ascii="Calibri" w:hAnsi="Calibri" w:cs="Calibri"/>
-          <w:sz w:val="22"/>
-          <w:szCs w:val="22"/>
-        </w:rPr>
-      </w:pPr>
-      <w:r>
-        <w:rPr>
-          <w:rFonts w:ascii="Calibri" w:hAnsi="Calibri" w:cs="Calibri"/>
-          <w:sz w:val="22"/>
-          <w:szCs w:val="22"/>
-        </w:rPr>
-        <w:t>Lorem Ipsum</w:t>
-      </w:r>
-    </w:p>
-    <w:p>
-      <w:pPr>
-        <w:pStyle w:val="ListParagraph"/>
-        <w:numPr>
-          <w:ilvl w:val="0"/>
-          <w:numId w:val="5"/>
-        </w:numPr>
-        <w:spacing w:line="360" w:lineRule="auto"/>
-        <w:ind w:right="162"/>
-        <w:jc w:val="both"/>
-        <w:rPr>
-          <w:rFonts w:ascii="Calibri" w:hAnsi="Calibri" w:cs="Calibri"/>
-          <w:sz w:val="22"/>
-          <w:szCs w:val="22"/>
-        </w:rPr>
-      </w:pPr>
-      <w:r>
-        <w:rPr>
-          <w:rFonts w:ascii="Calibri" w:hAnsi="Calibri" w:cs="Calibri"/>
-          <w:sz w:val="22"/>
-          <w:szCs w:val="22"/>
-        </w:rPr>
-        <w:t>Lorem Ipsum</w:t>
+        <w:t>{.}</w:t>
       </w:r>
     </w:p>
     <w:p>
@@ -6411,6 +1738,15 @@
           <w:szCs w:val="22"/>
         </w:rPr>
       </w:pPr>
+      <w:r>
+        <w:rPr>
+          <w:rFonts w:ascii="Calibri" w:hAnsi="Calibri" w:cs="Calibri"/>
+          <w:color w:val="FF0000"/>
+          <w:sz w:val="22"/>
+          <w:szCs w:val="22"/>
+        </w:rPr>
+        <w:t>{/}</w:t>
+      </w:r>
     </w:p>
     <w:p>
       <w:pPr>
@@ -6487,6 +1823,7 @@
           <w:sz w:val="22"/>
           <w:szCs w:val="22"/>
         </w:rPr>
+        <w:lastRenderedPageBreak/>
         <w:t xml:space="preserve">During this activity, it will be supported by AWS Credit (Voucher) as agreed upon initially. Should it exceed the agreed amount, the Customer agrees to pay the excess charges with the following conditions: </w:t>
       </w:r>
     </w:p>
@@ -6587,7 +1924,6 @@
           <w:sz w:val="22"/>
           <w:szCs w:val="22"/>
         </w:rPr>
-        <w:lastRenderedPageBreak/>
         <w:t>If no Purchase Order and Agreement are given at least one week before the activity ends, CDT shall terminate the account along with the resources.</w:t>
       </w:r>
     </w:p>
@@ -7394,6 +2730,7 @@
             <w:spacing w:after="0"/>
             <w:rPr>
               <w:rFonts w:ascii="Arial" w:eastAsia="Arial" w:hAnsi="Arial" w:cs="Arial"/>
+              <w:color w:val="000000" w:themeColor="text1"/>
               <w:sz w:val="18"/>
               <w:szCs w:val="18"/>
               <w:lang w:val="en"/>
@@ -7402,7 +2739,7 @@
           <w:r>
             <w:rPr>
               <w:rFonts w:ascii="Arial" w:eastAsia="Arial" w:hAnsi="Arial" w:cs="Arial"/>
-              <w:color w:val="FF0000"/>
+              <w:color w:val="000000" w:themeColor="text1"/>
               <w:sz w:val="18"/>
               <w:szCs w:val="18"/>
               <w:lang w:val="en"/>
@@ -7413,7 +2750,7 @@
           <w:r>
             <w:rPr>
               <w:rFonts w:ascii="Arial" w:eastAsia="Arial" w:hAnsi="Arial" w:cs="Arial"/>
-              <w:color w:val="FF0000"/>
+              <w:color w:val="000000" w:themeColor="text1"/>
               <w:sz w:val="18"/>
               <w:szCs w:val="18"/>
               <w:lang w:val="en"/>
@@ -7424,7 +2761,7 @@
           <w:r>
             <w:rPr>
               <w:rFonts w:ascii="Arial" w:eastAsia="Arial" w:hAnsi="Arial" w:cs="Arial"/>
-              <w:color w:val="FF0000"/>
+              <w:color w:val="000000" w:themeColor="text1"/>
               <w:sz w:val="18"/>
               <w:szCs w:val="18"/>
               <w:lang w:val="en"/>
@@ -7522,7 +2859,7 @@
             <w:spacing w:after="0"/>
             <w:rPr>
               <w:rFonts w:ascii="Arial" w:eastAsia="Arial" w:hAnsi="Arial" w:cs="Arial"/>
-              <w:color w:val="FF0000"/>
+              <w:color w:val="000000" w:themeColor="text1"/>
               <w:sz w:val="18"/>
               <w:szCs w:val="18"/>
               <w:lang w:val="en"/>
@@ -7531,7 +2868,7 @@
           <w:r>
             <w:rPr>
               <w:rFonts w:ascii="Arial" w:eastAsia="Arial" w:hAnsi="Arial" w:cs="Arial"/>
-              <w:color w:val="FF0000"/>
+              <w:color w:val="000000" w:themeColor="text1"/>
               <w:sz w:val="18"/>
               <w:szCs w:val="18"/>
               <w:lang w:val="en"/>
@@ -7629,7 +2966,7 @@
             <w:spacing w:after="0"/>
             <w:rPr>
               <w:rFonts w:ascii="Arial" w:eastAsia="Arial" w:hAnsi="Arial" w:cs="Arial"/>
-              <w:color w:val="FF0000"/>
+              <w:color w:val="000000" w:themeColor="text1"/>
               <w:sz w:val="18"/>
               <w:szCs w:val="18"/>
             </w:rPr>
@@ -7637,7 +2974,7 @@
           <w:r>
             <w:rPr>
               <w:rFonts w:ascii="Arial" w:eastAsia="Arial" w:hAnsi="Arial" w:cs="Arial"/>
-              <w:color w:val="FF0000"/>
+              <w:color w:val="000000" w:themeColor="text1"/>
               <w:sz w:val="18"/>
               <w:szCs w:val="18"/>
             </w:rPr>
@@ -7647,7 +2984,7 @@
           <w:r>
             <w:rPr>
               <w:rFonts w:ascii="Arial" w:eastAsia="Arial" w:hAnsi="Arial" w:cs="Arial"/>
-              <w:color w:val="FF0000"/>
+              <w:color w:val="000000" w:themeColor="text1"/>
               <w:sz w:val="18"/>
               <w:szCs w:val="18"/>
             </w:rPr>
@@ -7657,7 +2994,7 @@
           <w:r>
             <w:rPr>
               <w:rFonts w:ascii="Arial" w:eastAsia="Arial" w:hAnsi="Arial" w:cs="Arial"/>
-              <w:color w:val="FF0000"/>
+              <w:color w:val="000000" w:themeColor="text1"/>
               <w:sz w:val="18"/>
               <w:szCs w:val="18"/>
             </w:rPr>
@@ -7691,20 +3028,11 @@
               <w:lang w:val="en"/>
             </w:rPr>
           </w:pPr>
-          <w:r>
-            <w:t>{</w:t>
-          </w:r>
-          <w:r>
-            <w:t>%</w:t>
-          </w:r>
           <w:proofErr w:type="spellStart"/>
           <w:r>
             <w:t>customer_logo</w:t>
           </w:r>
           <w:proofErr w:type="spellEnd"/>
-          <w:r>
-            <w:t>}</w:t>
-          </w:r>
         </w:p>
       </w:tc>
       <w:tc>

--- a/activity-form-template.docx
+++ b/activity-form-template.docx
@@ -3569,7 +3569,7 @@
       <w:lvlText w:val="%1."/>
       <w:lvlJc w:val="left"/>
       <w:pPr>
-        <w:ind w:left="1146" w:hanging="360"/>
+        <w:ind w:left="786" w:hanging="360"/>
       </w:pPr>
       <w:rPr>
         <w:b w:val="0"/>
@@ -3582,7 +3582,7 @@
       <w:lvlText w:val="%2."/>
       <w:lvlJc w:val="left"/>
       <w:pPr>
-        <w:ind w:left="1866" w:hanging="360"/>
+        <w:ind w:left="1506" w:hanging="360"/>
       </w:pPr>
     </w:lvl>
     <w:lvl w:ilvl="2" w:tplc="0409001B" w:tentative="1">
@@ -3591,7 +3591,7 @@
       <w:lvlText w:val="%3."/>
       <w:lvlJc w:val="right"/>
       <w:pPr>
-        <w:ind w:left="2586" w:hanging="180"/>
+        <w:ind w:left="2226" w:hanging="180"/>
       </w:pPr>
     </w:lvl>
     <w:lvl w:ilvl="3" w:tplc="0409000F" w:tentative="1">
@@ -3600,7 +3600,7 @@
       <w:lvlText w:val="%4."/>
       <w:lvlJc w:val="left"/>
       <w:pPr>
-        <w:ind w:left="3306" w:hanging="360"/>
+        <w:ind w:left="2946" w:hanging="360"/>
       </w:pPr>
     </w:lvl>
     <w:lvl w:ilvl="4" w:tplc="04090019" w:tentative="1">
@@ -3609,7 +3609,7 @@
       <w:lvlText w:val="%5."/>
       <w:lvlJc w:val="left"/>
       <w:pPr>
-        <w:ind w:left="4026" w:hanging="360"/>
+        <w:ind w:left="3666" w:hanging="360"/>
       </w:pPr>
     </w:lvl>
     <w:lvl w:ilvl="5" w:tplc="0409001B" w:tentative="1">
@@ -3618,7 +3618,7 @@
       <w:lvlText w:val="%6."/>
       <w:lvlJc w:val="right"/>
       <w:pPr>
-        <w:ind w:left="4746" w:hanging="180"/>
+        <w:ind w:left="4386" w:hanging="180"/>
       </w:pPr>
     </w:lvl>
     <w:lvl w:ilvl="6" w:tplc="0409000F" w:tentative="1">
@@ -3627,7 +3627,7 @@
       <w:lvlText w:val="%7."/>
       <w:lvlJc w:val="left"/>
       <w:pPr>
-        <w:ind w:left="5466" w:hanging="360"/>
+        <w:ind w:left="5106" w:hanging="360"/>
       </w:pPr>
     </w:lvl>
     <w:lvl w:ilvl="7" w:tplc="04090019" w:tentative="1">
@@ -3636,7 +3636,7 @@
       <w:lvlText w:val="%8."/>
       <w:lvlJc w:val="left"/>
       <w:pPr>
-        <w:ind w:left="6186" w:hanging="360"/>
+        <w:ind w:left="5826" w:hanging="360"/>
       </w:pPr>
     </w:lvl>
     <w:lvl w:ilvl="8" w:tplc="0409001B" w:tentative="1">
@@ -3645,7 +3645,7 @@
       <w:lvlText w:val="%9."/>
       <w:lvlJc w:val="right"/>
       <w:pPr>
-        <w:ind w:left="6906" w:hanging="180"/>
+        <w:ind w:left="6546" w:hanging="180"/>
       </w:pPr>
     </w:lvl>
   </w:abstractNum>

--- a/activity-form-template.docx
+++ b/activity-form-template.docx
@@ -656,23 +656,25 @@
     </w:p>
     <w:p>
       <w:pPr>
-        <w:pStyle w:val="ListParagraph"/>
-        <w:numPr>
-          <w:ilvl w:val="0"/>
-          <w:numId w:val="7"/>
-        </w:numPr>
-        <w:spacing w:line="360" w:lineRule="auto"/>
-        <w:rPr>
-          <w:rFonts w:ascii="Calibri" w:hAnsi="Calibri" w:cs="Calibri"/>
-          <w:sz w:val="22"/>
-          <w:szCs w:val="22"/>
-        </w:rPr>
-      </w:pPr>
-      <w:r>
-        <w:rPr>
-          <w:rFonts w:ascii="Calibri" w:hAnsi="Calibri" w:cs="Calibri"/>
-          <w:sz w:val="22"/>
-          <w:szCs w:val="22"/>
+        <w:spacing w:after="0" w:line="360" w:lineRule="auto"/>
+        <w:ind w:firstLine="426"/>
+        <w:rPr>
+          <w:rFonts w:ascii="Calibri" w:hAnsi="Calibri" w:cs="Calibri"/>
+          <w:b/>
+          <w:bCs/>
+          <w:sz w:val="22"/>
+          <w:szCs w:val="22"/>
+          <w:u w:val="single"/>
+        </w:rPr>
+      </w:pPr>
+      <w:r>
+        <w:rPr>
+          <w:rFonts w:ascii="Calibri" w:hAnsi="Calibri" w:cs="Calibri"/>
+          <w:b/>
+          <w:bCs/>
+          <w:sz w:val="22"/>
+          <w:szCs w:val="22"/>
+          <w:u w:val="single"/>
         </w:rPr>
         <w:t>{.}</w:t>
       </w:r>

--- a/activity-form-template.docx
+++ b/activity-form-template.docx
@@ -14,7 +14,6 @@
           <w:u w:val="single"/>
         </w:rPr>
       </w:pPr>
-      <w:proofErr w:type="gramStart"/>
       <w:r>
         <w:rPr>
           <w:rFonts w:ascii="Calibri" w:hAnsi="Calibri" w:cs="Calibri"/>
@@ -24,30 +23,7 @@
           <w:szCs w:val="22"/>
           <w:u w:val="single"/>
         </w:rPr>
-        <w:t xml:space="preserve">Project </w:t>
-      </w:r>
-      <w:r>
-        <w:rPr>
-          <w:rFonts w:ascii="Calibri" w:hAnsi="Calibri" w:cs="Calibri"/>
-          <w:b/>
-          <w:bCs/>
-          <w:sz w:val="22"/>
-          <w:szCs w:val="22"/>
-          <w:u w:val="single"/>
-        </w:rPr>
-        <w:t xml:space="preserve"> Details</w:t>
-      </w:r>
-      <w:proofErr w:type="gramEnd"/>
-      <w:r>
-        <w:rPr>
-          <w:rFonts w:ascii="Calibri" w:hAnsi="Calibri" w:cs="Calibri"/>
-          <w:b/>
-          <w:bCs/>
-          <w:sz w:val="22"/>
-          <w:szCs w:val="22"/>
-          <w:u w:val="single"/>
-        </w:rPr>
-        <w:t>:</w:t>
+        <w:t>Project  Details:</w:t>
       </w:r>
     </w:p>
     <w:p>
@@ -73,56 +49,9 @@
           <w:szCs w:val="22"/>
         </w:rPr>
         <w:t>Project Name</w:t>
-      </w:r>
-      <w:r>
-        <w:rPr>
-          <w:rFonts w:ascii="Calibri" w:hAnsi="Calibri" w:cs="Calibri"/>
-          <w:sz w:val="22"/>
-          <w:szCs w:val="22"/>
-        </w:rPr>
         <w:tab/>
-      </w:r>
-      <w:r>
-        <w:rPr>
-          <w:rFonts w:ascii="Calibri" w:hAnsi="Calibri" w:cs="Calibri"/>
-          <w:sz w:val="22"/>
-          <w:szCs w:val="22"/>
-        </w:rPr>
         <w:tab/>
-      </w:r>
-      <w:r>
-        <w:rPr>
-          <w:rFonts w:ascii="Calibri" w:hAnsi="Calibri" w:cs="Calibri"/>
-          <w:sz w:val="22"/>
-          <w:szCs w:val="22"/>
-        </w:rPr>
-        <w:t xml:space="preserve">: </w:t>
-      </w:r>
-      <w:r>
-        <w:rPr>
-          <w:rFonts w:ascii="Calibri" w:hAnsi="Calibri" w:cs="Calibri"/>
-          <w:sz w:val="22"/>
-          <w:szCs w:val="22"/>
-        </w:rPr>
-        <w:t>{</w:t>
-      </w:r>
-      <w:proofErr w:type="spellStart"/>
-      <w:r>
-        <w:rPr>
-          <w:rFonts w:ascii="Calibri" w:hAnsi="Calibri" w:cs="Calibri"/>
-          <w:sz w:val="22"/>
-          <w:szCs w:val="22"/>
-        </w:rPr>
-        <w:t>project_name</w:t>
-      </w:r>
-      <w:proofErr w:type="spellEnd"/>
-      <w:r>
-        <w:rPr>
-          <w:rFonts w:ascii="Calibri" w:hAnsi="Calibri" w:cs="Calibri"/>
-          <w:sz w:val="22"/>
-          <w:szCs w:val="22"/>
-        </w:rPr>
-        <w:t>}</w:t>
+        <w:t>: {project_name}</w:t>
       </w:r>
     </w:p>
     <w:p>
@@ -148,48 +77,8 @@
           <w:szCs w:val="22"/>
         </w:rPr>
         <w:t>Customer Name</w:t>
-      </w:r>
-      <w:r>
-        <w:rPr>
-          <w:rFonts w:ascii="Calibri" w:hAnsi="Calibri" w:cs="Calibri"/>
-          <w:sz w:val="22"/>
-          <w:szCs w:val="22"/>
-        </w:rPr>
         <w:tab/>
-      </w:r>
-      <w:r>
-        <w:rPr>
-          <w:rFonts w:ascii="Calibri" w:hAnsi="Calibri" w:cs="Calibri"/>
-          <w:sz w:val="22"/>
-          <w:szCs w:val="22"/>
-        </w:rPr>
-        <w:t xml:space="preserve">: </w:t>
-      </w:r>
-      <w:r>
-        <w:rPr>
-          <w:rFonts w:ascii="Calibri" w:hAnsi="Calibri" w:cs="Calibri"/>
-          <w:sz w:val="22"/>
-          <w:szCs w:val="22"/>
-        </w:rPr>
-        <w:t>{</w:t>
-      </w:r>
-      <w:proofErr w:type="spellStart"/>
-      <w:r>
-        <w:rPr>
-          <w:rFonts w:ascii="Calibri" w:hAnsi="Calibri" w:cs="Calibri"/>
-          <w:sz w:val="22"/>
-          <w:szCs w:val="22"/>
-        </w:rPr>
-        <w:t>customer_name</w:t>
-      </w:r>
-      <w:proofErr w:type="spellEnd"/>
-      <w:r>
-        <w:rPr>
-          <w:rFonts w:ascii="Calibri" w:hAnsi="Calibri" w:cs="Calibri"/>
-          <w:sz w:val="22"/>
-          <w:szCs w:val="22"/>
-        </w:rPr>
-        <w:t>}</w:t>
+        <w:t>: {customer_name}</w:t>
       </w:r>
     </w:p>
     <w:p>
@@ -215,48 +104,8 @@
           <w:szCs w:val="22"/>
         </w:rPr>
         <w:t>Customer Account ID</w:t>
-      </w:r>
-      <w:r>
-        <w:rPr>
-          <w:rFonts w:ascii="Calibri" w:hAnsi="Calibri" w:cs="Calibri"/>
-          <w:sz w:val="22"/>
-          <w:szCs w:val="22"/>
-        </w:rPr>
         <w:tab/>
-      </w:r>
-      <w:r>
-        <w:rPr>
-          <w:rFonts w:ascii="Calibri" w:hAnsi="Calibri" w:cs="Calibri"/>
-          <w:sz w:val="22"/>
-          <w:szCs w:val="22"/>
-        </w:rPr>
-        <w:t xml:space="preserve">: </w:t>
-      </w:r>
-      <w:r>
-        <w:rPr>
-          <w:rFonts w:ascii="Calibri" w:hAnsi="Calibri" w:cs="Calibri"/>
-          <w:sz w:val="22"/>
-          <w:szCs w:val="22"/>
-        </w:rPr>
-        <w:t>{</w:t>
-      </w:r>
-      <w:proofErr w:type="spellStart"/>
-      <w:r>
-        <w:rPr>
-          <w:rFonts w:ascii="Calibri" w:hAnsi="Calibri" w:cs="Calibri"/>
-          <w:sz w:val="22"/>
-          <w:szCs w:val="22"/>
-        </w:rPr>
-        <w:t>customer_id</w:t>
-      </w:r>
-      <w:proofErr w:type="spellEnd"/>
-      <w:r>
-        <w:rPr>
-          <w:rFonts w:ascii="Calibri" w:hAnsi="Calibri" w:cs="Calibri"/>
-          <w:sz w:val="22"/>
-          <w:szCs w:val="22"/>
-        </w:rPr>
-        <w:t>}</w:t>
+        <w:t>: {customer_id}</w:t>
       </w:r>
     </w:p>
     <w:p>
@@ -317,41 +166,8 @@
           <w:szCs w:val="22"/>
         </w:rPr>
         <w:t xml:space="preserve">Activity Period </w:t>
-      </w:r>
-      <w:r>
-        <w:rPr>
-          <w:rFonts w:ascii="Calibri" w:hAnsi="Calibri" w:cs="Calibri"/>
-          <w:sz w:val="22"/>
-          <w:szCs w:val="22"/>
-        </w:rPr>
         <w:tab/>
-        <w:t xml:space="preserve">: </w:t>
-      </w:r>
-      <w:r>
-        <w:rPr>
-          <w:rFonts w:ascii="Calibri" w:hAnsi="Calibri" w:cs="Calibri"/>
-          <w:sz w:val="22"/>
-          <w:szCs w:val="22"/>
-        </w:rPr>
-        <w:t>{</w:t>
-      </w:r>
-      <w:proofErr w:type="spellStart"/>
-      <w:r>
-        <w:rPr>
-          <w:rFonts w:ascii="Calibri" w:hAnsi="Calibri" w:cs="Calibri"/>
-          <w:sz w:val="22"/>
-          <w:szCs w:val="22"/>
-        </w:rPr>
-        <w:t>activity_period</w:t>
-      </w:r>
-      <w:proofErr w:type="spellEnd"/>
-      <w:r>
-        <w:rPr>
-          <w:rFonts w:ascii="Calibri" w:hAnsi="Calibri" w:cs="Calibri"/>
-          <w:sz w:val="22"/>
-          <w:szCs w:val="22"/>
-        </w:rPr>
-        <w:t>}</w:t>
+        <w:t>: {activity_period}</w:t>
       </w:r>
     </w:p>
     <w:p>
@@ -376,52 +192,9 @@
           <w:sz w:val="22"/>
           <w:szCs w:val="22"/>
         </w:rPr>
-        <w:t xml:space="preserve">Estimated </w:t>
-      </w:r>
-      <w:proofErr w:type="spellStart"/>
-      <w:r>
-        <w:rPr>
-          <w:rFonts w:ascii="Calibri" w:hAnsi="Calibri" w:cs="Calibri"/>
-          <w:sz w:val="22"/>
-          <w:szCs w:val="22"/>
-        </w:rPr>
-        <w:t>Mandays</w:t>
-      </w:r>
-      <w:proofErr w:type="spellEnd"/>
-      <w:r>
-        <w:rPr>
-          <w:rFonts w:ascii="Calibri" w:hAnsi="Calibri" w:cs="Calibri"/>
-          <w:sz w:val="22"/>
-          <w:szCs w:val="22"/>
-        </w:rPr>
+        <w:t>Estimated Mandays</w:t>
         <w:tab/>
-        <w:t xml:space="preserve">: </w:t>
-      </w:r>
-      <w:r>
-        <w:rPr>
-          <w:rFonts w:ascii="Calibri" w:hAnsi="Calibri" w:cs="Calibri"/>
-          <w:sz w:val="22"/>
-          <w:szCs w:val="22"/>
-        </w:rPr>
-        <w:t>{</w:t>
-      </w:r>
-      <w:proofErr w:type="spellStart"/>
-      <w:r>
-        <w:rPr>
-          <w:rFonts w:ascii="Calibri" w:hAnsi="Calibri" w:cs="Calibri"/>
-          <w:sz w:val="22"/>
-          <w:szCs w:val="22"/>
-        </w:rPr>
-        <w:t>estimated_mandays</w:t>
-      </w:r>
-      <w:proofErr w:type="spellEnd"/>
-      <w:r>
-        <w:rPr>
-          <w:rFonts w:ascii="Calibri" w:hAnsi="Calibri" w:cs="Calibri"/>
-          <w:sz w:val="22"/>
-          <w:szCs w:val="22"/>
-        </w:rPr>
-        <w:t>}</w:t>
+        <w:t>: {estimated_mandays}</w:t>
       </w:r>
     </w:p>
     <w:p>
@@ -447,41 +220,10 @@
           <w:szCs w:val="22"/>
         </w:rPr>
         <w:t>Product Rep</w:t>
-      </w:r>
-      <w:proofErr w:type="gramStart"/>
-      <w:r>
-        <w:rPr>
-          <w:rFonts w:ascii="Calibri" w:hAnsi="Calibri" w:cs="Calibri"/>
-          <w:sz w:val="22"/>
-          <w:szCs w:val="22"/>
-        </w:rPr>
         <w:tab/>
         <w:t xml:space="preserve">  </w:t>
-      </w:r>
-      <w:r>
-        <w:rPr>
-          <w:rFonts w:ascii="Calibri" w:hAnsi="Calibri" w:cs="Calibri"/>
-          <w:sz w:val="22"/>
-          <w:szCs w:val="22"/>
-        </w:rPr>
         <w:tab/>
-      </w:r>
-      <w:proofErr w:type="gramEnd"/>
-      <w:r>
-        <w:rPr>
-          <w:rFonts w:ascii="Calibri" w:hAnsi="Calibri" w:cs="Calibri"/>
-          <w:sz w:val="22"/>
-          <w:szCs w:val="22"/>
-        </w:rPr>
-        <w:t xml:space="preserve">: </w:t>
-      </w:r>
-      <w:r>
-        <w:rPr>
-          <w:rFonts w:ascii="Calibri" w:hAnsi="Calibri" w:cs="Calibri"/>
-          <w:sz w:val="22"/>
-          <w:szCs w:val="22"/>
-        </w:rPr>
-        <w:t>Carolyne Lo</w:t>
+        <w:t>: Carolyne Lo</w:t>
       </w:r>
     </w:p>
     <w:p>
@@ -507,69 +249,10 @@
           <w:szCs w:val="22"/>
         </w:rPr>
         <w:t>Technical Rep</w:t>
-      </w:r>
-      <w:proofErr w:type="gramStart"/>
-      <w:r>
-        <w:rPr>
-          <w:rFonts w:ascii="Calibri" w:hAnsi="Calibri" w:cs="Calibri"/>
-          <w:sz w:val="22"/>
-          <w:szCs w:val="22"/>
-        </w:rPr>
         <w:tab/>
         <w:t xml:space="preserve">  </w:t>
-      </w:r>
-      <w:r>
-        <w:rPr>
-          <w:rFonts w:ascii="Calibri" w:hAnsi="Calibri" w:cs="Calibri"/>
-          <w:sz w:val="22"/>
-          <w:szCs w:val="22"/>
-        </w:rPr>
         <w:tab/>
-      </w:r>
-      <w:proofErr w:type="gramEnd"/>
-      <w:r>
-        <w:rPr>
-          <w:rFonts w:ascii="Calibri" w:hAnsi="Calibri" w:cs="Calibri"/>
-          <w:sz w:val="22"/>
-          <w:szCs w:val="22"/>
-        </w:rPr>
-        <w:t xml:space="preserve">: </w:t>
-      </w:r>
-      <w:proofErr w:type="spellStart"/>
-      <w:r>
-        <w:rPr>
-          <w:rFonts w:ascii="Calibri" w:hAnsi="Calibri" w:cs="Calibri"/>
-          <w:sz w:val="22"/>
-          <w:szCs w:val="22"/>
-        </w:rPr>
-        <w:t>Aviel</w:t>
-      </w:r>
-      <w:proofErr w:type="spellEnd"/>
-      <w:r>
-        <w:rPr>
-          <w:rFonts w:ascii="Calibri" w:hAnsi="Calibri" w:cs="Calibri"/>
-          <w:sz w:val="22"/>
-          <w:szCs w:val="22"/>
-        </w:rPr>
-        <w:t xml:space="preserve"> </w:t>
-      </w:r>
-      <w:proofErr w:type="spellStart"/>
-      <w:r>
-        <w:rPr>
-          <w:rFonts w:ascii="Calibri" w:hAnsi="Calibri" w:cs="Calibri"/>
-          <w:sz w:val="22"/>
-          <w:szCs w:val="22"/>
-        </w:rPr>
-        <w:t>Singkop</w:t>
-      </w:r>
-      <w:proofErr w:type="spellEnd"/>
-      <w:r>
-        <w:rPr>
-          <w:rFonts w:ascii="Calibri" w:hAnsi="Calibri" w:cs="Calibri"/>
-          <w:sz w:val="22"/>
-          <w:szCs w:val="22"/>
-        </w:rPr>
-        <w:t xml:space="preserve"> Naftali</w:t>
+        <w:t>: Aviel Singkop Naftali</w:t>
       </w:r>
     </w:p>
     <w:p>
@@ -610,71 +293,40 @@
     <w:p>
       <w:pPr>
         <w:spacing w:after="0" w:line="360" w:lineRule="auto"/>
-        <w:ind w:firstLine="426"/>
-        <w:rPr>
-          <w:rFonts w:ascii="Calibri" w:hAnsi="Calibri" w:cs="Calibri"/>
-          <w:b/>
-          <w:bCs/>
-          <w:sz w:val="22"/>
-          <w:szCs w:val="22"/>
-          <w:u w:val="single"/>
+        <w:rPr>
+          <w:rFonts w:ascii="Calibri" w:hAnsi="Calibri" w:cs="Calibri"/>
+          <w:sz w:val="22"/>
+          <w:szCs w:val="22"/>
         </w:rPr>
       </w:pPr>
       <w:r>
         <w:rPr>
           <w:rFonts w:ascii="Calibri" w:hAnsi="Calibri" w:cs="Calibri"/>
-          <w:b/>
-          <w:bCs/>
-          <w:sz w:val="22"/>
-          <w:szCs w:val="22"/>
-          <w:u w:val="single"/>
-        </w:rPr>
-        <w:t>{</w:t>
-      </w:r>
-      <w:r>
-        <w:rPr>
-          <w:rFonts w:ascii="Calibri" w:hAnsi="Calibri" w:cs="Calibri"/>
-          <w:b/>
-          <w:bCs/>
-          <w:sz w:val="22"/>
-          <w:szCs w:val="22"/>
-          <w:u w:val="single"/>
-        </w:rPr>
-        <w:t>#</w:t>
-      </w:r>
-      <w:r>
-        <w:rPr>
-          <w:rFonts w:ascii="Calibri" w:hAnsi="Calibri" w:cs="Calibri"/>
-          <w:b/>
-          <w:bCs/>
-          <w:sz w:val="22"/>
-          <w:szCs w:val="22"/>
-          <w:u w:val="single"/>
-        </w:rPr>
-        <w:t>aws_services}</w:t>
+          <w:sz w:val="22"/>
+          <w:szCs w:val="22"/>
+        </w:rPr>
+        <w:t>{#aws_services}</w:t>
       </w:r>
     </w:p>
     <w:p>
       <w:pPr>
-        <w:spacing w:after="0" w:line="360" w:lineRule="auto"/>
-        <w:ind w:firstLine="426"/>
-        <w:rPr>
-          <w:rFonts w:ascii="Calibri" w:hAnsi="Calibri" w:cs="Calibri"/>
-          <w:b/>
-          <w:bCs/>
-          <w:sz w:val="22"/>
-          <w:szCs w:val="22"/>
-          <w:u w:val="single"/>
+        <w:pStyle w:val="ListParagraph"/>
+        <w:numPr>
+          <w:ilvl w:val="0"/>
+          <w:numId w:val="8"/>
+        </w:numPr>
+        <w:spacing w:line="360" w:lineRule="auto"/>
+        <w:rPr>
+          <w:rFonts w:ascii="Calibri" w:hAnsi="Calibri" w:cs="Calibri"/>
+          <w:sz w:val="22"/>
+          <w:szCs w:val="22"/>
         </w:rPr>
       </w:pPr>
       <w:r>
         <w:rPr>
           <w:rFonts w:ascii="Calibri" w:hAnsi="Calibri" w:cs="Calibri"/>
-          <w:b/>
-          <w:bCs/>
-          <w:sz w:val="22"/>
-          <w:szCs w:val="22"/>
-          <w:u w:val="single"/>
+          <w:sz w:val="22"/>
+          <w:szCs w:val="22"/>
         </w:rPr>
         <w:t>{.}</w:t>
       </w:r>
@@ -682,14 +334,10 @@
     <w:p>
       <w:pPr>
         <w:spacing w:after="0" w:line="360" w:lineRule="auto"/>
-        <w:ind w:firstLine="426"/>
-        <w:rPr>
-          <w:rFonts w:ascii="Calibri" w:hAnsi="Calibri" w:cs="Calibri"/>
-          <w:b/>
-          <w:bCs/>
-          <w:sz w:val="22"/>
-          <w:szCs w:val="22"/>
-          <w:u w:val="single"/>
+        <w:rPr>
+          <w:rFonts w:ascii="Calibri" w:hAnsi="Calibri" w:cs="Calibri"/>
+          <w:sz w:val="22"/>
+          <w:szCs w:val="22"/>
         </w:rPr>
         <w:sectPr>
           <w:headerReference w:type="even" r:id="rId8"/>
@@ -705,11 +353,8 @@
       <w:r>
         <w:rPr>
           <w:rFonts w:ascii="Calibri" w:hAnsi="Calibri" w:cs="Calibri"/>
-          <w:b/>
-          <w:bCs/>
-          <w:sz w:val="22"/>
-          <w:szCs w:val="22"/>
-          <w:u w:val="single"/>
+          <w:sz w:val="22"/>
+          <w:szCs w:val="22"/>
         </w:rPr>
         <w:t>{/}</w:t>
       </w:r>
@@ -898,16 +543,7 @@
                 <w:sz w:val="22"/>
                 <w:szCs w:val="22"/>
               </w:rPr>
-              <w:t>{points}</w:t>
-            </w:r>
-            <w:r>
-              <w:rPr>
-                <w:rFonts w:ascii="Calibri" w:hAnsi="Calibri" w:cs="Calibri"/>
-                <w:color w:val="000000" w:themeColor="text1"/>
-                <w:sz w:val="22"/>
-                <w:szCs w:val="22"/>
-              </w:rPr>
-              <w:t xml:space="preserve"> </w:t>
+              <w:t xml:space="preserve">{points} </w:t>
             </w:r>
           </w:p>
         </w:tc>
@@ -1002,7 +638,6 @@
           <w:u w:val="single"/>
         </w:rPr>
       </w:pPr>
-      <w:proofErr w:type="spellStart"/>
       <w:r>
         <w:rPr>
           <w:rFonts w:ascii="Calibri" w:hAnsi="Calibri" w:cs="Calibri"/>
@@ -1011,7 +646,6 @@
         </w:rPr>
         <w:t>aws_architecture</w:t>
       </w:r>
-      <w:proofErr w:type="spellEnd"/>
     </w:p>
     <w:p>
       <w:pPr>
@@ -1549,21 +1183,15 @@
         <w:spacing w:line="360" w:lineRule="auto"/>
         <w:rPr>
           <w:rFonts w:ascii="Calibri" w:hAnsi="Calibri" w:cs="Calibri"/>
-          <w:b/>
-          <w:bCs/>
-          <w:sz w:val="22"/>
-          <w:szCs w:val="22"/>
-          <w:u w:val="single"/>
+          <w:sz w:val="22"/>
+          <w:szCs w:val="22"/>
         </w:rPr>
       </w:pPr>
       <w:r>
         <w:rPr>
           <w:rFonts w:ascii="Calibri" w:hAnsi="Calibri" w:cs="Calibri"/>
-          <w:b/>
-          <w:bCs/>
-          <w:sz w:val="22"/>
-          <w:szCs w:val="22"/>
-          <w:u w:val="single"/>
+          <w:sz w:val="22"/>
+          <w:szCs w:val="22"/>
         </w:rPr>
         <w:t>{#assumption}</w:t>
       </w:r>
@@ -1579,7 +1207,7 @@
         <w:jc w:val="both"/>
         <w:rPr>
           <w:rFonts w:ascii="Calibri" w:hAnsi="Calibri" w:cs="Calibri"/>
-          <w:color w:val="FF0000"/>
+          <w:color w:val="000000" w:themeColor="text1"/>
           <w:sz w:val="22"/>
           <w:szCs w:val="22"/>
         </w:rPr>
@@ -1587,7 +1215,7 @@
       <w:r>
         <w:rPr>
           <w:rFonts w:ascii="Calibri" w:hAnsi="Calibri" w:cs="Calibri"/>
-          <w:color w:val="FF0000"/>
+          <w:color w:val="000000" w:themeColor="text1"/>
           <w:sz w:val="22"/>
           <w:szCs w:val="22"/>
         </w:rPr>
@@ -1600,7 +1228,6 @@
         <w:jc w:val="both"/>
         <w:rPr>
           <w:rFonts w:ascii="Calibri" w:hAnsi="Calibri" w:cs="Calibri"/>
-          <w:color w:val="FF0000"/>
           <w:sz w:val="22"/>
           <w:szCs w:val="22"/>
         </w:rPr>
@@ -1608,7 +1235,6 @@
       <w:r>
         <w:rPr>
           <w:rFonts w:ascii="Calibri" w:hAnsi="Calibri" w:cs="Calibri"/>
-          <w:color w:val="FF0000"/>
           <w:sz w:val="22"/>
           <w:szCs w:val="22"/>
         </w:rPr>
@@ -1649,31 +1275,7 @@
           <w:szCs w:val="22"/>
           <w:u w:val="single"/>
         </w:rPr>
-        <w:t xml:space="preserve">CDT Out </w:t>
-      </w:r>
-      <w:proofErr w:type="gramStart"/>
-      <w:r>
-        <w:rPr>
-          <w:rFonts w:ascii="Calibri" w:hAnsi="Calibri" w:cs="Calibri"/>
-          <w:b/>
-          <w:bCs/>
-          <w:sz w:val="22"/>
-          <w:szCs w:val="22"/>
-          <w:u w:val="single"/>
-        </w:rPr>
-        <w:t>Of</w:t>
-      </w:r>
-      <w:proofErr w:type="gramEnd"/>
-      <w:r>
-        <w:rPr>
-          <w:rFonts w:ascii="Calibri" w:hAnsi="Calibri" w:cs="Calibri"/>
-          <w:b/>
-          <w:bCs/>
-          <w:sz w:val="22"/>
-          <w:szCs w:val="22"/>
-          <w:u w:val="single"/>
-        </w:rPr>
-        <w:t xml:space="preserve"> Scope:</w:t>
+        <w:t>CDT Out Of Scope:</w:t>
       </w:r>
     </w:p>
     <w:p>
@@ -1682,21 +1284,15 @@
         <w:ind w:right="162"/>
         <w:rPr>
           <w:rFonts w:ascii="Calibri" w:hAnsi="Calibri" w:cs="Calibri"/>
-          <w:b/>
-          <w:bCs/>
-          <w:sz w:val="22"/>
-          <w:szCs w:val="22"/>
-          <w:u w:val="single"/>
+          <w:sz w:val="22"/>
+          <w:szCs w:val="22"/>
         </w:rPr>
       </w:pPr>
       <w:r>
         <w:rPr>
           <w:rFonts w:ascii="Calibri" w:hAnsi="Calibri" w:cs="Calibri"/>
-          <w:b/>
-          <w:bCs/>
-          <w:sz w:val="22"/>
-          <w:szCs w:val="22"/>
-          <w:u w:val="single"/>
+          <w:sz w:val="22"/>
+          <w:szCs w:val="22"/>
         </w:rPr>
         <w:t>{#out_of_scope}</w:t>
       </w:r>
@@ -1713,7 +1309,7 @@
         <w:jc w:val="both"/>
         <w:rPr>
           <w:rFonts w:ascii="Calibri" w:hAnsi="Calibri" w:cs="Calibri"/>
-          <w:color w:val="FF0000"/>
+          <w:color w:val="000000" w:themeColor="text1"/>
           <w:sz w:val="22"/>
           <w:szCs w:val="22"/>
         </w:rPr>
@@ -1721,7 +1317,7 @@
       <w:r>
         <w:rPr>
           <w:rFonts w:ascii="Calibri" w:hAnsi="Calibri" w:cs="Calibri"/>
-          <w:color w:val="FF0000"/>
+          <w:color w:val="000000" w:themeColor="text1"/>
           <w:sz w:val="22"/>
           <w:szCs w:val="22"/>
         </w:rPr>
@@ -1730,9 +1326,8 @@
     </w:p>
     <w:p>
       <w:pPr>
-        <w:pStyle w:val="ListParagraph"/>
         <w:spacing w:line="360" w:lineRule="auto"/>
-        <w:ind w:left="360" w:right="162"/>
+        <w:ind w:right="162"/>
         <w:jc w:val="both"/>
         <w:rPr>
           <w:rFonts w:ascii="Calibri" w:hAnsi="Calibri" w:cs="Calibri"/>
@@ -1743,12 +1338,24 @@
       <w:r>
         <w:rPr>
           <w:rFonts w:ascii="Calibri" w:hAnsi="Calibri" w:cs="Calibri"/>
-          <w:color w:val="FF0000"/>
           <w:sz w:val="22"/>
           <w:szCs w:val="22"/>
         </w:rPr>
         <w:t>{/}</w:t>
       </w:r>
+    </w:p>
+    <w:p>
+      <w:pPr>
+        <w:spacing w:line="360" w:lineRule="auto"/>
+        <w:ind w:right="162"/>
+        <w:jc w:val="both"/>
+        <w:rPr>
+          <w:rFonts w:ascii="Calibri" w:hAnsi="Calibri" w:cs="Calibri"/>
+          <w:color w:val="000000" w:themeColor="text1"/>
+          <w:sz w:val="22"/>
+          <w:szCs w:val="22"/>
+        </w:rPr>
+      </w:pPr>
     </w:p>
     <w:p>
       <w:pPr>
@@ -1798,6 +1405,7 @@
           <w:sz w:val="22"/>
           <w:szCs w:val="22"/>
         </w:rPr>
+        <w:lastRenderedPageBreak/>
         <w:t>If customer doesn’t have AWS Account, CDT will create an account for the Customer, which can be used for the agreed period of activity.</w:t>
       </w:r>
     </w:p>
@@ -1825,7 +1433,6 @@
           <w:sz w:val="22"/>
           <w:szCs w:val="22"/>
         </w:rPr>
-        <w:lastRenderedPageBreak/>
         <w:t xml:space="preserve">During this activity, it will be supported by AWS Credit (Voucher) as agreed upon initially. Should it exceed the agreed amount, the Customer agrees to pay the excess charges with the following conditions: </w:t>
       </w:r>
     </w:p>
@@ -2068,25 +1675,7 @@
                 <w:sz w:val="22"/>
                 <w:szCs w:val="22"/>
               </w:rPr>
-              <w:t>{</w:t>
-            </w:r>
-            <w:proofErr w:type="spellStart"/>
-            <w:r>
-              <w:rPr>
-                <w:rFonts w:ascii="Calibri" w:hAnsi="Calibri" w:cs="Calibri"/>
-                <w:sz w:val="22"/>
-                <w:szCs w:val="22"/>
-              </w:rPr>
-              <w:t>customer_name</w:t>
-            </w:r>
-            <w:proofErr w:type="spellEnd"/>
-            <w:r>
-              <w:rPr>
-                <w:rFonts w:ascii="Calibri" w:hAnsi="Calibri" w:cs="Calibri"/>
-                <w:sz w:val="22"/>
-                <w:szCs w:val="22"/>
-              </w:rPr>
-              <w:t>}</w:t>
+              <w:t>{customer_name}</w:t>
             </w:r>
           </w:p>
           <w:p>
@@ -2613,7 +2202,7 @@
               <wp:inline distT="0" distB="0" distL="0" distR="0" wp14:anchorId="320385CE" wp14:editId="272F764C">
                 <wp:extent cx="908212" cy="526415"/>
                 <wp:effectExtent l="0" t="0" r="0" b="0"/>
-                <wp:docPr id="514039318" name="Picture 4" descr="A logo with red and grey dots&#10;&#10;Description automatically generated"/>
+                <wp:docPr id="514039318" name="Picture 4" descr="A logo with red and grey dots  Description automatically generated"/>
                 <wp:cNvGraphicFramePr>
                   <a:graphicFrameLocks xmlns:a="http://schemas.openxmlformats.org/drawingml/2006/main" noChangeAspect="1"/>
                 </wp:cNvGraphicFramePr>
@@ -2621,7 +2210,7 @@
                   <a:graphicData uri="http://schemas.openxmlformats.org/drawingml/2006/picture">
                     <pic:pic xmlns:pic="http://schemas.openxmlformats.org/drawingml/2006/picture">
                       <pic:nvPicPr>
-                        <pic:cNvPr id="514039318" name="Picture 4" descr="A logo with red and grey dots&#10;&#10;Description automatically generated"/>
+                        <pic:cNvPr id="514039318" name="Picture 4" descr="A logo with red and grey dots  Description automatically generated"/>
                         <pic:cNvPicPr/>
                       </pic:nvPicPr>
                       <pic:blipFill>
@@ -3562,6 +3151,92 @@
 <file path=word/numbering.xml><?xml version="1.0" encoding="utf-8"?>
 <w:numbering xmlns:wpc="http://schemas.microsoft.com/office/word/2010/wordprocessingCanvas" xmlns:cx="http://schemas.microsoft.com/office/drawing/2014/chartex" xmlns:cx1="http://schemas.microsoft.com/office/drawing/2015/9/8/chartex" xmlns:cx2="http://schemas.microsoft.com/office/drawing/2015/10/21/chartex" xmlns:cx3="http://schemas.microsoft.com/office/drawing/2016/5/9/chartex" xmlns:cx4="http://schemas.microsoft.com/office/drawing/2016/5/10/chartex" xmlns:cx5="http://schemas.microsoft.com/office/drawing/2016/5/11/chartex" xmlns:cx6="http://schemas.microsoft.com/office/drawing/2016/5/12/chartex" xmlns:cx7="http://schemas.microsoft.com/office/drawing/2016/5/13/chartex" xmlns:cx8="http://schemas.microsoft.com/office/drawing/2016/5/14/chartex" xmlns:mc="http://schemas.openxmlformats.org/markup-compatibility/2006" xmlns:aink="http://schemas.microsoft.com/office/drawing/2016/ink" xmlns:am3d="http://schemas.microsoft.com/office/drawing/2017/model3d" xmlns:o="urn:schemas-microsoft-com:office:office" xmlns:oel="http://schemas.microsoft.com/office/2019/extlst" xmlns:r="http://schemas.openxmlformats.org/officeDocument/2006/relationships" xmlns:m="http://schemas.openxmlformats.org/officeDocument/2006/math" xmlns:v="urn:schemas-microsoft-com:vml" xmlns:wp14="http://schemas.microsoft.com/office/word/2010/wordprocessingDrawing" xmlns:wp="http://schemas.openxmlformats.org/drawingml/2006/wordprocessingDrawing" xmlns:w10="urn:schemas-microsoft-com:office:word" xmlns:w="http://schemas.openxmlformats.org/wordprocessingml/2006/main" xmlns:w14="http://schemas.microsoft.com/office/word/2010/wordml" xmlns:w15="http://schemas.microsoft.com/office/word/2012/wordml" xmlns:w16cex="http://schemas.microsoft.com/office/word/2018/wordml/cex" xmlns:w16cid="http://schemas.microsoft.com/office/word/2016/wordml/cid" xmlns:w16="http://schemas.microsoft.com/office/word/2018/wordml" xmlns:w16sdtdh="http://schemas.microsoft.com/office/word/2020/wordml/sdtdatahash" xmlns:w16se="http://schemas.microsoft.com/office/word/2015/wordml/symex" xmlns:wpg="http://schemas.microsoft.com/office/word/2010/wordprocessingGroup" xmlns:wpi="http://schemas.microsoft.com/office/word/2010/wordprocessingInk" xmlns:wne="http://schemas.microsoft.com/office/word/2006/wordml" xmlns:wps="http://schemas.microsoft.com/office/word/2010/wordprocessingShape" mc:Ignorable="w14 w15 w16se w16cid w16 w16cex w16sdtdh wp14">
   <w:abstractNum w:abstractNumId="0" w15:restartNumberingAfterBreak="0">
+    <w:nsid w:val="11616E1A"/>
+    <w:multiLevelType w:val="hybridMultilevel"/>
+    <w:tmpl w:val="70A4B022"/>
+    <w:lvl w:ilvl="0" w:tplc="0409000F">
+      <w:start w:val="1"/>
+      <w:numFmt w:val="decimal"/>
+      <w:lvlText w:val="%1."/>
+      <w:lvlJc w:val="left"/>
+      <w:pPr>
+        <w:ind w:left="786" w:hanging="360"/>
+      </w:pPr>
+    </w:lvl>
+    <w:lvl w:ilvl="1" w:tplc="04090019" w:tentative="1">
+      <w:start w:val="1"/>
+      <w:numFmt w:val="lowerLetter"/>
+      <w:lvlText w:val="%2."/>
+      <w:lvlJc w:val="left"/>
+      <w:pPr>
+        <w:ind w:left="1506" w:hanging="360"/>
+      </w:pPr>
+    </w:lvl>
+    <w:lvl w:ilvl="2" w:tplc="0409001B" w:tentative="1">
+      <w:start w:val="1"/>
+      <w:numFmt w:val="lowerRoman"/>
+      <w:lvlText w:val="%3."/>
+      <w:lvlJc w:val="right"/>
+      <w:pPr>
+        <w:ind w:left="2226" w:hanging="180"/>
+      </w:pPr>
+    </w:lvl>
+    <w:lvl w:ilvl="3" w:tplc="0409000F" w:tentative="1">
+      <w:start w:val="1"/>
+      <w:numFmt w:val="decimal"/>
+      <w:lvlText w:val="%4."/>
+      <w:lvlJc w:val="left"/>
+      <w:pPr>
+        <w:ind w:left="2946" w:hanging="360"/>
+      </w:pPr>
+    </w:lvl>
+    <w:lvl w:ilvl="4" w:tplc="04090019" w:tentative="1">
+      <w:start w:val="1"/>
+      <w:numFmt w:val="lowerLetter"/>
+      <w:lvlText w:val="%5."/>
+      <w:lvlJc w:val="left"/>
+      <w:pPr>
+        <w:ind w:left="3666" w:hanging="360"/>
+      </w:pPr>
+    </w:lvl>
+    <w:lvl w:ilvl="5" w:tplc="0409001B" w:tentative="1">
+      <w:start w:val="1"/>
+      <w:numFmt w:val="lowerRoman"/>
+      <w:lvlText w:val="%6."/>
+      <w:lvlJc w:val="right"/>
+      <w:pPr>
+        <w:ind w:left="4386" w:hanging="180"/>
+      </w:pPr>
+    </w:lvl>
+    <w:lvl w:ilvl="6" w:tplc="0409000F" w:tentative="1">
+      <w:start w:val="1"/>
+      <w:numFmt w:val="decimal"/>
+      <w:lvlText w:val="%7."/>
+      <w:lvlJc w:val="left"/>
+      <w:pPr>
+        <w:ind w:left="5106" w:hanging="360"/>
+      </w:pPr>
+    </w:lvl>
+    <w:lvl w:ilvl="7" w:tplc="04090019" w:tentative="1">
+      <w:start w:val="1"/>
+      <w:numFmt w:val="lowerLetter"/>
+      <w:lvlText w:val="%8."/>
+      <w:lvlJc w:val="left"/>
+      <w:pPr>
+        <w:ind w:left="5826" w:hanging="360"/>
+      </w:pPr>
+    </w:lvl>
+    <w:lvl w:ilvl="8" w:tplc="0409001B" w:tentative="1">
+      <w:start w:val="1"/>
+      <w:numFmt w:val="lowerRoman"/>
+      <w:lvlText w:val="%9."/>
+      <w:lvlJc w:val="right"/>
+      <w:pPr>
+        <w:ind w:left="6546" w:hanging="180"/>
+      </w:pPr>
+    </w:lvl>
+  </w:abstractNum>
+  <w:abstractNum w:abstractNumId="1" w15:restartNumberingAfterBreak="0">
     <w:nsid w:val="14647E6D"/>
     <w:multiLevelType w:val="hybridMultilevel"/>
     <w:tmpl w:val="8D0C9806"/>
@@ -3651,7 +3326,7 @@
       </w:pPr>
     </w:lvl>
   </w:abstractNum>
-  <w:abstractNum w:abstractNumId="1" w15:restartNumberingAfterBreak="0">
+  <w:abstractNum w:abstractNumId="2" w15:restartNumberingAfterBreak="0">
     <w:nsid w:val="45CF4DE4"/>
     <w:multiLevelType w:val="hybridMultilevel"/>
     <w:tmpl w:val="5DCE1932"/>
@@ -3742,7 +3417,7 @@
       </w:pPr>
     </w:lvl>
   </w:abstractNum>
-  <w:abstractNum w:abstractNumId="2" w15:restartNumberingAfterBreak="0">
+  <w:abstractNum w:abstractNumId="3" w15:restartNumberingAfterBreak="0">
     <w:nsid w:val="49267F78"/>
     <w:multiLevelType w:val="hybridMultilevel"/>
     <w:tmpl w:val="1F34997C"/>
@@ -3828,7 +3503,7 @@
       </w:pPr>
     </w:lvl>
   </w:abstractNum>
-  <w:abstractNum w:abstractNumId="3" w15:restartNumberingAfterBreak="0">
+  <w:abstractNum w:abstractNumId="4" w15:restartNumberingAfterBreak="0">
     <w:nsid w:val="60C6544E"/>
     <w:multiLevelType w:val="hybridMultilevel"/>
     <w:tmpl w:val="6800677A"/>
@@ -3917,7 +3592,7 @@
       </w:pPr>
     </w:lvl>
   </w:abstractNum>
-  <w:abstractNum w:abstractNumId="4" w15:restartNumberingAfterBreak="0">
+  <w:abstractNum w:abstractNumId="5" w15:restartNumberingAfterBreak="0">
     <w:nsid w:val="65CF0BA0"/>
     <w:multiLevelType w:val="hybridMultilevel"/>
     <w:tmpl w:val="CB96BB1A"/>
@@ -4030,7 +3705,7 @@
       </w:rPr>
     </w:lvl>
   </w:abstractNum>
-  <w:abstractNum w:abstractNumId="5" w15:restartNumberingAfterBreak="0">
+  <w:abstractNum w:abstractNumId="6" w15:restartNumberingAfterBreak="0">
     <w:nsid w:val="6738586D"/>
     <w:multiLevelType w:val="hybridMultilevel"/>
     <w:tmpl w:val="1F34997C"/>
@@ -4116,7 +3791,7 @@
       </w:pPr>
     </w:lvl>
   </w:abstractNum>
-  <w:abstractNum w:abstractNumId="6" w15:restartNumberingAfterBreak="0">
+  <w:abstractNum w:abstractNumId="7" w15:restartNumberingAfterBreak="0">
     <w:nsid w:val="75714D5C"/>
     <w:multiLevelType w:val="hybridMultilevel"/>
     <w:tmpl w:val="50BE0F74"/>
@@ -4206,24 +3881,27 @@
     </w:lvl>
   </w:abstractNum>
   <w:num w:numId="1" w16cid:durableId="2094348623">
+    <w:abstractNumId w:val="6"/>
+  </w:num>
+  <w:num w:numId="2" w16cid:durableId="1233274716">
     <w:abstractNumId w:val="5"/>
   </w:num>
-  <w:num w:numId="2" w16cid:durableId="1233274716">
+  <w:num w:numId="3" w16cid:durableId="548692386">
+    <w:abstractNumId w:val="2"/>
+  </w:num>
+  <w:num w:numId="4" w16cid:durableId="1228496115">
+    <w:abstractNumId w:val="7"/>
+  </w:num>
+  <w:num w:numId="5" w16cid:durableId="1675690207">
     <w:abstractNumId w:val="4"/>
   </w:num>
-  <w:num w:numId="3" w16cid:durableId="548692386">
+  <w:num w:numId="6" w16cid:durableId="72051520">
+    <w:abstractNumId w:val="3"/>
+  </w:num>
+  <w:num w:numId="7" w16cid:durableId="96024339">
     <w:abstractNumId w:val="1"/>
   </w:num>
-  <w:num w:numId="4" w16cid:durableId="1228496115">
-    <w:abstractNumId w:val="6"/>
-  </w:num>
-  <w:num w:numId="5" w16cid:durableId="1675690207">
-    <w:abstractNumId w:val="3"/>
-  </w:num>
-  <w:num w:numId="6" w16cid:durableId="72051520">
-    <w:abstractNumId w:val="2"/>
-  </w:num>
-  <w:num w:numId="7" w16cid:durableId="96024339">
+  <w:num w:numId="8" w16cid:durableId="114107697">
     <w:abstractNumId w:val="0"/>
   </w:num>
 </w:numbering>

--- a/activity-form-template.docx
+++ b/activity-form-template.docx
@@ -287,18 +287,8 @@
           <w:szCs w:val="22"/>
           <w:u w:val="single"/>
         </w:rPr>
-        <w:t>AWS Services:</w:t>
+        <w:t xml:space="preserve">AWS Services: </w:t>
       </w:r>
-    </w:p>
-    <w:p>
-      <w:pPr>
-        <w:spacing w:after="0" w:line="360" w:lineRule="auto"/>
-        <w:rPr>
-          <w:rFonts w:ascii="Calibri" w:hAnsi="Calibri" w:cs="Calibri"/>
-          <w:sz w:val="22"/>
-          <w:szCs w:val="22"/>
-        </w:rPr>
-      </w:pPr>
       <w:r>
         <w:rPr>
           <w:rFonts w:ascii="Calibri" w:hAnsi="Calibri" w:cs="Calibri"/>
@@ -328,7 +318,7 @@
           <w:sz w:val="22"/>
           <w:szCs w:val="22"/>
         </w:rPr>
-        <w:t>{.}</w:t>
+        <w:t xml:space="preserve">{.}{/aws_services}</w:t>
       </w:r>
     </w:p>
     <w:p>
@@ -350,14 +340,6 @@
           <w:docGrid w:linePitch="360"/>
         </w:sectPr>
       </w:pPr>
-      <w:r>
-        <w:rPr>
-          <w:rFonts w:ascii="Calibri" w:hAnsi="Calibri" w:cs="Calibri"/>
-          <w:sz w:val="22"/>
-          <w:szCs w:val="22"/>
-        </w:rPr>
-        <w:t>{/}</w:t>
-      </w:r>
     </w:p>
     <w:p>
       <w:pPr>
@@ -1175,18 +1157,8 @@
           <w:szCs w:val="22"/>
           <w:u w:val="single"/>
         </w:rPr>
-        <w:t>Assumption:</w:t>
+        <w:t xml:space="preserve">Assumption: </w:t>
       </w:r>
-    </w:p>
-    <w:p>
-      <w:pPr>
-        <w:spacing w:line="360" w:lineRule="auto"/>
-        <w:rPr>
-          <w:rFonts w:ascii="Calibri" w:hAnsi="Calibri" w:cs="Calibri"/>
-          <w:sz w:val="22"/>
-          <w:szCs w:val="22"/>
-        </w:rPr>
-      </w:pPr>
       <w:r>
         <w:rPr>
           <w:rFonts w:ascii="Calibri" w:hAnsi="Calibri" w:cs="Calibri"/>
@@ -1207,7 +1179,6 @@
         <w:jc w:val="both"/>
         <w:rPr>
           <w:rFonts w:ascii="Calibri" w:hAnsi="Calibri" w:cs="Calibri"/>
-          <w:color w:val="000000" w:themeColor="text1"/>
           <w:sz w:val="22"/>
           <w:szCs w:val="22"/>
         </w:rPr>
@@ -1215,11 +1186,10 @@
       <w:r>
         <w:rPr>
           <w:rFonts w:ascii="Calibri" w:hAnsi="Calibri" w:cs="Calibri"/>
-          <w:color w:val="000000" w:themeColor="text1"/>
-          <w:sz w:val="22"/>
-          <w:szCs w:val="22"/>
-        </w:rPr>
-        <w:t>{.}</w:t>
+          <w:sz w:val="22"/>
+          <w:szCs w:val="22"/>
+        </w:rPr>
+        <w:t xml:space="preserve">{.}{/assumption}</w:t>
       </w:r>
     </w:p>
     <w:p>
@@ -1228,34 +1198,15 @@
         <w:jc w:val="both"/>
         <w:rPr>
           <w:rFonts w:ascii="Calibri" w:hAnsi="Calibri" w:cs="Calibri"/>
-          <w:sz w:val="22"/>
-          <w:szCs w:val="22"/>
-        </w:rPr>
-      </w:pPr>
-      <w:r>
-        <w:rPr>
-          <w:rFonts w:ascii="Calibri" w:hAnsi="Calibri" w:cs="Calibri"/>
-          <w:sz w:val="22"/>
-          <w:szCs w:val="22"/>
-        </w:rPr>
-        <w:t>{/}</w:t>
-      </w:r>
+          <w:color w:val="FF0000"/>
+          <w:sz w:val="22"/>
+          <w:szCs w:val="22"/>
+        </w:rPr>
+      </w:pPr>
     </w:p>
     <w:p>
       <w:pPr>
         <w:spacing w:line="360" w:lineRule="auto"/>
-        <w:jc w:val="both"/>
-        <w:rPr>
-          <w:rFonts w:ascii="Calibri" w:hAnsi="Calibri" w:cs="Calibri"/>
-          <w:color w:val="FF0000"/>
-          <w:sz w:val="22"/>
-          <w:szCs w:val="22"/>
-        </w:rPr>
-      </w:pPr>
-    </w:p>
-    <w:p>
-      <w:pPr>
-        <w:spacing w:line="360" w:lineRule="auto"/>
         <w:ind w:right="162"/>
         <w:rPr>
           <w:rFonts w:ascii="Calibri" w:hAnsi="Calibri" w:cs="Calibri"/>
@@ -1275,19 +1226,8 @@
           <w:szCs w:val="22"/>
           <w:u w:val="single"/>
         </w:rPr>
-        <w:t>CDT Out Of Scope:</w:t>
+        <w:t xml:space="preserve">CDT Out Of Scope: </w:t>
       </w:r>
-    </w:p>
-    <w:p>
-      <w:pPr>
-        <w:spacing w:line="360" w:lineRule="auto"/>
-        <w:ind w:right="162"/>
-        <w:rPr>
-          <w:rFonts w:ascii="Calibri" w:hAnsi="Calibri" w:cs="Calibri"/>
-          <w:sz w:val="22"/>
-          <w:szCs w:val="22"/>
-        </w:rPr>
-      </w:pPr>
       <w:r>
         <w:rPr>
           <w:rFonts w:ascii="Calibri" w:hAnsi="Calibri" w:cs="Calibri"/>
@@ -1309,7 +1249,6 @@
         <w:jc w:val="both"/>
         <w:rPr>
           <w:rFonts w:ascii="Calibri" w:hAnsi="Calibri" w:cs="Calibri"/>
-          <w:color w:val="000000" w:themeColor="text1"/>
           <w:sz w:val="22"/>
           <w:szCs w:val="22"/>
         </w:rPr>
@@ -1317,31 +1256,10 @@
       <w:r>
         <w:rPr>
           <w:rFonts w:ascii="Calibri" w:hAnsi="Calibri" w:cs="Calibri"/>
-          <w:color w:val="000000" w:themeColor="text1"/>
-          <w:sz w:val="22"/>
-          <w:szCs w:val="22"/>
-        </w:rPr>
-        <w:t>{.}</w:t>
-      </w:r>
-    </w:p>
-    <w:p>
-      <w:pPr>
-        <w:spacing w:line="360" w:lineRule="auto"/>
-        <w:ind w:right="162"/>
-        <w:jc w:val="both"/>
-        <w:rPr>
-          <w:rFonts w:ascii="Calibri" w:hAnsi="Calibri" w:cs="Calibri"/>
-          <w:sz w:val="22"/>
-          <w:szCs w:val="22"/>
-        </w:rPr>
-      </w:pPr>
-      <w:r>
-        <w:rPr>
-          <w:rFonts w:ascii="Calibri" w:hAnsi="Calibri" w:cs="Calibri"/>
-          <w:sz w:val="22"/>
-          <w:szCs w:val="22"/>
-        </w:rPr>
-        <w:t>{/}</w:t>
+          <w:sz w:val="22"/>
+          <w:szCs w:val="22"/>
+        </w:rPr>
+        <w:t xml:space="preserve">{.}{/out_of_scope}</w:t>
       </w:r>
     </w:p>
     <w:p>
